--- a/documentos/Documento - Projeto de Extensão - COM Empresa.docx
+++ b/documentos/Documento - Projeto de Extensão - COM Empresa.docx
@@ -135,7 +135,6 @@
             <w:pPr>
               <w:rPr>
                 <w:rFonts w:ascii="Arial" w:eastAsia="Arial" w:hAnsi="Arial" w:cs="Arial"/>
-                <w:color w:val="525252" w:themeColor="accent3" w:themeShade="80"/>
                 <w:sz w:val="20"/>
                 <w:szCs w:val="20"/>
               </w:rPr>
@@ -143,21 +142,61 @@
             <w:r>
               <w:rPr>
                 <w:rFonts w:ascii="Arial" w:eastAsia="Arial" w:hAnsi="Arial" w:cs="Arial"/>
-                <w:color w:val="525252" w:themeColor="accent3" w:themeShade="80"/>
-                <w:sz w:val="20"/>
-                <w:szCs w:val="20"/>
-              </w:rPr>
-              <w:t>Inserir os dados neste espaço. Orientações: descrição sucinta englobando o tema do projeto.</w:t>
-            </w:r>
-          </w:p>
-          <w:p>
-            <w:pPr>
-              <w:rPr>
-                <w:rFonts w:ascii="Arial" w:eastAsia="Arial" w:hAnsi="Arial" w:cs="Arial"/>
-                <w:sz w:val="20"/>
-                <w:szCs w:val="20"/>
-              </w:rPr>
-            </w:pPr>
+                <w:sz w:val="20"/>
+                <w:szCs w:val="20"/>
+              </w:rPr>
+              <w:t xml:space="preserve">O projeto consiste no desenvolvimento de um Dashboard Interativo para a startup </w:t>
+            </w:r>
+            <w:proofErr w:type="spellStart"/>
+            <w:r>
+              <w:rPr>
+                <w:rFonts w:ascii="Arial" w:eastAsia="Arial" w:hAnsi="Arial" w:cs="Arial"/>
+                <w:sz w:val="20"/>
+                <w:szCs w:val="20"/>
+              </w:rPr>
+              <w:t>PicMoney</w:t>
+            </w:r>
+            <w:proofErr w:type="spellEnd"/>
+            <w:r>
+              <w:rPr>
+                <w:rFonts w:ascii="Arial" w:eastAsia="Arial" w:hAnsi="Arial" w:cs="Arial"/>
+                <w:sz w:val="20"/>
+                <w:szCs w:val="20"/>
+              </w:rPr>
+              <w:t>,</w:t>
+            </w:r>
+            <w:r>
+              <w:rPr>
+                <w:rFonts w:ascii="Arial" w:eastAsia="Arial" w:hAnsi="Arial" w:cs="Arial"/>
+                <w:sz w:val="20"/>
+                <w:szCs w:val="20"/>
+              </w:rPr>
+              <w:t xml:space="preserve"> </w:t>
+            </w:r>
+            <w:r>
+              <w:rPr>
+                <w:rFonts w:ascii="Arial" w:eastAsia="Arial" w:hAnsi="Arial" w:cs="Arial"/>
+                <w:sz w:val="20"/>
+                <w:szCs w:val="20"/>
+              </w:rPr>
+              <w:t>integrando e apresentando indicadores financeiros (para o CFO) e operacionais (para o CEO)</w:t>
+            </w:r>
+            <w:r>
+              <w:rPr>
+                <w:rFonts w:ascii="Arial" w:eastAsia="Arial" w:hAnsi="Arial" w:cs="Arial"/>
+                <w:sz w:val="20"/>
+                <w:szCs w:val="20"/>
+              </w:rPr>
+              <w:t xml:space="preserve"> </w:t>
+            </w:r>
+            <w:r>
+              <w:rPr>
+                <w:rFonts w:ascii="Arial" w:eastAsia="Arial" w:hAnsi="Arial" w:cs="Arial"/>
+                <w:sz w:val="20"/>
+                <w:szCs w:val="20"/>
+              </w:rPr>
+              <w:t>para facilitar a tomada de decisão executiva.</w:t>
+            </w:r>
           </w:p>
         </w:tc>
       </w:tr>
@@ -168,7 +207,6 @@
         <w:jc w:val="both"/>
         <w:rPr>
           <w:rFonts w:ascii="Arial" w:eastAsia="Arial" w:hAnsi="Arial" w:cs="Arial"/>
-          <w:color w:val="FF3333"/>
           <w:sz w:val="20"/>
           <w:szCs w:val="20"/>
         </w:rPr>
@@ -209,7 +247,6 @@
         <w:rPr>
           <w:rFonts w:ascii="Arial" w:eastAsia="Arial" w:hAnsi="Arial" w:cs="Arial"/>
           <w:b/>
-          <w:color w:val="525252" w:themeColor="accent3" w:themeShade="80"/>
           <w:sz w:val="20"/>
           <w:szCs w:val="20"/>
         </w:rPr>
@@ -218,7 +255,6 @@
         <w:rPr>
           <w:rFonts w:ascii="Arial" w:eastAsia="Arial" w:hAnsi="Arial" w:cs="Arial"/>
           <w:b/>
-          <w:color w:val="525252" w:themeColor="accent3" w:themeShade="80"/>
           <w:sz w:val="16"/>
           <w:szCs w:val="16"/>
         </w:rPr>
@@ -248,7 +284,6 @@
         <w:tc>
           <w:tcPr>
             <w:tcW w:w="6675" w:type="dxa"/>
-            <w:shd w:val="clear" w:color="auto" w:fill="auto"/>
           </w:tcPr>
           <w:p>
             <w:pPr>
@@ -284,7 +319,6 @@
         <w:tc>
           <w:tcPr>
             <w:tcW w:w="2700" w:type="dxa"/>
-            <w:shd w:val="clear" w:color="auto" w:fill="auto"/>
           </w:tcPr>
           <w:p>
             <w:pPr>
@@ -311,14 +345,13 @@
         <w:tc>
           <w:tcPr>
             <w:tcW w:w="6675" w:type="dxa"/>
-            <w:shd w:val="clear" w:color="auto" w:fill="auto"/>
           </w:tcPr>
           <w:p>
             <w:pPr>
               <w:spacing w:after="0" w:line="240" w:lineRule="auto"/>
               <w:rPr>
                 <w:rFonts w:ascii="Arial" w:eastAsia="Arial" w:hAnsi="Arial" w:cs="Arial"/>
-                <w:color w:val="525252" w:themeColor="accent3" w:themeShade="80"/>
+                <w:b/>
                 <w:sz w:val="20"/>
                 <w:szCs w:val="20"/>
               </w:rPr>
@@ -326,40 +359,36 @@
             <w:r>
               <w:rPr>
                 <w:rFonts w:ascii="Arial" w:eastAsia="Arial" w:hAnsi="Arial" w:cs="Arial"/>
-                <w:color w:val="525252" w:themeColor="accent3" w:themeShade="80"/>
-                <w:sz w:val="20"/>
-                <w:szCs w:val="20"/>
-              </w:rPr>
-              <w:t>Preencher aqui</w:t>
-            </w:r>
-          </w:p>
-          <w:p>
-            <w:pPr>
-              <w:spacing w:after="0" w:line="240" w:lineRule="auto"/>
-              <w:rPr>
-                <w:rFonts w:ascii="Arial" w:eastAsia="Arial" w:hAnsi="Arial" w:cs="Arial"/>
-                <w:b/>
-                <w:sz w:val="20"/>
-                <w:szCs w:val="20"/>
-              </w:rPr>
-            </w:pPr>
+                <w:sz w:val="20"/>
+                <w:szCs w:val="20"/>
+              </w:rPr>
+              <w:t>Gabriel Carvalho Mota</w:t>
+            </w:r>
           </w:p>
         </w:tc>
         <w:tc>
           <w:tcPr>
             <w:tcW w:w="2700" w:type="dxa"/>
-            <w:shd w:val="clear" w:color="auto" w:fill="auto"/>
           </w:tcPr>
           <w:p>
             <w:pPr>
               <w:spacing w:after="0" w:line="240" w:lineRule="auto"/>
               <w:rPr>
                 <w:rFonts w:ascii="Arial" w:eastAsia="Arial" w:hAnsi="Arial" w:cs="Arial"/>
-                <w:b/>
+                <w:bCs/>
                 <w:sz w:val="20"/>
                 <w:szCs w:val="20"/>
               </w:rPr>
             </w:pPr>
+            <w:r>
+              <w:rPr>
+                <w:rFonts w:ascii="Arial" w:eastAsia="Arial" w:hAnsi="Arial" w:cs="Arial"/>
+                <w:bCs/>
+                <w:sz w:val="20"/>
+                <w:szCs w:val="20"/>
+              </w:rPr>
+              <w:t>24026334</w:t>
+            </w:r>
           </w:p>
         </w:tc>
       </w:tr>
@@ -367,46 +396,51 @@
         <w:tc>
           <w:tcPr>
             <w:tcW w:w="6675" w:type="dxa"/>
-            <w:shd w:val="clear" w:color="auto" w:fill="auto"/>
           </w:tcPr>
           <w:p>
             <w:pPr>
               <w:spacing w:after="0" w:line="240" w:lineRule="auto"/>
               <w:rPr>
                 <w:rFonts w:ascii="Arial" w:eastAsia="Arial" w:hAnsi="Arial" w:cs="Arial"/>
-                <w:b/>
+                <w:bCs/>
                 <w:sz w:val="20"/>
                 <w:szCs w:val="20"/>
               </w:rPr>
             </w:pPr>
-          </w:p>
-          <w:p>
-            <w:pPr>
-              <w:spacing w:after="0" w:line="240" w:lineRule="auto"/>
-              <w:rPr>
-                <w:rFonts w:ascii="Arial" w:eastAsia="Arial" w:hAnsi="Arial" w:cs="Arial"/>
-                <w:b/>
-                <w:sz w:val="20"/>
-                <w:szCs w:val="20"/>
-              </w:rPr>
-            </w:pPr>
+            <w:r>
+              <w:rPr>
+                <w:rFonts w:ascii="Arial" w:eastAsia="Arial" w:hAnsi="Arial" w:cs="Arial"/>
+                <w:bCs/>
+                <w:sz w:val="20"/>
+                <w:szCs w:val="20"/>
+              </w:rPr>
+              <w:t>Guilherme de Lima Siqueira</w:t>
+            </w:r>
           </w:p>
         </w:tc>
         <w:tc>
           <w:tcPr>
             <w:tcW w:w="2700" w:type="dxa"/>
-            <w:shd w:val="clear" w:color="auto" w:fill="auto"/>
           </w:tcPr>
           <w:p>
             <w:pPr>
               <w:spacing w:after="0" w:line="240" w:lineRule="auto"/>
               <w:rPr>
                 <w:rFonts w:ascii="Arial" w:eastAsia="Arial" w:hAnsi="Arial" w:cs="Arial"/>
-                <w:b/>
+                <w:bCs/>
                 <w:sz w:val="20"/>
                 <w:szCs w:val="20"/>
               </w:rPr>
             </w:pPr>
+            <w:r>
+              <w:rPr>
+                <w:rFonts w:ascii="Arial" w:eastAsia="Arial" w:hAnsi="Arial" w:cs="Arial"/>
+                <w:bCs/>
+                <w:sz w:val="20"/>
+                <w:szCs w:val="20"/>
+              </w:rPr>
+              <w:t>21010649</w:t>
+            </w:r>
           </w:p>
         </w:tc>
       </w:tr>
@@ -414,46 +448,51 @@
         <w:tc>
           <w:tcPr>
             <w:tcW w:w="6675" w:type="dxa"/>
-            <w:shd w:val="clear" w:color="auto" w:fill="auto"/>
           </w:tcPr>
           <w:p>
             <w:pPr>
               <w:spacing w:after="0" w:line="240" w:lineRule="auto"/>
               <w:rPr>
                 <w:rFonts w:ascii="Arial" w:eastAsia="Arial" w:hAnsi="Arial" w:cs="Arial"/>
-                <w:b/>
+                <w:bCs/>
                 <w:sz w:val="20"/>
                 <w:szCs w:val="20"/>
               </w:rPr>
             </w:pPr>
-          </w:p>
-          <w:p>
-            <w:pPr>
-              <w:spacing w:after="0" w:line="240" w:lineRule="auto"/>
-              <w:rPr>
-                <w:rFonts w:ascii="Arial" w:eastAsia="Arial" w:hAnsi="Arial" w:cs="Arial"/>
-                <w:b/>
-                <w:sz w:val="20"/>
-                <w:szCs w:val="20"/>
-              </w:rPr>
-            </w:pPr>
+            <w:r>
+              <w:rPr>
+                <w:rFonts w:ascii="Arial" w:eastAsia="Arial" w:hAnsi="Arial" w:cs="Arial"/>
+                <w:bCs/>
+                <w:sz w:val="20"/>
+                <w:szCs w:val="20"/>
+              </w:rPr>
+              <w:t>Rodrigo Luiz Menezes dos Reis</w:t>
+            </w:r>
           </w:p>
         </w:tc>
         <w:tc>
           <w:tcPr>
             <w:tcW w:w="2700" w:type="dxa"/>
-            <w:shd w:val="clear" w:color="auto" w:fill="auto"/>
           </w:tcPr>
           <w:p>
             <w:pPr>
               <w:spacing w:after="0" w:line="240" w:lineRule="auto"/>
               <w:rPr>
                 <w:rFonts w:ascii="Arial" w:eastAsia="Arial" w:hAnsi="Arial" w:cs="Arial"/>
-                <w:b/>
+                <w:bCs/>
                 <w:sz w:val="20"/>
                 <w:szCs w:val="20"/>
               </w:rPr>
             </w:pPr>
+            <w:r>
+              <w:rPr>
+                <w:rFonts w:ascii="Arial" w:eastAsia="Arial" w:hAnsi="Arial" w:cs="Arial"/>
+                <w:bCs/>
+                <w:sz w:val="20"/>
+                <w:szCs w:val="20"/>
+              </w:rPr>
+              <w:t>24025708</w:t>
+            </w:r>
           </w:p>
         </w:tc>
       </w:tr>
@@ -461,46 +500,51 @@
         <w:tc>
           <w:tcPr>
             <w:tcW w:w="6675" w:type="dxa"/>
-            <w:shd w:val="clear" w:color="auto" w:fill="auto"/>
           </w:tcPr>
           <w:p>
             <w:pPr>
               <w:spacing w:after="0" w:line="240" w:lineRule="auto"/>
               <w:rPr>
                 <w:rFonts w:ascii="Arial" w:eastAsia="Arial" w:hAnsi="Arial" w:cs="Arial"/>
-                <w:b/>
+                <w:bCs/>
                 <w:sz w:val="20"/>
                 <w:szCs w:val="20"/>
               </w:rPr>
             </w:pPr>
-          </w:p>
-          <w:p>
-            <w:pPr>
-              <w:spacing w:after="0" w:line="240" w:lineRule="auto"/>
-              <w:rPr>
-                <w:rFonts w:ascii="Arial" w:eastAsia="Arial" w:hAnsi="Arial" w:cs="Arial"/>
-                <w:b/>
-                <w:sz w:val="20"/>
-                <w:szCs w:val="20"/>
-              </w:rPr>
-            </w:pPr>
+            <w:r>
+              <w:rPr>
+                <w:rFonts w:ascii="Arial" w:eastAsia="Arial" w:hAnsi="Arial" w:cs="Arial"/>
+                <w:bCs/>
+                <w:sz w:val="20"/>
+                <w:szCs w:val="20"/>
+              </w:rPr>
+              <w:t>Vitória Leticia Maciel da Silva</w:t>
+            </w:r>
           </w:p>
         </w:tc>
         <w:tc>
           <w:tcPr>
             <w:tcW w:w="2700" w:type="dxa"/>
-            <w:shd w:val="clear" w:color="auto" w:fill="auto"/>
           </w:tcPr>
           <w:p>
             <w:pPr>
               <w:spacing w:after="0" w:line="240" w:lineRule="auto"/>
               <w:rPr>
                 <w:rFonts w:ascii="Arial" w:eastAsia="Arial" w:hAnsi="Arial" w:cs="Arial"/>
-                <w:b/>
+                <w:bCs/>
                 <w:sz w:val="20"/>
                 <w:szCs w:val="20"/>
               </w:rPr>
             </w:pPr>
+            <w:r>
+              <w:rPr>
+                <w:rFonts w:ascii="Arial" w:eastAsia="Arial" w:hAnsi="Arial" w:cs="Arial"/>
+                <w:bCs/>
+                <w:sz w:val="20"/>
+                <w:szCs w:val="20"/>
+              </w:rPr>
+              <w:t>24026593</w:t>
+            </w:r>
           </w:p>
         </w:tc>
       </w:tr>
@@ -520,7 +564,6 @@
         <w:rPr>
           <w:rFonts w:ascii="Arial" w:eastAsia="Arial" w:hAnsi="Arial" w:cs="Arial"/>
           <w:b/>
-          <w:color w:val="000000"/>
           <w:sz w:val="20"/>
           <w:szCs w:val="20"/>
         </w:rPr>
@@ -540,7 +583,6 @@
         <w:rPr>
           <w:rFonts w:ascii="Arial" w:eastAsia="Arial" w:hAnsi="Arial" w:cs="Arial"/>
           <w:b/>
-          <w:color w:val="000000"/>
           <w:sz w:val="20"/>
           <w:szCs w:val="20"/>
         </w:rPr>
@@ -549,7 +591,6 @@
         <w:rPr>
           <w:rFonts w:ascii="Arial" w:eastAsia="Arial" w:hAnsi="Arial" w:cs="Arial"/>
           <w:b/>
-          <w:color w:val="000000"/>
           <w:sz w:val="20"/>
           <w:szCs w:val="20"/>
         </w:rPr>
@@ -591,8 +632,7 @@
               <w:jc w:val="both"/>
               <w:rPr>
                 <w:rFonts w:ascii="Arial" w:eastAsia="Arial" w:hAnsi="Arial" w:cs="Arial"/>
-                <w:b/>
-                <w:color w:val="000000"/>
+                <w:bCs/>
                 <w:sz w:val="20"/>
                 <w:szCs w:val="20"/>
               </w:rPr>
@@ -600,21 +640,163 @@
             <w:r>
               <w:rPr>
                 <w:rFonts w:ascii="Arial" w:eastAsia="Arial" w:hAnsi="Arial" w:cs="Arial"/>
-                <w:color w:val="525252" w:themeColor="accent3" w:themeShade="80"/>
-                <w:sz w:val="20"/>
-                <w:szCs w:val="20"/>
-              </w:rPr>
-              <w:t>Inserir os dados neste espaço. Orientações: inserir o nome completo do professor responsável pela Atividade de Extensão.</w:t>
-            </w:r>
-            <w:r>
-              <w:rPr>
-                <w:rFonts w:ascii="Arial" w:eastAsia="Arial" w:hAnsi="Arial" w:cs="Arial"/>
-                <w:b/>
-                <w:color w:val="525252" w:themeColor="accent3" w:themeShade="80"/>
-                <w:sz w:val="16"/>
-                <w:szCs w:val="16"/>
-              </w:rPr>
-              <w:t xml:space="preserve"> </w:t>
+                <w:bCs/>
+                <w:sz w:val="20"/>
+                <w:szCs w:val="20"/>
+              </w:rPr>
+              <w:t xml:space="preserve">Orientador: </w:t>
+            </w:r>
+            <w:r>
+              <w:rPr>
+                <w:rFonts w:ascii="Arial" w:eastAsia="Arial" w:hAnsi="Arial" w:cs="Arial"/>
+                <w:bCs/>
+                <w:sz w:val="20"/>
+                <w:szCs w:val="20"/>
+              </w:rPr>
+              <w:t xml:space="preserve">Eduardo </w:t>
+            </w:r>
+            <w:proofErr w:type="spellStart"/>
+            <w:r>
+              <w:rPr>
+                <w:rFonts w:ascii="Arial" w:eastAsia="Arial" w:hAnsi="Arial" w:cs="Arial"/>
+                <w:bCs/>
+                <w:sz w:val="20"/>
+                <w:szCs w:val="20"/>
+              </w:rPr>
+              <w:t>Savino</w:t>
+            </w:r>
+            <w:proofErr w:type="spellEnd"/>
+            <w:r>
+              <w:rPr>
+                <w:rFonts w:ascii="Arial" w:eastAsia="Arial" w:hAnsi="Arial" w:cs="Arial"/>
+                <w:bCs/>
+                <w:sz w:val="20"/>
+                <w:szCs w:val="20"/>
+              </w:rPr>
+              <w:t xml:space="preserve"> Gomes</w:t>
+            </w:r>
+            <w:r>
+              <w:rPr>
+                <w:rFonts w:ascii="Arial" w:eastAsia="Arial" w:hAnsi="Arial" w:cs="Arial"/>
+                <w:bCs/>
+                <w:sz w:val="20"/>
+                <w:szCs w:val="20"/>
+              </w:rPr>
+              <w:t>.</w:t>
+            </w:r>
+          </w:p>
+          <w:p>
+            <w:pPr>
+              <w:pBdr>
+                <w:top w:val="nil"/>
+                <w:left w:val="nil"/>
+                <w:bottom w:val="nil"/>
+                <w:right w:val="nil"/>
+                <w:between w:val="nil"/>
+              </w:pBdr>
+              <w:spacing w:after="0"/>
+              <w:jc w:val="both"/>
+              <w:rPr>
+                <w:rFonts w:ascii="Arial" w:eastAsia="Arial" w:hAnsi="Arial" w:cs="Arial"/>
+                <w:bCs/>
+                <w:sz w:val="20"/>
+                <w:szCs w:val="20"/>
+              </w:rPr>
+            </w:pPr>
+            <w:proofErr w:type="spellStart"/>
+            <w:r>
+              <w:rPr>
+                <w:rFonts w:ascii="Arial" w:eastAsia="Arial" w:hAnsi="Arial" w:cs="Arial"/>
+                <w:bCs/>
+                <w:sz w:val="20"/>
+                <w:szCs w:val="20"/>
+              </w:rPr>
+              <w:t>Rodnil</w:t>
+            </w:r>
+            <w:proofErr w:type="spellEnd"/>
+            <w:r>
+              <w:rPr>
+                <w:rFonts w:ascii="Arial" w:eastAsia="Arial" w:hAnsi="Arial" w:cs="Arial"/>
+                <w:bCs/>
+                <w:sz w:val="20"/>
+                <w:szCs w:val="20"/>
+              </w:rPr>
+              <w:t xml:space="preserve"> da Silva Moreira Lisboa</w:t>
+            </w:r>
+            <w:r>
+              <w:rPr>
+                <w:rFonts w:ascii="Arial" w:eastAsia="Arial" w:hAnsi="Arial" w:cs="Arial"/>
+                <w:bCs/>
+                <w:sz w:val="20"/>
+                <w:szCs w:val="20"/>
+              </w:rPr>
+              <w:t>.</w:t>
+            </w:r>
+          </w:p>
+          <w:p>
+            <w:pPr>
+              <w:pBdr>
+                <w:top w:val="nil"/>
+                <w:left w:val="nil"/>
+                <w:bottom w:val="nil"/>
+                <w:right w:val="nil"/>
+                <w:between w:val="nil"/>
+              </w:pBdr>
+              <w:spacing w:after="0"/>
+              <w:jc w:val="both"/>
+              <w:rPr>
+                <w:rFonts w:ascii="Arial" w:eastAsia="Arial" w:hAnsi="Arial" w:cs="Arial"/>
+                <w:bCs/>
+                <w:sz w:val="20"/>
+                <w:szCs w:val="20"/>
+              </w:rPr>
+            </w:pPr>
+            <w:r>
+              <w:rPr>
+                <w:rFonts w:ascii="Arial" w:eastAsia="Arial" w:hAnsi="Arial" w:cs="Arial"/>
+                <w:bCs/>
+                <w:sz w:val="20"/>
+                <w:szCs w:val="20"/>
+              </w:rPr>
+              <w:t xml:space="preserve">Lucy Mari </w:t>
+            </w:r>
+            <w:proofErr w:type="spellStart"/>
+            <w:r>
+              <w:rPr>
+                <w:rFonts w:ascii="Arial" w:eastAsia="Arial" w:hAnsi="Arial" w:cs="Arial"/>
+                <w:bCs/>
+                <w:sz w:val="20"/>
+                <w:szCs w:val="20"/>
+              </w:rPr>
+              <w:t>Tabuti</w:t>
+            </w:r>
+            <w:proofErr w:type="spellEnd"/>
+          </w:p>
+          <w:p>
+            <w:pPr>
+              <w:pBdr>
+                <w:top w:val="nil"/>
+                <w:left w:val="nil"/>
+                <w:bottom w:val="nil"/>
+                <w:right w:val="nil"/>
+                <w:between w:val="nil"/>
+              </w:pBdr>
+              <w:jc w:val="both"/>
+              <w:rPr>
+                <w:rFonts w:ascii="Arial" w:eastAsia="Arial" w:hAnsi="Arial" w:cs="Arial"/>
+                <w:bCs/>
+                <w:sz w:val="20"/>
+                <w:szCs w:val="20"/>
+              </w:rPr>
+            </w:pPr>
+            <w:r>
+              <w:rPr>
+                <w:rFonts w:ascii="Arial" w:eastAsia="Arial" w:hAnsi="Arial" w:cs="Arial"/>
+                <w:bCs/>
+                <w:sz w:val="20"/>
+                <w:szCs w:val="20"/>
+              </w:rPr>
+              <w:t>Mauricio Lopes Da Cunha</w:t>
             </w:r>
           </w:p>
         </w:tc>
@@ -634,7 +816,6 @@
         <w:rPr>
           <w:rFonts w:ascii="Arial" w:eastAsia="Arial" w:hAnsi="Arial" w:cs="Arial"/>
           <w:b/>
-          <w:color w:val="000000"/>
           <w:sz w:val="20"/>
           <w:szCs w:val="20"/>
         </w:rPr>
@@ -654,7 +835,6 @@
         <w:rPr>
           <w:rFonts w:ascii="Arial" w:eastAsia="Arial" w:hAnsi="Arial" w:cs="Arial"/>
           <w:b/>
-          <w:color w:val="000000"/>
           <w:sz w:val="20"/>
           <w:szCs w:val="20"/>
         </w:rPr>
@@ -663,7 +843,6 @@
         <w:rPr>
           <w:rFonts w:ascii="Arial" w:eastAsia="Arial" w:hAnsi="Arial" w:cs="Arial"/>
           <w:b/>
-          <w:color w:val="000000"/>
           <w:sz w:val="20"/>
           <w:szCs w:val="20"/>
         </w:rPr>
@@ -706,7 +885,6 @@
               <w:rPr>
                 <w:rFonts w:ascii="Arial" w:eastAsia="Arial" w:hAnsi="Arial" w:cs="Arial"/>
                 <w:b/>
-                <w:color w:val="000000"/>
                 <w:sz w:val="20"/>
                 <w:szCs w:val="20"/>
               </w:rPr>
@@ -714,30 +892,10 @@
             <w:r>
               <w:rPr>
                 <w:rFonts w:ascii="Arial" w:eastAsia="Arial" w:hAnsi="Arial" w:cs="Arial"/>
-                <w:color w:val="525252" w:themeColor="accent3" w:themeShade="80"/>
-                <w:sz w:val="20"/>
-                <w:szCs w:val="20"/>
-              </w:rPr>
-              <w:t>Inserir os dados neste espaço. Orientações:</w:t>
-            </w:r>
-            <w:r>
-              <w:rPr>
-                <w:rFonts w:ascii="Arial" w:eastAsia="Arial" w:hAnsi="Arial" w:cs="Arial"/>
-                <w:b/>
-                <w:color w:val="525252" w:themeColor="accent3" w:themeShade="80"/>
-                <w:sz w:val="16"/>
-                <w:szCs w:val="16"/>
-              </w:rPr>
-              <w:t xml:space="preserve"> </w:t>
-            </w:r>
-            <w:r>
-              <w:rPr>
-                <w:rFonts w:ascii="Arial" w:eastAsia="Arial" w:hAnsi="Arial" w:cs="Arial"/>
-                <w:color w:val="525252" w:themeColor="accent3" w:themeShade="80"/>
-                <w:sz w:val="20"/>
-                <w:szCs w:val="20"/>
-              </w:rPr>
-              <w:t>inserir o nome do curso de graduação.</w:t>
+                <w:sz w:val="20"/>
+                <w:szCs w:val="20"/>
+              </w:rPr>
+              <w:t>Ciência da Computação</w:t>
             </w:r>
           </w:p>
         </w:tc>
@@ -757,7 +915,6 @@
         <w:rPr>
           <w:rFonts w:ascii="Arial" w:eastAsia="Arial" w:hAnsi="Arial" w:cs="Arial"/>
           <w:b/>
-          <w:color w:val="000000"/>
           <w:sz w:val="20"/>
           <w:szCs w:val="20"/>
         </w:rPr>
@@ -791,7 +948,6 @@
         <w:rPr>
           <w:rFonts w:ascii="Arial" w:eastAsia="Arial" w:hAnsi="Arial" w:cs="Arial"/>
           <w:b/>
-          <w:color w:val="525252" w:themeColor="accent3" w:themeShade="80"/>
           <w:sz w:val="20"/>
           <w:szCs w:val="20"/>
         </w:rPr>
@@ -800,23 +956,18 @@
         <w:rPr>
           <w:rFonts w:ascii="Arial Unicode MS" w:eastAsia="Arial Unicode MS" w:hAnsi="Arial Unicode MS" w:cs="Arial Unicode MS"/>
           <w:b/>
-          <w:color w:val="525252" w:themeColor="accent3" w:themeShade="80"/>
           <w:sz w:val="16"/>
           <w:szCs w:val="16"/>
         </w:rPr>
         <w:t>Identificar com ✓ uma ou mais linhas de atuação conforme</w:t>
       </w:r>
       <w:r>
-        <w:rPr>
-          <w:color w:val="525252" w:themeColor="accent3" w:themeShade="80"/>
-        </w:rPr>
         <w:t xml:space="preserve"> </w:t>
       </w:r>
       <w:r>
         <w:rPr>
           <w:rFonts w:ascii="Arial" w:eastAsia="Arial" w:hAnsi="Arial" w:cs="Arial"/>
           <w:b/>
-          <w:color w:val="525252" w:themeColor="accent3" w:themeShade="80"/>
           <w:sz w:val="16"/>
           <w:szCs w:val="16"/>
         </w:rPr>
@@ -842,7 +993,6 @@
               <w:left w:val="single" w:sz="4" w:space="0" w:color="000000"/>
               <w:bottom w:val="single" w:sz="4" w:space="0" w:color="000000"/>
             </w:tcBorders>
-            <w:shd w:val="clear" w:color="auto" w:fill="auto"/>
           </w:tcPr>
           <w:p>
             <w:pPr>
@@ -857,7 +1007,6 @@
               <w:ind w:left="360"/>
               <w:rPr>
                 <w:rFonts w:ascii="Arial" w:eastAsia="Arial" w:hAnsi="Arial" w:cs="Arial"/>
-                <w:color w:val="000000"/>
                 <w:sz w:val="20"/>
                 <w:szCs w:val="20"/>
               </w:rPr>
@@ -865,20 +1014,18 @@
             <w:r>
               <w:rPr>
                 <w:rFonts w:ascii="Arial" w:eastAsia="Arial" w:hAnsi="Arial" w:cs="Arial"/>
-                <w:color w:val="000000"/>
-                <w:sz w:val="20"/>
-                <w:szCs w:val="20"/>
-              </w:rPr>
-              <w:t xml:space="preserve">- </w:t>
-            </w:r>
-            <w:r>
-              <w:rPr>
-                <w:rFonts w:ascii="Arial" w:eastAsia="Arial" w:hAnsi="Arial" w:cs="Arial"/>
-                <w:color w:val="000000"/>
-                <w:sz w:val="20"/>
-                <w:szCs w:val="20"/>
-              </w:rPr>
-              <w:t xml:space="preserve">Projeto Interdisciplinar: </w:t>
+                <w:sz w:val="20"/>
+                <w:szCs w:val="20"/>
+              </w:rPr>
+              <w:t xml:space="preserve">- Projeto Interdisciplinar: </w:t>
+            </w:r>
+            <w:r>
+              <w:rPr>
+                <w:rFonts w:ascii="Arial" w:eastAsia="Arial" w:hAnsi="Arial" w:cs="Arial"/>
+                <w:sz w:val="20"/>
+                <w:szCs w:val="20"/>
+              </w:rPr>
+              <w:t>Ciência de Dados</w:t>
             </w:r>
           </w:p>
         </w:tc>
@@ -891,7 +1038,6 @@
               <w:bottom w:val="single" w:sz="4" w:space="0" w:color="000000"/>
               <w:right w:val="single" w:sz="4" w:space="0" w:color="000000"/>
             </w:tcBorders>
-            <w:shd w:val="clear" w:color="auto" w:fill="auto"/>
           </w:tcPr>
           <w:p>
             <w:pPr>
@@ -905,11 +1051,19 @@
               <w:spacing w:after="0" w:line="240" w:lineRule="auto"/>
               <w:rPr>
                 <w:rFonts w:ascii="Arial" w:eastAsia="Arial" w:hAnsi="Arial" w:cs="Arial"/>
-                <w:color w:val="000000"/>
                 <w:sz w:val="20"/>
                 <w:szCs w:val="20"/>
               </w:rPr>
             </w:pPr>
+            <w:r>
+              <w:rPr>
+                <w:rFonts w:ascii="Segoe UI Symbol" w:eastAsia="Arial Unicode MS" w:hAnsi="Segoe UI Symbol" w:cs="Segoe UI Symbol"/>
+                <w:b/>
+                <w:sz w:val="16"/>
+                <w:szCs w:val="16"/>
+              </w:rPr>
+              <w:t>✓</w:t>
+            </w:r>
           </w:p>
           <w:p>
             <w:pPr>
@@ -923,7 +1077,6 @@
               <w:spacing w:after="0" w:line="240" w:lineRule="auto"/>
               <w:rPr>
                 <w:rFonts w:ascii="Arial" w:eastAsia="Arial" w:hAnsi="Arial" w:cs="Arial"/>
-                <w:color w:val="000000"/>
                 <w:sz w:val="20"/>
                 <w:szCs w:val="20"/>
               </w:rPr>
@@ -938,7 +1091,6 @@
         <w:jc w:val="both"/>
         <w:rPr>
           <w:rFonts w:ascii="Arial" w:eastAsia="Arial" w:hAnsi="Arial" w:cs="Arial"/>
-          <w:color w:val="FF3333"/>
           <w:sz w:val="20"/>
           <w:szCs w:val="20"/>
         </w:rPr>
@@ -972,7 +1124,6 @@
         <w:rPr>
           <w:rFonts w:ascii="Arial" w:eastAsia="Arial" w:hAnsi="Arial" w:cs="Arial"/>
           <w:b/>
-          <w:color w:val="525252" w:themeColor="accent3" w:themeShade="80"/>
           <w:sz w:val="16"/>
           <w:szCs w:val="16"/>
         </w:rPr>
@@ -981,7 +1132,6 @@
         <w:rPr>
           <w:rFonts w:ascii="Arial Unicode MS" w:eastAsia="Arial Unicode MS" w:hAnsi="Arial Unicode MS" w:cs="Arial Unicode MS"/>
           <w:b/>
-          <w:color w:val="525252" w:themeColor="accent3" w:themeShade="80"/>
           <w:sz w:val="16"/>
           <w:szCs w:val="16"/>
         </w:rPr>
@@ -1033,6 +1183,23 @@
               </w:rPr>
               <w:t>Atividade de Extensão não implementado na prática (proposta de intervenção)</w:t>
             </w:r>
+            <w:r>
+              <w:rPr>
+                <w:rFonts w:ascii="Arial" w:eastAsia="Arial" w:hAnsi="Arial" w:cs="Arial"/>
+                <w:sz w:val="20"/>
+                <w:szCs w:val="20"/>
+              </w:rPr>
+              <w:t xml:space="preserve"> </w:t>
+            </w:r>
+            <w:r>
+              <w:rPr>
+                <w:rFonts w:ascii="Arial Unicode MS" w:eastAsia="Arial Unicode MS" w:hAnsi="Arial Unicode MS" w:cs="Arial Unicode MS"/>
+                <w:b/>
+                <w:sz w:val="16"/>
+                <w:szCs w:val="16"/>
+              </w:rPr>
+              <w:t>✓</w:t>
+            </w:r>
           </w:p>
           <w:p>
             <w:pPr>
@@ -1102,7 +1269,6 @@
         <w:tc>
           <w:tcPr>
             <w:tcW w:w="9355" w:type="dxa"/>
-            <w:shd w:val="clear" w:color="auto" w:fill="auto"/>
             <w:tcMar>
               <w:top w:w="100" w:type="dxa"/>
               <w:left w:w="100" w:type="dxa"/>
@@ -1131,47 +1297,36 @@
             <w:r>
               <w:rPr>
                 <w:rFonts w:ascii="Arial" w:eastAsia="Arial" w:hAnsi="Arial" w:cs="Arial"/>
-                <w:color w:val="525252" w:themeColor="accent3" w:themeShade="80"/>
-                <w:sz w:val="20"/>
-                <w:szCs w:val="20"/>
-              </w:rPr>
-              <w:t xml:space="preserve">Estabelecido conforme </w:t>
-            </w:r>
-            <w:r>
-              <w:rPr>
-                <w:rFonts w:ascii="Arial" w:eastAsia="Arial" w:hAnsi="Arial" w:cs="Arial"/>
-                <w:color w:val="525252" w:themeColor="accent3" w:themeShade="80"/>
-                <w:sz w:val="20"/>
-                <w:szCs w:val="20"/>
-              </w:rPr>
-              <w:t>seleção da ODS e dos</w:t>
-            </w:r>
-            <w:r>
-              <w:rPr>
-                <w:rFonts w:ascii="Arial" w:eastAsia="Arial" w:hAnsi="Arial" w:cs="Arial"/>
-                <w:color w:val="525252" w:themeColor="accent3" w:themeShade="80"/>
-                <w:sz w:val="20"/>
-                <w:szCs w:val="20"/>
-              </w:rPr>
-              <w:t xml:space="preserve"> conhecimento</w:t>
-            </w:r>
-            <w:r>
-              <w:rPr>
-                <w:rFonts w:ascii="Arial" w:eastAsia="Arial" w:hAnsi="Arial" w:cs="Arial"/>
-                <w:color w:val="525252" w:themeColor="accent3" w:themeShade="80"/>
-                <w:sz w:val="20"/>
-                <w:szCs w:val="20"/>
-              </w:rPr>
-              <w:t>s a</w:t>
-            </w:r>
-            <w:r>
-              <w:rPr>
-                <w:rFonts w:ascii="Arial" w:eastAsia="Arial" w:hAnsi="Arial" w:cs="Arial"/>
-                <w:color w:val="525252" w:themeColor="accent3" w:themeShade="80"/>
-                <w:sz w:val="20"/>
-                <w:szCs w:val="20"/>
-              </w:rPr>
-              <w:t xml:space="preserve"> serem trabalhados e orientações do docente.</w:t>
+                <w:sz w:val="20"/>
+                <w:szCs w:val="20"/>
+              </w:rPr>
+              <w:t xml:space="preserve">O tema gerador é a aplicação prática e interdisciplinar dos conhecimentos de Ciência de Dados, Engenharia de Software, e Contabilidade e Finanças no desenvolvimento de um Dashboard Interativo. O projeto visa solucionar um desafio real da startup </w:t>
+            </w:r>
+            <w:proofErr w:type="spellStart"/>
+            <w:r>
+              <w:rPr>
+                <w:rFonts w:ascii="Arial" w:eastAsia="Arial" w:hAnsi="Arial" w:cs="Arial"/>
+                <w:sz w:val="20"/>
+                <w:szCs w:val="20"/>
+              </w:rPr>
+              <w:t>PicMoney</w:t>
+            </w:r>
+            <w:proofErr w:type="spellEnd"/>
+            <w:r>
+              <w:rPr>
+                <w:rFonts w:ascii="Arial" w:eastAsia="Arial" w:hAnsi="Arial" w:cs="Arial"/>
+                <w:sz w:val="20"/>
+                <w:szCs w:val="20"/>
+              </w:rPr>
+              <w:t>, focado no suporte à tomada de decisão executiva</w:t>
+            </w:r>
+            <w:r>
+              <w:rPr>
+                <w:rFonts w:ascii="Arial" w:eastAsia="Arial" w:hAnsi="Arial" w:cs="Arial"/>
+                <w:sz w:val="20"/>
+                <w:szCs w:val="20"/>
+              </w:rPr>
+              <w:t>.</w:t>
             </w:r>
           </w:p>
         </w:tc>
@@ -1226,7 +1381,6 @@
               <w:shd w:val="clear" w:color="auto" w:fill="FFFFFF"/>
               <w:rPr>
                 <w:rFonts w:ascii="Arial" w:eastAsia="Arial" w:hAnsi="Arial" w:cs="Arial"/>
-                <w:color w:val="525252" w:themeColor="accent3" w:themeShade="80"/>
                 <w:sz w:val="20"/>
                 <w:szCs w:val="20"/>
               </w:rPr>
@@ -1234,11 +1388,105 @@
             <w:r>
               <w:rPr>
                 <w:rFonts w:ascii="Arial" w:eastAsia="Arial" w:hAnsi="Arial" w:cs="Arial"/>
-                <w:color w:val="525252" w:themeColor="accent3" w:themeShade="80"/>
-                <w:sz w:val="20"/>
-                <w:szCs w:val="20"/>
-              </w:rPr>
-              <w:t xml:space="preserve">Inserir os dados neste espaço. </w:t>
+                <w:sz w:val="20"/>
+                <w:szCs w:val="20"/>
+              </w:rPr>
+              <w:t xml:space="preserve">O produto decorrente da atividade é um Dashboard Interativo em formato de aplicação web, desenvolvido para a startup </w:t>
+            </w:r>
+            <w:proofErr w:type="spellStart"/>
+            <w:r>
+              <w:rPr>
+                <w:rFonts w:ascii="Arial" w:eastAsia="Arial" w:hAnsi="Arial" w:cs="Arial"/>
+                <w:sz w:val="20"/>
+                <w:szCs w:val="20"/>
+              </w:rPr>
+              <w:t>PicMoney</w:t>
+            </w:r>
+            <w:proofErr w:type="spellEnd"/>
+            <w:r>
+              <w:rPr>
+                <w:rFonts w:ascii="Arial" w:eastAsia="Arial" w:hAnsi="Arial" w:cs="Arial"/>
+                <w:sz w:val="20"/>
+                <w:szCs w:val="20"/>
+              </w:rPr>
+              <w:t xml:space="preserve">. Esta ferramenta de Business </w:t>
+            </w:r>
+            <w:proofErr w:type="spellStart"/>
+            <w:r>
+              <w:rPr>
+                <w:rFonts w:ascii="Arial" w:eastAsia="Arial" w:hAnsi="Arial" w:cs="Arial"/>
+                <w:sz w:val="20"/>
+                <w:szCs w:val="20"/>
+              </w:rPr>
+              <w:t>Intelligence</w:t>
+            </w:r>
+            <w:proofErr w:type="spellEnd"/>
+            <w:r>
+              <w:rPr>
+                <w:rFonts w:ascii="Arial" w:eastAsia="Arial" w:hAnsi="Arial" w:cs="Arial"/>
+                <w:sz w:val="20"/>
+                <w:szCs w:val="20"/>
+              </w:rPr>
+              <w:t xml:space="preserve"> é voltada ao</w:t>
+            </w:r>
+            <w:r>
+              <w:rPr>
+                <w:rFonts w:ascii="Arial" w:eastAsia="Arial" w:hAnsi="Arial" w:cs="Arial"/>
+                <w:sz w:val="20"/>
+                <w:szCs w:val="20"/>
+              </w:rPr>
+              <w:t xml:space="preserve"> </w:t>
+            </w:r>
+            <w:r>
+              <w:rPr>
+                <w:rFonts w:ascii="Arial" w:eastAsia="Arial" w:hAnsi="Arial" w:cs="Arial"/>
+                <w:sz w:val="20"/>
+                <w:szCs w:val="20"/>
+              </w:rPr>
+              <w:t>CEO e CFO</w:t>
+            </w:r>
+            <w:r>
+              <w:rPr>
+                <w:rFonts w:ascii="Arial" w:eastAsia="Arial" w:hAnsi="Arial" w:cs="Arial"/>
+                <w:sz w:val="20"/>
+                <w:szCs w:val="20"/>
+              </w:rPr>
+              <w:t>,</w:t>
+            </w:r>
+            <w:r>
+              <w:rPr>
+                <w:rFonts w:ascii="Arial" w:eastAsia="Arial" w:hAnsi="Arial" w:cs="Arial"/>
+                <w:sz w:val="20"/>
+                <w:szCs w:val="20"/>
+              </w:rPr>
+              <w:t xml:space="preserve"> e tem como objetivo centralizar e visualizar indicadores-chave de performance (KPIs) para apoiar a tomada de decisão estratégica. A solução, construída em Python com </w:t>
+            </w:r>
+            <w:proofErr w:type="spellStart"/>
+            <w:r>
+              <w:rPr>
+                <w:rFonts w:ascii="Arial" w:eastAsia="Arial" w:hAnsi="Arial" w:cs="Arial"/>
+                <w:sz w:val="20"/>
+                <w:szCs w:val="20"/>
+              </w:rPr>
+              <w:t>Streamlit</w:t>
+            </w:r>
+            <w:proofErr w:type="spellEnd"/>
+            <w:r>
+              <w:rPr>
+                <w:rFonts w:ascii="Arial" w:eastAsia="Arial" w:hAnsi="Arial" w:cs="Arial"/>
+                <w:sz w:val="20"/>
+                <w:szCs w:val="20"/>
+              </w:rPr>
+              <w:t xml:space="preserve"> e conectada a um </w:t>
+            </w:r>
+            <w:r>
+              <w:rPr>
+                <w:rFonts w:ascii="Arial" w:eastAsia="Arial" w:hAnsi="Arial" w:cs="Arial"/>
+                <w:sz w:val="20"/>
+                <w:szCs w:val="20"/>
+              </w:rPr>
+              <w:lastRenderedPageBreak/>
+              <w:t>banco de dados MySQL, apresenta painéis customizados que analisam a saúde financeira (receita, margem, rentabilidade por bairro) e o engajamento de usuários (aquisição, taxa de retenção, perfis demográficos).</w:t>
             </w:r>
           </w:p>
           <w:p>
@@ -1246,7 +1494,7 @@
               <w:shd w:val="clear" w:color="auto" w:fill="FFFFFF"/>
               <w:rPr>
                 <w:rFonts w:ascii="Arial" w:eastAsia="Arial" w:hAnsi="Arial" w:cs="Arial"/>
-                <w:color w:val="525252" w:themeColor="accent3" w:themeShade="80"/>
+                <w:b/>
                 <w:sz w:val="20"/>
                 <w:szCs w:val="20"/>
               </w:rPr>
@@ -1254,30 +1502,52 @@
             <w:r>
               <w:rPr>
                 <w:rFonts w:ascii="Arial" w:eastAsia="Arial" w:hAnsi="Arial" w:cs="Arial"/>
-                <w:color w:val="525252" w:themeColor="accent3" w:themeShade="80"/>
-                <w:sz w:val="20"/>
-                <w:szCs w:val="20"/>
-              </w:rPr>
-              <w:t>Orientações:</w:t>
-            </w:r>
-            <w:r>
-              <w:rPr>
-                <w:rFonts w:ascii="Arial" w:eastAsia="Arial" w:hAnsi="Arial" w:cs="Arial"/>
                 <w:b/>
-                <w:color w:val="525252" w:themeColor="accent3" w:themeShade="80"/>
-                <w:sz w:val="16"/>
-                <w:szCs w:val="16"/>
-              </w:rPr>
-              <w:t xml:space="preserve"> </w:t>
-            </w:r>
-            <w:r>
-              <w:rPr>
-                <w:rFonts w:ascii="Arial" w:eastAsia="Arial" w:hAnsi="Arial" w:cs="Arial"/>
-                <w:color w:val="525252" w:themeColor="accent3" w:themeShade="80"/>
-                <w:sz w:val="20"/>
-                <w:szCs w:val="20"/>
-              </w:rPr>
-              <w:t xml:space="preserve">Descrever o produto decorrente da atividade de Extensão. </w:t>
+                <w:noProof/>
+                <w:sz w:val="20"/>
+                <w:szCs w:val="20"/>
+              </w:rPr>
+              <w:drawing>
+                <wp:inline distT="0" distB="0" distL="0" distR="0" wp14:anchorId="0F9DBF19" wp14:editId="6260B637">
+                  <wp:extent cx="5873115" cy="2642870"/>
+                  <wp:effectExtent l="0" t="0" r="0" b="5080"/>
+                  <wp:docPr id="711514254" name="Imagem 1" descr="Tela de computador com texto preto sobre fundo branco&#10;&#10;O conteúdo gerado por IA pode estar incorreto."/>
+                  <wp:cNvGraphicFramePr>
+                    <a:graphicFrameLocks xmlns:a="http://schemas.openxmlformats.org/drawingml/2006/main" noChangeAspect="1"/>
+                  </wp:cNvGraphicFramePr>
+                  <a:graphic xmlns:a="http://schemas.openxmlformats.org/drawingml/2006/main">
+                    <a:graphicData uri="http://schemas.openxmlformats.org/drawingml/2006/picture">
+                      <pic:pic xmlns:pic="http://schemas.openxmlformats.org/drawingml/2006/picture">
+                        <pic:nvPicPr>
+                          <pic:cNvPr id="711514254" name="Imagem 1" descr="Tela de computador com texto preto sobre fundo branco&#10;&#10;O conteúdo gerado por IA pode estar incorreto."/>
+                          <pic:cNvPicPr/>
+                        </pic:nvPicPr>
+                        <pic:blipFill>
+                          <a:blip r:embed="rId10" cstate="print">
+                            <a:extLst>
+                              <a:ext uri="{28A0092B-C50C-407E-A947-70E740481C1C}">
+                                <a14:useLocalDpi xmlns:a14="http://schemas.microsoft.com/office/drawing/2010/main" val="0"/>
+                              </a:ext>
+                            </a:extLst>
+                          </a:blip>
+                          <a:stretch>
+                            <a:fillRect/>
+                          </a:stretch>
+                        </pic:blipFill>
+                        <pic:spPr>
+                          <a:xfrm>
+                            <a:off x="0" y="0"/>
+                            <a:ext cx="5873115" cy="2642870"/>
+                          </a:xfrm>
+                          <a:prstGeom prst="rect">
+                            <a:avLst/>
+                          </a:prstGeom>
+                        </pic:spPr>
+                      </pic:pic>
+                    </a:graphicData>
+                  </a:graphic>
+                </wp:inline>
+              </w:drawing>
             </w:r>
           </w:p>
           <w:p>
@@ -1293,11 +1563,52 @@
             <w:r>
               <w:rPr>
                 <w:rFonts w:ascii="Arial" w:eastAsia="Arial" w:hAnsi="Arial" w:cs="Arial"/>
-                <w:color w:val="525252" w:themeColor="accent3" w:themeShade="80"/>
-                <w:sz w:val="20"/>
-                <w:szCs w:val="20"/>
-              </w:rPr>
-              <w:t>Apresentar evidências como fotos, links, folder, cartilha, código, apresentação, etc.</w:t>
+                <w:b/>
+                <w:noProof/>
+                <w:sz w:val="20"/>
+                <w:szCs w:val="20"/>
+              </w:rPr>
+              <w:drawing>
+                <wp:inline distT="0" distB="0" distL="0" distR="0" wp14:anchorId="185185B6" wp14:editId="41EAA8F6">
+                  <wp:extent cx="5873115" cy="2642870"/>
+                  <wp:effectExtent l="0" t="0" r="0" b="5080"/>
+                  <wp:docPr id="1409887249" name="Imagem 3" descr="Logotipo&#10;&#10;O conteúdo gerado por IA pode estar incorreto."/>
+                  <wp:cNvGraphicFramePr>
+                    <a:graphicFrameLocks xmlns:a="http://schemas.openxmlformats.org/drawingml/2006/main" noChangeAspect="1"/>
+                  </wp:cNvGraphicFramePr>
+                  <a:graphic xmlns:a="http://schemas.openxmlformats.org/drawingml/2006/main">
+                    <a:graphicData uri="http://schemas.openxmlformats.org/drawingml/2006/picture">
+                      <pic:pic xmlns:pic="http://schemas.openxmlformats.org/drawingml/2006/picture">
+                        <pic:nvPicPr>
+                          <pic:cNvPr id="1409887249" name="Imagem 3" descr="Logotipo&#10;&#10;O conteúdo gerado por IA pode estar incorreto."/>
+                          <pic:cNvPicPr/>
+                        </pic:nvPicPr>
+                        <pic:blipFill>
+                          <a:blip r:embed="rId11" cstate="print">
+                            <a:extLst>
+                              <a:ext uri="{28A0092B-C50C-407E-A947-70E740481C1C}">
+                                <a14:useLocalDpi xmlns:a14="http://schemas.microsoft.com/office/drawing/2010/main" val="0"/>
+                              </a:ext>
+                            </a:extLst>
+                          </a:blip>
+                          <a:stretch>
+                            <a:fillRect/>
+                          </a:stretch>
+                        </pic:blipFill>
+                        <pic:spPr>
+                          <a:xfrm>
+                            <a:off x="0" y="0"/>
+                            <a:ext cx="5873115" cy="2642870"/>
+                          </a:xfrm>
+                          <a:prstGeom prst="rect">
+                            <a:avLst/>
+                          </a:prstGeom>
+                        </pic:spPr>
+                      </pic:pic>
+                    </a:graphicData>
+                  </a:graphic>
+                </wp:inline>
+              </w:drawing>
             </w:r>
           </w:p>
         </w:tc>
@@ -1340,7 +1651,6 @@
         <w:rPr>
           <w:rFonts w:ascii="Arial" w:eastAsia="Arial" w:hAnsi="Arial" w:cs="Arial"/>
           <w:b/>
-          <w:color w:val="FF3333"/>
           <w:sz w:val="16"/>
           <w:szCs w:val="16"/>
         </w:rPr>
@@ -1374,7 +1684,6 @@
               <w:bottom w:val="single" w:sz="4" w:space="0" w:color="000000"/>
               <w:right w:val="single" w:sz="4" w:space="0" w:color="000000"/>
             </w:tcBorders>
-            <w:shd w:val="clear" w:color="auto" w:fill="auto"/>
           </w:tcPr>
           <w:p>
             <w:pPr>
@@ -1389,7 +1698,6 @@
               <w:jc w:val="both"/>
               <w:rPr>
                 <w:rFonts w:ascii="Arial" w:eastAsia="Arial" w:hAnsi="Arial" w:cs="Arial"/>
-                <w:color w:val="FF3333"/>
                 <w:sz w:val="20"/>
                 <w:szCs w:val="20"/>
               </w:rPr>
@@ -1397,11 +1705,60 @@
             <w:r>
               <w:rPr>
                 <w:rFonts w:ascii="Arial" w:eastAsia="Arial" w:hAnsi="Arial" w:cs="Arial"/>
-                <w:color w:val="525252" w:themeColor="accent3" w:themeShade="80"/>
-                <w:sz w:val="20"/>
-                <w:szCs w:val="20"/>
-              </w:rPr>
-              <w:t xml:space="preserve">Inserir os dados neste espaço. Orientações: conhecer na prática a realidade do campo de atuação. Definir e descrever o local em que a intervenção prevista na atividade de extensão pode ser implementada, lembrando que não há obrigatoriedade de esta ação ser efetivamente colocada em prática neste momento. É importante considerar intervenções tecnicamente exequíveis, sustentáveis e economicamente viáveis. </w:t>
+                <w:sz w:val="20"/>
+                <w:szCs w:val="20"/>
+              </w:rPr>
+              <w:t xml:space="preserve">O cenário previsto para a implementação do projeto é o ambiente corporativo interno da startup </w:t>
+            </w:r>
+            <w:proofErr w:type="spellStart"/>
+            <w:r>
+              <w:rPr>
+                <w:rFonts w:ascii="Arial" w:eastAsia="Arial" w:hAnsi="Arial" w:cs="Arial"/>
+                <w:sz w:val="20"/>
+                <w:szCs w:val="20"/>
+              </w:rPr>
+              <w:t>PicMoney</w:t>
+            </w:r>
+            <w:proofErr w:type="spellEnd"/>
+            <w:r>
+              <w:rPr>
+                <w:rFonts w:ascii="Arial" w:eastAsia="Arial" w:hAnsi="Arial" w:cs="Arial"/>
+                <w:sz w:val="20"/>
+                <w:szCs w:val="20"/>
+              </w:rPr>
+              <w:t xml:space="preserve">. A intervenção consiste numa aplicação web (Dashboard Interativo) que não se destina ao público geral, mas sim ao uso restrito da equipa executiva da empresa. A plataforma seria </w:t>
+            </w:r>
+            <w:r>
+              <w:rPr>
+                <w:rFonts w:ascii="Arial" w:eastAsia="Arial" w:hAnsi="Arial" w:cs="Arial"/>
+                <w:sz w:val="20"/>
+                <w:szCs w:val="20"/>
+              </w:rPr>
+              <w:t>utilizada</w:t>
+            </w:r>
+            <w:r>
+              <w:rPr>
+                <w:rFonts w:ascii="Arial" w:eastAsia="Arial" w:hAnsi="Arial" w:cs="Arial"/>
+                <w:sz w:val="20"/>
+                <w:szCs w:val="20"/>
+              </w:rPr>
+              <w:t xml:space="preserve"> através dos dispositivos de trabalho dos diretores</w:t>
+            </w:r>
+            <w:r>
+              <w:rPr>
+                <w:rFonts w:ascii="Arial" w:eastAsia="Arial" w:hAnsi="Arial" w:cs="Arial"/>
+                <w:sz w:val="20"/>
+                <w:szCs w:val="20"/>
+              </w:rPr>
+              <w:t xml:space="preserve"> </w:t>
+            </w:r>
+            <w:r>
+              <w:rPr>
+                <w:rFonts w:ascii="Arial" w:eastAsia="Arial" w:hAnsi="Arial" w:cs="Arial"/>
+                <w:sz w:val="20"/>
+                <w:szCs w:val="20"/>
+              </w:rPr>
+              <w:t>para monitorizar KPIs e apoiar a tomada de decisão estratégica.</w:t>
             </w:r>
           </w:p>
         </w:tc>
@@ -1424,7 +1781,6 @@
         <w:rPr>
           <w:rFonts w:ascii="Arial" w:eastAsia="Arial" w:hAnsi="Arial" w:cs="Arial"/>
           <w:b/>
-          <w:color w:val="FF3333"/>
           <w:sz w:val="16"/>
           <w:szCs w:val="16"/>
         </w:rPr>
@@ -1458,7 +1814,6 @@
               <w:bottom w:val="single" w:sz="4" w:space="0" w:color="000000"/>
               <w:right w:val="single" w:sz="4" w:space="0" w:color="000000"/>
             </w:tcBorders>
-            <w:shd w:val="clear" w:color="auto" w:fill="auto"/>
           </w:tcPr>
           <w:p>
             <w:pPr>
@@ -1473,7 +1828,6 @@
               <w:jc w:val="both"/>
               <w:rPr>
                 <w:rFonts w:ascii="Arial" w:eastAsia="Arial" w:hAnsi="Arial" w:cs="Arial"/>
-                <w:color w:val="1F4E79"/>
                 <w:sz w:val="20"/>
                 <w:szCs w:val="20"/>
               </w:rPr>
@@ -1481,11 +1835,126 @@
             <w:r>
               <w:rPr>
                 <w:rFonts w:ascii="Arial" w:eastAsia="Arial" w:hAnsi="Arial" w:cs="Arial"/>
-                <w:color w:val="525252" w:themeColor="accent3" w:themeShade="80"/>
-                <w:sz w:val="20"/>
-                <w:szCs w:val="20"/>
-              </w:rPr>
-              <w:t xml:space="preserve">Inserir os dados neste espaço. Orientações: buscar conhecer na prática a realidade do campo de atuação para a intervenção extensionista. Definir os sujeitos que poderão ser impactados pela intervenção. Caracterizar o público-alvo, características socioeconômicas e educacionais ou outros dados considerados relevantes. Nesta etapa poderá ser realizado um levantamento diagnóstico da comunidade, os dados podem ser obtidos na prática com base na metodologia proposta para o projeto de extensão (visitas, entrevistas, questionários, reuniões, roda de conversa, ou uso de outras ferramentas de levantamento). Adequar a proposta de acordo com as especificidades do curso. Os dados aqui inseridos também podem ser empregados na concepção do projeto propriamente dito. </w:t>
+                <w:sz w:val="20"/>
+                <w:szCs w:val="20"/>
+              </w:rPr>
+              <w:t xml:space="preserve">O público-alvo direto a ser atendido pelo projeto é o </w:t>
+            </w:r>
+            <w:r>
+              <w:rPr>
+                <w:rFonts w:ascii="Arial" w:eastAsia="Arial" w:hAnsi="Arial" w:cs="Arial"/>
+                <w:b/>
+                <w:bCs/>
+                <w:sz w:val="20"/>
+                <w:szCs w:val="20"/>
+              </w:rPr>
+              <w:t xml:space="preserve">público executivo da startup </w:t>
+            </w:r>
+            <w:proofErr w:type="spellStart"/>
+            <w:r>
+              <w:rPr>
+                <w:rFonts w:ascii="Arial" w:eastAsia="Arial" w:hAnsi="Arial" w:cs="Arial"/>
+                <w:b/>
+                <w:bCs/>
+                <w:sz w:val="20"/>
+                <w:szCs w:val="20"/>
+              </w:rPr>
+              <w:t>PicMoney</w:t>
+            </w:r>
+            <w:proofErr w:type="spellEnd"/>
+            <w:r>
+              <w:rPr>
+                <w:rFonts w:ascii="Arial" w:eastAsia="Arial" w:hAnsi="Arial" w:cs="Arial"/>
+                <w:sz w:val="20"/>
+                <w:szCs w:val="20"/>
+              </w:rPr>
+              <w:t>.</w:t>
+            </w:r>
+            <w:r>
+              <w:rPr>
+                <w:rFonts w:ascii="Arial" w:eastAsia="Arial" w:hAnsi="Arial" w:cs="Arial"/>
+                <w:sz w:val="20"/>
+                <w:szCs w:val="20"/>
+              </w:rPr>
+              <w:t xml:space="preserve"> </w:t>
+            </w:r>
+            <w:r>
+              <w:rPr>
+                <w:rFonts w:ascii="Arial" w:eastAsia="Arial" w:hAnsi="Arial" w:cs="Arial"/>
+                <w:sz w:val="20"/>
+                <w:szCs w:val="20"/>
+              </w:rPr>
+              <w:t>Este grupo é composto especificamente pelos perfis de CEO (</w:t>
+            </w:r>
+            <w:proofErr w:type="spellStart"/>
+            <w:r>
+              <w:rPr>
+                <w:rFonts w:ascii="Arial" w:eastAsia="Arial" w:hAnsi="Arial" w:cs="Arial"/>
+                <w:sz w:val="20"/>
+                <w:szCs w:val="20"/>
+              </w:rPr>
+              <w:t>Chief</w:t>
+            </w:r>
+            <w:proofErr w:type="spellEnd"/>
+            <w:r>
+              <w:rPr>
+                <w:rFonts w:ascii="Arial" w:eastAsia="Arial" w:hAnsi="Arial" w:cs="Arial"/>
+                <w:sz w:val="20"/>
+                <w:szCs w:val="20"/>
+              </w:rPr>
+              <w:t xml:space="preserve"> </w:t>
+            </w:r>
+            <w:proofErr w:type="spellStart"/>
+            <w:r>
+              <w:rPr>
+                <w:rFonts w:ascii="Arial" w:eastAsia="Arial" w:hAnsi="Arial" w:cs="Arial"/>
+                <w:sz w:val="20"/>
+                <w:szCs w:val="20"/>
+              </w:rPr>
+              <w:t>Executive</w:t>
+            </w:r>
+            <w:proofErr w:type="spellEnd"/>
+            <w:r>
+              <w:rPr>
+                <w:rFonts w:ascii="Arial" w:eastAsia="Arial" w:hAnsi="Arial" w:cs="Arial"/>
+                <w:sz w:val="20"/>
+                <w:szCs w:val="20"/>
+              </w:rPr>
+              <w:t xml:space="preserve"> Officer)</w:t>
+            </w:r>
+            <w:r>
+              <w:rPr>
+                <w:rFonts w:ascii="Arial" w:eastAsia="Arial" w:hAnsi="Arial" w:cs="Arial"/>
+                <w:sz w:val="20"/>
+                <w:szCs w:val="20"/>
+              </w:rPr>
+              <w:t xml:space="preserve"> e</w:t>
+            </w:r>
+            <w:r>
+              <w:rPr>
+                <w:rFonts w:ascii="Arial" w:eastAsia="Arial" w:hAnsi="Arial" w:cs="Arial"/>
+                <w:sz w:val="20"/>
+                <w:szCs w:val="20"/>
+              </w:rPr>
+              <w:t xml:space="preserve"> CFO (</w:t>
+            </w:r>
+            <w:proofErr w:type="spellStart"/>
+            <w:r>
+              <w:rPr>
+                <w:rFonts w:ascii="Arial" w:eastAsia="Arial" w:hAnsi="Arial" w:cs="Arial"/>
+                <w:sz w:val="20"/>
+                <w:szCs w:val="20"/>
+              </w:rPr>
+              <w:t>Chief</w:t>
+            </w:r>
+            <w:proofErr w:type="spellEnd"/>
+            <w:r>
+              <w:rPr>
+                <w:rFonts w:ascii="Arial" w:eastAsia="Arial" w:hAnsi="Arial" w:cs="Arial"/>
+                <w:sz w:val="20"/>
+                <w:szCs w:val="20"/>
+              </w:rPr>
+              <w:t xml:space="preserve"> Financial Officer), que são os principais sujeitos impactados pela intervenção.</w:t>
             </w:r>
           </w:p>
         </w:tc>
@@ -1519,6 +1988,7 @@
           <w:sz w:val="20"/>
           <w:szCs w:val="20"/>
         </w:rPr>
+        <w:lastRenderedPageBreak/>
         <w:t>Apresentação do(s) problema(s) observado(s) e delimitação do objeto de estudo e intervenção</w:t>
       </w:r>
     </w:p>
@@ -1541,7 +2011,6 @@
               <w:bottom w:val="single" w:sz="4" w:space="0" w:color="000000"/>
               <w:right w:val="single" w:sz="4" w:space="0" w:color="000000"/>
             </w:tcBorders>
-            <w:shd w:val="clear" w:color="auto" w:fill="auto"/>
           </w:tcPr>
           <w:p>
             <w:pPr>
@@ -1556,7 +2025,6 @@
               <w:jc w:val="both"/>
               <w:rPr>
                 <w:rFonts w:ascii="Arial" w:eastAsia="Arial" w:hAnsi="Arial" w:cs="Arial"/>
-                <w:color w:val="1F4E79"/>
                 <w:sz w:val="20"/>
                 <w:szCs w:val="20"/>
               </w:rPr>
@@ -1564,30 +2032,202 @@
             <w:r>
               <w:rPr>
                 <w:rFonts w:ascii="Arial" w:eastAsia="Arial" w:hAnsi="Arial" w:cs="Arial"/>
-                <w:color w:val="525252" w:themeColor="accent3" w:themeShade="80"/>
-                <w:sz w:val="20"/>
-                <w:szCs w:val="20"/>
-              </w:rPr>
-              <w:t>Inserir os dados neste espaço. Orientações:</w:t>
-            </w:r>
-            <w:r>
-              <w:rPr>
-                <w:rFonts w:ascii="Arial" w:eastAsia="Arial" w:hAnsi="Arial" w:cs="Arial"/>
-                <w:b/>
-                <w:color w:val="525252" w:themeColor="accent3" w:themeShade="80"/>
-                <w:sz w:val="16"/>
-                <w:szCs w:val="16"/>
+                <w:sz w:val="20"/>
+                <w:szCs w:val="20"/>
+              </w:rPr>
+              <w:t xml:space="preserve">O problema observado na startup </w:t>
+            </w:r>
+            <w:proofErr w:type="spellStart"/>
+            <w:r>
+              <w:rPr>
+                <w:rFonts w:ascii="Arial" w:eastAsia="Arial" w:hAnsi="Arial" w:cs="Arial"/>
+                <w:sz w:val="20"/>
+                <w:szCs w:val="20"/>
+              </w:rPr>
+              <w:t>PicMoney</w:t>
+            </w:r>
+            <w:proofErr w:type="spellEnd"/>
+            <w:r>
+              <w:rPr>
+                <w:rFonts w:ascii="Arial" w:eastAsia="Arial" w:hAnsi="Arial" w:cs="Arial"/>
+                <w:sz w:val="20"/>
+                <w:szCs w:val="20"/>
+              </w:rPr>
+              <w:t xml:space="preserve"> é a falta de integração e visualização unificada dos seus dados estratégicos</w:t>
+            </w:r>
+            <w:r>
+              <w:rPr>
+                <w:rFonts w:ascii="Arial" w:eastAsia="Arial" w:hAnsi="Arial" w:cs="Arial"/>
+                <w:sz w:val="20"/>
+                <w:szCs w:val="20"/>
               </w:rPr>
               <w:t xml:space="preserve"> </w:t>
             </w:r>
             <w:r>
               <w:rPr>
                 <w:rFonts w:ascii="Arial" w:eastAsia="Arial" w:hAnsi="Arial" w:cs="Arial"/>
-                <w:color w:val="525252" w:themeColor="accent3" w:themeShade="80"/>
-                <w:sz w:val="20"/>
-                <w:szCs w:val="20"/>
-              </w:rPr>
-              <w:t xml:space="preserve">observar a realidade em si, identificar os postos-chave, os problemas apontados e suas características para que o plano de intervenção possa contribuir na transformação da realidade observada. Selecionar o problema que será objeto da intervenção e apresentar argumentos relativos à sua relevância de estudo. Os dados aqui inseridos também podem ser empregados na concepção do projeto propriamente dito. </w:t>
+                <w:sz w:val="20"/>
+                <w:szCs w:val="20"/>
+              </w:rPr>
+              <w:t>e financeiros. Atualmente,</w:t>
+            </w:r>
+            <w:r>
+              <w:rPr>
+                <w:rFonts w:ascii="Arial" w:eastAsia="Arial" w:hAnsi="Arial" w:cs="Arial"/>
+                <w:sz w:val="20"/>
+                <w:szCs w:val="20"/>
+              </w:rPr>
+              <w:t xml:space="preserve"> não se tem um</w:t>
+            </w:r>
+            <w:r>
+              <w:rPr>
+                <w:rFonts w:ascii="Arial" w:eastAsia="Arial" w:hAnsi="Arial" w:cs="Arial"/>
+                <w:sz w:val="20"/>
+                <w:szCs w:val="20"/>
+              </w:rPr>
+              <w:t xml:space="preserve">a </w:t>
+            </w:r>
+            <w:r>
+              <w:rPr>
+                <w:rFonts w:ascii="Arial" w:eastAsia="Arial" w:hAnsi="Arial" w:cs="Arial"/>
+                <w:sz w:val="20"/>
+                <w:szCs w:val="20"/>
+              </w:rPr>
+              <w:t xml:space="preserve">ferramenta de </w:t>
+            </w:r>
+            <w:r>
+              <w:rPr>
+                <w:rFonts w:ascii="Arial" w:eastAsia="Arial" w:hAnsi="Arial" w:cs="Arial"/>
+                <w:sz w:val="20"/>
+                <w:szCs w:val="20"/>
+              </w:rPr>
+              <w:t>análise de dados para a tomada de decisão executiva, impedindo uma visão clara do desempenho da empresa</w:t>
+            </w:r>
+            <w:r>
+              <w:rPr>
+                <w:rFonts w:ascii="Arial" w:eastAsia="Arial" w:hAnsi="Arial" w:cs="Arial"/>
+                <w:sz w:val="20"/>
+                <w:szCs w:val="20"/>
+              </w:rPr>
+              <w:t xml:space="preserve"> </w:t>
+            </w:r>
+            <w:r>
+              <w:rPr>
+                <w:rFonts w:ascii="Arial" w:eastAsia="Arial" w:hAnsi="Arial" w:cs="Arial"/>
+                <w:sz w:val="20"/>
+                <w:szCs w:val="20"/>
+              </w:rPr>
+              <w:t>e a geração de insights</w:t>
+            </w:r>
+            <w:r>
+              <w:rPr>
+                <w:rFonts w:ascii="Arial" w:eastAsia="Arial" w:hAnsi="Arial" w:cs="Arial"/>
+                <w:sz w:val="20"/>
+                <w:szCs w:val="20"/>
+              </w:rPr>
+              <w:t xml:space="preserve">. Sem </w:t>
+            </w:r>
+            <w:r>
+              <w:rPr>
+                <w:rFonts w:ascii="Arial" w:eastAsia="Arial" w:hAnsi="Arial" w:cs="Arial"/>
+                <w:sz w:val="20"/>
+                <w:szCs w:val="20"/>
+              </w:rPr>
+              <w:t>uma ferramenta centralizada, o público C-</w:t>
+            </w:r>
+            <w:proofErr w:type="spellStart"/>
+            <w:r>
+              <w:rPr>
+                <w:rFonts w:ascii="Arial" w:eastAsia="Arial" w:hAnsi="Arial" w:cs="Arial"/>
+                <w:sz w:val="20"/>
+                <w:szCs w:val="20"/>
+              </w:rPr>
+              <w:t>Level</w:t>
+            </w:r>
+            <w:proofErr w:type="spellEnd"/>
+            <w:r>
+              <w:rPr>
+                <w:rFonts w:ascii="Arial" w:eastAsia="Arial" w:hAnsi="Arial" w:cs="Arial"/>
+                <w:sz w:val="20"/>
+                <w:szCs w:val="20"/>
+              </w:rPr>
+              <w:t xml:space="preserve"> (CEO</w:t>
+            </w:r>
+            <w:r>
+              <w:rPr>
+                <w:rFonts w:ascii="Arial" w:eastAsia="Arial" w:hAnsi="Arial" w:cs="Arial"/>
+                <w:sz w:val="20"/>
+                <w:szCs w:val="20"/>
+              </w:rPr>
+              <w:t xml:space="preserve"> e</w:t>
+            </w:r>
+            <w:r>
+              <w:rPr>
+                <w:rFonts w:ascii="Arial" w:eastAsia="Arial" w:hAnsi="Arial" w:cs="Arial"/>
+                <w:sz w:val="20"/>
+                <w:szCs w:val="20"/>
+              </w:rPr>
+              <w:t xml:space="preserve"> CFO) não consegue explorar os indicadores de forma eficiente, personalizada e ágil.</w:t>
+            </w:r>
+          </w:p>
+          <w:p>
+            <w:pPr>
+              <w:pBdr>
+                <w:top w:val="nil"/>
+                <w:left w:val="nil"/>
+                <w:bottom w:val="nil"/>
+                <w:right w:val="nil"/>
+                <w:between w:val="nil"/>
+              </w:pBdr>
+              <w:spacing w:after="0" w:line="240" w:lineRule="auto"/>
+              <w:jc w:val="both"/>
+              <w:rPr>
+                <w:rFonts w:ascii="Arial" w:eastAsia="Arial" w:hAnsi="Arial" w:cs="Arial"/>
+                <w:sz w:val="20"/>
+                <w:szCs w:val="20"/>
+              </w:rPr>
+            </w:pPr>
+            <w:r>
+              <w:rPr>
+                <w:rFonts w:ascii="Arial" w:eastAsia="Arial" w:hAnsi="Arial" w:cs="Arial"/>
+                <w:sz w:val="20"/>
+                <w:szCs w:val="20"/>
+              </w:rPr>
+              <w:t xml:space="preserve">O objeto de estudo deste projeto são os dados fornecidos pela </w:t>
+            </w:r>
+            <w:proofErr w:type="spellStart"/>
+            <w:r>
+              <w:rPr>
+                <w:rFonts w:ascii="Arial" w:eastAsia="Arial" w:hAnsi="Arial" w:cs="Arial"/>
+                <w:sz w:val="20"/>
+                <w:szCs w:val="20"/>
+              </w:rPr>
+              <w:t>PicMoney</w:t>
+            </w:r>
+            <w:proofErr w:type="spellEnd"/>
+            <w:r>
+              <w:rPr>
+                <w:rFonts w:ascii="Arial" w:eastAsia="Arial" w:hAnsi="Arial" w:cs="Arial"/>
+                <w:sz w:val="20"/>
+                <w:szCs w:val="20"/>
+              </w:rPr>
+              <w:t xml:space="preserve"> e as necessidades de informação específicas de cada perfil executivo.</w:t>
+            </w:r>
+            <w:r>
+              <w:rPr>
+                <w:rFonts w:ascii="Arial" w:eastAsia="Arial" w:hAnsi="Arial" w:cs="Arial"/>
+                <w:sz w:val="20"/>
+                <w:szCs w:val="20"/>
+              </w:rPr>
+              <w:t xml:space="preserve"> </w:t>
+            </w:r>
+            <w:r>
+              <w:rPr>
+                <w:rFonts w:ascii="Arial" w:eastAsia="Arial" w:hAnsi="Arial" w:cs="Arial"/>
+                <w:sz w:val="20"/>
+                <w:szCs w:val="20"/>
+              </w:rPr>
+              <w:t>A intervenção selecionada, portanto, é o desenvolvimento de um Dashboard Interativo.</w:t>
             </w:r>
           </w:p>
         </w:tc>
@@ -1643,7 +2283,6 @@
               <w:bottom w:val="single" w:sz="4" w:space="0" w:color="000000"/>
               <w:right w:val="single" w:sz="4" w:space="0" w:color="000000"/>
             </w:tcBorders>
-            <w:shd w:val="clear" w:color="auto" w:fill="auto"/>
           </w:tcPr>
           <w:p>
             <w:pPr>
@@ -1658,7 +2297,6 @@
               <w:jc w:val="both"/>
               <w:rPr>
                 <w:rFonts w:ascii="Arial" w:eastAsia="Arial" w:hAnsi="Arial" w:cs="Arial"/>
-                <w:color w:val="FF3333"/>
                 <w:sz w:val="20"/>
                 <w:szCs w:val="20"/>
               </w:rPr>
@@ -1666,89 +2304,49 @@
             <w:r>
               <w:rPr>
                 <w:rFonts w:ascii="Arial" w:eastAsia="Arial" w:hAnsi="Arial" w:cs="Arial"/>
-                <w:color w:val="525252" w:themeColor="accent3" w:themeShade="80"/>
-                <w:sz w:val="20"/>
-                <w:szCs w:val="20"/>
-              </w:rPr>
-              <w:t>Inserir os dados neste espaço. Orientações:</w:t>
-            </w:r>
-            <w:r>
-              <w:rPr>
-                <w:rFonts w:ascii="Arial" w:eastAsia="Arial" w:hAnsi="Arial" w:cs="Arial"/>
-                <w:b/>
-                <w:color w:val="525252" w:themeColor="accent3" w:themeShade="80"/>
-                <w:sz w:val="16"/>
-                <w:szCs w:val="16"/>
-              </w:rPr>
-              <w:t xml:space="preserve"> </w:t>
-            </w:r>
-            <w:r>
-              <w:rPr>
-                <w:rFonts w:ascii="Arial" w:eastAsia="Arial" w:hAnsi="Arial" w:cs="Arial"/>
-                <w:color w:val="525252" w:themeColor="accent3" w:themeShade="80"/>
-                <w:sz w:val="20"/>
-                <w:szCs w:val="20"/>
-              </w:rPr>
-              <w:t>as hipóteses devem ser construídas após a teorização e estudo do problema observado. Relacionar hipóteses de intervenção para solução do problema de estudo e selecionar a mais adequada. É importante considerar intervenções tecnicamente exequíveis, sustentáveis e economicamente viáveis</w:t>
-            </w:r>
-            <w:r>
-              <w:rPr>
-                <w:rFonts w:ascii="Arial" w:eastAsia="Arial" w:hAnsi="Arial" w:cs="Arial"/>
-                <w:b/>
-                <w:color w:val="525252" w:themeColor="accent3" w:themeShade="80"/>
-                <w:sz w:val="16"/>
-                <w:szCs w:val="16"/>
-              </w:rPr>
-              <w:t>.</w:t>
+                <w:sz w:val="20"/>
+                <w:szCs w:val="20"/>
+              </w:rPr>
+              <w:t xml:space="preserve">A hipótese de intervenção selecionada foi o desenvolvimento de um Dashboard Interativo customizado, por ser a solução mais adequada ao problema observado. Esta abordagem é tecnicamente </w:t>
+            </w:r>
+            <w:r>
+              <w:rPr>
+                <w:rFonts w:ascii="Arial" w:eastAsia="Arial" w:hAnsi="Arial" w:cs="Arial"/>
+                <w:sz w:val="20"/>
+                <w:szCs w:val="20"/>
+              </w:rPr>
+              <w:t>a melhor escolha</w:t>
+            </w:r>
+            <w:r>
+              <w:rPr>
+                <w:rFonts w:ascii="Arial" w:eastAsia="Arial" w:hAnsi="Arial" w:cs="Arial"/>
+                <w:sz w:val="20"/>
+                <w:szCs w:val="20"/>
+              </w:rPr>
+              <w:t xml:space="preserve">, pois utiliza as tecnologias de código aberto sugeridas no projeto (Python, </w:t>
+            </w:r>
+            <w:proofErr w:type="spellStart"/>
+            <w:r>
+              <w:rPr>
+                <w:rFonts w:ascii="Arial" w:eastAsia="Arial" w:hAnsi="Arial" w:cs="Arial"/>
+                <w:sz w:val="20"/>
+                <w:szCs w:val="20"/>
+              </w:rPr>
+              <w:t>Streamlit</w:t>
+            </w:r>
+            <w:proofErr w:type="spellEnd"/>
+            <w:r>
+              <w:rPr>
+                <w:rFonts w:ascii="Arial" w:eastAsia="Arial" w:hAnsi="Arial" w:cs="Arial"/>
+                <w:sz w:val="20"/>
+                <w:szCs w:val="20"/>
+              </w:rPr>
+              <w:t>, MySQL). Esta solução resolve integralmente o problema central ao permitir a integração de dados, a visualização e a criação de uma interface personalizada para os diferentes perfis executivos, transformando dados brutos em inteligência acionável para a tomada de decisão.</w:t>
             </w:r>
           </w:p>
         </w:tc>
       </w:tr>
     </w:tbl>
-    <w:p>
-      <w:pPr>
-        <w:spacing w:after="0" w:line="240" w:lineRule="auto"/>
-        <w:rPr>
-          <w:rFonts w:ascii="Arial" w:eastAsia="Arial" w:hAnsi="Arial" w:cs="Arial"/>
-          <w:b/>
-          <w:sz w:val="20"/>
-          <w:szCs w:val="20"/>
-        </w:rPr>
-      </w:pPr>
-    </w:p>
-    <w:p>
-      <w:pPr>
-        <w:spacing w:after="0" w:line="240" w:lineRule="auto"/>
-        <w:rPr>
-          <w:rFonts w:ascii="Arial" w:eastAsia="Arial" w:hAnsi="Arial" w:cs="Arial"/>
-          <w:b/>
-          <w:sz w:val="20"/>
-          <w:szCs w:val="20"/>
-        </w:rPr>
-      </w:pPr>
-    </w:p>
-    <w:p>
-      <w:pPr>
-        <w:spacing w:after="0" w:line="240" w:lineRule="auto"/>
-        <w:rPr>
-          <w:rFonts w:ascii="Arial" w:eastAsia="Arial" w:hAnsi="Arial" w:cs="Arial"/>
-          <w:b/>
-          <w:sz w:val="20"/>
-          <w:szCs w:val="20"/>
-        </w:rPr>
-      </w:pPr>
-    </w:p>
-    <w:p>
-      <w:pPr>
-        <w:spacing w:after="0" w:line="240" w:lineRule="auto"/>
-        <w:rPr>
-          <w:rFonts w:ascii="Arial" w:eastAsia="Arial" w:hAnsi="Arial" w:cs="Arial"/>
-          <w:b/>
-          <w:sz w:val="20"/>
-          <w:szCs w:val="20"/>
-        </w:rPr>
-      </w:pPr>
-    </w:p>
     <w:p>
       <w:pPr>
         <w:spacing w:after="0" w:line="240" w:lineRule="auto"/>
@@ -1837,7 +2435,6 @@
         <w:rPr>
           <w:rFonts w:ascii="Arial" w:eastAsia="Arial" w:hAnsi="Arial" w:cs="Arial"/>
           <w:b/>
-          <w:color w:val="525252" w:themeColor="accent3" w:themeShade="80"/>
           <w:sz w:val="16"/>
           <w:szCs w:val="16"/>
         </w:rPr>
@@ -1846,7 +2443,6 @@
         <w:rPr>
           <w:rFonts w:ascii="Arial" w:eastAsia="Arial" w:hAnsi="Arial" w:cs="Arial"/>
           <w:b/>
-          <w:color w:val="525252" w:themeColor="accent3" w:themeShade="80"/>
           <w:sz w:val="16"/>
           <w:szCs w:val="16"/>
         </w:rPr>
@@ -1902,7 +2498,6 @@
               <w:bottom w:val="single" w:sz="4" w:space="0" w:color="000000"/>
               <w:right w:val="single" w:sz="4" w:space="0" w:color="000000"/>
             </w:tcBorders>
-            <w:shd w:val="clear" w:color="auto" w:fill="auto"/>
           </w:tcPr>
           <w:p>
             <w:pPr>
@@ -1910,7 +2505,6 @@
               <w:jc w:val="both"/>
               <w:rPr>
                 <w:rFonts w:ascii="Arial" w:eastAsia="Arial" w:hAnsi="Arial" w:cs="Arial"/>
-                <w:color w:val="000000"/>
                 <w:sz w:val="20"/>
                 <w:szCs w:val="20"/>
               </w:rPr>
@@ -1918,30 +2512,152 @@
             <w:r>
               <w:rPr>
                 <w:rFonts w:ascii="Arial" w:eastAsia="Arial" w:hAnsi="Arial" w:cs="Arial"/>
-                <w:color w:val="525252" w:themeColor="accent3" w:themeShade="80"/>
-                <w:sz w:val="20"/>
-                <w:szCs w:val="20"/>
-              </w:rPr>
-              <w:t>Inserir os dados neste espaço. Orientações:</w:t>
-            </w:r>
-            <w:r>
-              <w:rPr>
-                <w:rFonts w:ascii="Arial" w:eastAsia="Arial" w:hAnsi="Arial" w:cs="Arial"/>
-                <w:b/>
-                <w:color w:val="525252" w:themeColor="accent3" w:themeShade="80"/>
-                <w:sz w:val="16"/>
-                <w:szCs w:val="16"/>
-              </w:rPr>
-              <w:t xml:space="preserve"> </w:t>
-            </w:r>
-            <w:r>
-              <w:rPr>
-                <w:rFonts w:ascii="Arial" w:eastAsia="Arial" w:hAnsi="Arial" w:cs="Arial"/>
-                <w:color w:val="525252" w:themeColor="accent3" w:themeShade="80"/>
-                <w:sz w:val="20"/>
-                <w:szCs w:val="20"/>
-              </w:rPr>
-              <w:t xml:space="preserve">texto sem parágrafos. Trata-se de um resumo, apresentado de forma sintética, clara, objetiva e concisa, dos pontos mais importantes da proposta do projeto: breve descrição do estudo, o problema a ser focado, público-alvo ou comunidade que será envolvido na ação extensionista, o objetivo geral da ação extensionista, as metodologias a serem utilizadas, as atividades previstas, os resultados esperados, e outras informações que forem consideradas relevantes. Escrever um texto curto. </w:t>
+                <w:sz w:val="20"/>
+                <w:szCs w:val="20"/>
+              </w:rPr>
+              <w:t xml:space="preserve">Este projeto descreve o desenvolvimento de um Dashboard Interativo para a startup </w:t>
+            </w:r>
+            <w:proofErr w:type="spellStart"/>
+            <w:r>
+              <w:rPr>
+                <w:rFonts w:ascii="Arial" w:eastAsia="Arial" w:hAnsi="Arial" w:cs="Arial"/>
+                <w:sz w:val="20"/>
+                <w:szCs w:val="20"/>
+              </w:rPr>
+              <w:t>PicMoney</w:t>
+            </w:r>
+            <w:proofErr w:type="spellEnd"/>
+            <w:r>
+              <w:rPr>
+                <w:rFonts w:ascii="Arial" w:eastAsia="Arial" w:hAnsi="Arial" w:cs="Arial"/>
+                <w:sz w:val="20"/>
+                <w:szCs w:val="20"/>
+              </w:rPr>
+              <w:t>, focado no público-alvo C-</w:t>
+            </w:r>
+            <w:proofErr w:type="spellStart"/>
+            <w:r>
+              <w:rPr>
+                <w:rFonts w:ascii="Arial" w:eastAsia="Arial" w:hAnsi="Arial" w:cs="Arial"/>
+                <w:sz w:val="20"/>
+                <w:szCs w:val="20"/>
+              </w:rPr>
+              <w:t>Level</w:t>
+            </w:r>
+            <w:proofErr w:type="spellEnd"/>
+            <w:r>
+              <w:rPr>
+                <w:rFonts w:ascii="Arial" w:eastAsia="Arial" w:hAnsi="Arial" w:cs="Arial"/>
+                <w:sz w:val="20"/>
+                <w:szCs w:val="20"/>
+              </w:rPr>
+              <w:t xml:space="preserve"> (CEO</w:t>
+            </w:r>
+            <w:r>
+              <w:rPr>
+                <w:rFonts w:ascii="Arial" w:eastAsia="Arial" w:hAnsi="Arial" w:cs="Arial"/>
+                <w:sz w:val="20"/>
+                <w:szCs w:val="20"/>
+              </w:rPr>
+              <w:t xml:space="preserve"> e</w:t>
+            </w:r>
+            <w:r>
+              <w:rPr>
+                <w:rFonts w:ascii="Arial" w:eastAsia="Arial" w:hAnsi="Arial" w:cs="Arial"/>
+                <w:sz w:val="20"/>
+                <w:szCs w:val="20"/>
+              </w:rPr>
+              <w:t xml:space="preserve"> CFO). O problema a ser focado é a falta de uma visão unificada dos dados estratégicos, financeiros e operacionais, o que impede a tomada de decisão ágil. O objetivo geral é desenvolver uma aplicação web que integre e apresente esses indicadores de forma personalizada para cada perfil executivo. A metodologia envolve a aplicação de conceitos de Engenharia de Software e Ciência de Dados, utilizando tecnologias como Python, </w:t>
+            </w:r>
+            <w:proofErr w:type="spellStart"/>
+            <w:r>
+              <w:rPr>
+                <w:rFonts w:ascii="Arial" w:eastAsia="Arial" w:hAnsi="Arial" w:cs="Arial"/>
+                <w:sz w:val="20"/>
+                <w:szCs w:val="20"/>
+              </w:rPr>
+              <w:t>Streamlit</w:t>
+            </w:r>
+            <w:proofErr w:type="spellEnd"/>
+            <w:r>
+              <w:rPr>
+                <w:rFonts w:ascii="Arial" w:eastAsia="Arial" w:hAnsi="Arial" w:cs="Arial"/>
+                <w:sz w:val="20"/>
+                <w:szCs w:val="20"/>
+              </w:rPr>
+              <w:t xml:space="preserve"> e MySQL. As atividades previstas incluem a modelagem de dados, o desenvolvimento de </w:t>
+            </w:r>
+            <w:proofErr w:type="spellStart"/>
+            <w:r>
+              <w:rPr>
+                <w:rFonts w:ascii="Arial" w:eastAsia="Arial" w:hAnsi="Arial" w:cs="Arial"/>
+                <w:sz w:val="20"/>
+                <w:szCs w:val="20"/>
+              </w:rPr>
+              <w:t>frontend</w:t>
+            </w:r>
+            <w:proofErr w:type="spellEnd"/>
+            <w:r>
+              <w:rPr>
+                <w:rFonts w:ascii="Arial" w:eastAsia="Arial" w:hAnsi="Arial" w:cs="Arial"/>
+                <w:sz w:val="20"/>
+                <w:szCs w:val="20"/>
+              </w:rPr>
+              <w:t>/</w:t>
+            </w:r>
+            <w:proofErr w:type="spellStart"/>
+            <w:r>
+              <w:rPr>
+                <w:rFonts w:ascii="Arial" w:eastAsia="Arial" w:hAnsi="Arial" w:cs="Arial"/>
+                <w:sz w:val="20"/>
+                <w:szCs w:val="20"/>
+              </w:rPr>
+              <w:t>backend</w:t>
+            </w:r>
+            <w:proofErr w:type="spellEnd"/>
+            <w:r>
+              <w:rPr>
+                <w:rFonts w:ascii="Arial" w:eastAsia="Arial" w:hAnsi="Arial" w:cs="Arial"/>
+                <w:sz w:val="20"/>
+                <w:szCs w:val="20"/>
+              </w:rPr>
+              <w:t xml:space="preserve"> e a criação dos KPIs. O resultado esperado é uma ferramenta de Business </w:t>
+            </w:r>
+            <w:proofErr w:type="spellStart"/>
+            <w:r>
+              <w:rPr>
+                <w:rFonts w:ascii="Arial" w:eastAsia="Arial" w:hAnsi="Arial" w:cs="Arial"/>
+                <w:sz w:val="20"/>
+                <w:szCs w:val="20"/>
+              </w:rPr>
+              <w:t>Intelligence</w:t>
+            </w:r>
+            <w:proofErr w:type="spellEnd"/>
+            <w:r>
+              <w:rPr>
+                <w:rFonts w:ascii="Arial" w:eastAsia="Arial" w:hAnsi="Arial" w:cs="Arial"/>
+                <w:sz w:val="20"/>
+                <w:szCs w:val="20"/>
+              </w:rPr>
+              <w:t xml:space="preserve"> funcional que transforma dados brutos em inteligência acionável e suporta a gestão estratégica da </w:t>
+            </w:r>
+            <w:proofErr w:type="spellStart"/>
+            <w:r>
+              <w:rPr>
+                <w:rFonts w:ascii="Arial" w:eastAsia="Arial" w:hAnsi="Arial" w:cs="Arial"/>
+                <w:sz w:val="20"/>
+                <w:szCs w:val="20"/>
+              </w:rPr>
+              <w:t>PicMoney</w:t>
+            </w:r>
+            <w:proofErr w:type="spellEnd"/>
+            <w:r>
+              <w:rPr>
+                <w:rFonts w:ascii="Arial" w:eastAsia="Arial" w:hAnsi="Arial" w:cs="Arial"/>
+                <w:sz w:val="20"/>
+                <w:szCs w:val="20"/>
+              </w:rPr>
+              <w:t>.</w:t>
             </w:r>
           </w:p>
         </w:tc>
@@ -1998,7 +2714,6 @@
               <w:bottom w:val="single" w:sz="4" w:space="0" w:color="000000"/>
               <w:right w:val="single" w:sz="4" w:space="0" w:color="000000"/>
             </w:tcBorders>
-            <w:shd w:val="clear" w:color="auto" w:fill="auto"/>
           </w:tcPr>
           <w:p>
             <w:pPr>
@@ -2013,58 +2728,157 @@
             <w:r>
               <w:rPr>
                 <w:rFonts w:ascii="Arial" w:eastAsia="Arial" w:hAnsi="Arial" w:cs="Arial"/>
-                <w:color w:val="525252" w:themeColor="accent3" w:themeShade="80"/>
-                <w:sz w:val="20"/>
-                <w:szCs w:val="20"/>
-              </w:rPr>
-              <w:t>Inserir os dados neste espaço. Orientações:</w:t>
-            </w:r>
-            <w:r>
-              <w:rPr>
-                <w:rFonts w:ascii="Arial" w:eastAsia="Arial" w:hAnsi="Arial" w:cs="Arial"/>
-                <w:b/>
-                <w:color w:val="525252" w:themeColor="accent3" w:themeShade="80"/>
-                <w:sz w:val="16"/>
-                <w:szCs w:val="16"/>
-              </w:rPr>
-              <w:t xml:space="preserve"> </w:t>
-            </w:r>
-            <w:r>
-              <w:rPr>
-                <w:rFonts w:ascii="Arial" w:eastAsia="Arial" w:hAnsi="Arial" w:cs="Arial"/>
-                <w:color w:val="525252" w:themeColor="accent3" w:themeShade="80"/>
-                <w:sz w:val="20"/>
-                <w:szCs w:val="20"/>
-              </w:rPr>
-              <w:t xml:space="preserve">apresentar a introdução com base na fundamentação teórica sobre o tema trabalhado e que situe o objeto da intervenção, afirmando sua relevância. </w:t>
-            </w:r>
-            <w:r>
-              <w:rPr>
-                <w:rFonts w:ascii="Arial" w:eastAsia="Arial" w:hAnsi="Arial" w:cs="Arial"/>
-                <w:color w:val="525252" w:themeColor="accent3" w:themeShade="80"/>
-                <w:sz w:val="20"/>
-                <w:szCs w:val="20"/>
-              </w:rPr>
-              <w:lastRenderedPageBreak/>
-              <w:t>Descrever as áreas e ODS impactados, incluir o referencial teórico, usar referências segundo ABNT. Não se trata de uma monografia e sim de uma atividade de extensão, por isso a introdução deve ser clara, objetiva</w:t>
-            </w:r>
-            <w:r>
-              <w:rPr>
-                <w:rFonts w:ascii="Arial" w:eastAsia="Arial" w:hAnsi="Arial" w:cs="Arial"/>
-                <w:color w:val="525252" w:themeColor="accent3" w:themeShade="80"/>
-                <w:sz w:val="20"/>
-                <w:szCs w:val="20"/>
-              </w:rPr>
-              <w:t xml:space="preserve"> </w:t>
-            </w:r>
-            <w:r>
-              <w:rPr>
-                <w:rFonts w:ascii="Arial" w:eastAsia="Arial" w:hAnsi="Arial" w:cs="Arial"/>
-                <w:color w:val="525252" w:themeColor="accent3" w:themeShade="80"/>
-                <w:sz w:val="20"/>
-                <w:szCs w:val="20"/>
-              </w:rPr>
-              <w:t xml:space="preserve">e sintética. </w:t>
+                <w:sz w:val="20"/>
+                <w:szCs w:val="20"/>
+              </w:rPr>
+              <w:t xml:space="preserve">Na era da economia digital, a capacidade de uma organização tomar decisões estratégicas baseadas em dados é um diferencial competitivo crucial. Ferramentas de Business </w:t>
+            </w:r>
+            <w:proofErr w:type="spellStart"/>
+            <w:r>
+              <w:rPr>
+                <w:rFonts w:ascii="Arial" w:eastAsia="Arial" w:hAnsi="Arial" w:cs="Arial"/>
+                <w:sz w:val="20"/>
+                <w:szCs w:val="20"/>
+              </w:rPr>
+              <w:t>Intelligence</w:t>
+            </w:r>
+            <w:proofErr w:type="spellEnd"/>
+            <w:r>
+              <w:rPr>
+                <w:rFonts w:ascii="Arial" w:eastAsia="Arial" w:hAnsi="Arial" w:cs="Arial"/>
+                <w:sz w:val="20"/>
+                <w:szCs w:val="20"/>
+              </w:rPr>
+              <w:t xml:space="preserve"> são fundamentais para transformar o crescente volume de dados operacionais e financeiros, em inteligência acionável. Em ambientes de startups como a </w:t>
+            </w:r>
+            <w:proofErr w:type="spellStart"/>
+            <w:r>
+              <w:rPr>
+                <w:rFonts w:ascii="Arial" w:eastAsia="Arial" w:hAnsi="Arial" w:cs="Arial"/>
+                <w:sz w:val="20"/>
+                <w:szCs w:val="20"/>
+              </w:rPr>
+              <w:t>PicMoney</w:t>
+            </w:r>
+            <w:proofErr w:type="spellEnd"/>
+            <w:r>
+              <w:rPr>
+                <w:rFonts w:ascii="Arial" w:eastAsia="Arial" w:hAnsi="Arial" w:cs="Arial"/>
+                <w:sz w:val="20"/>
+                <w:szCs w:val="20"/>
+              </w:rPr>
+              <w:t>, esta agilidade é ainda mais vital. A falta de uma visão unificada dos indicadores de performance impede que a gestão executiva identifique tendências, riscos e oportunidades em tempo real, tornando a tomada de decisão lenta e reativa.</w:t>
+            </w:r>
+          </w:p>
+          <w:p>
+            <w:pPr>
+              <w:spacing w:after="0" w:line="240" w:lineRule="auto"/>
+              <w:jc w:val="both"/>
+              <w:rPr>
+                <w:rFonts w:ascii="Arial" w:eastAsia="Arial" w:hAnsi="Arial" w:cs="Arial"/>
+                <w:sz w:val="20"/>
+                <w:szCs w:val="20"/>
+              </w:rPr>
+            </w:pPr>
+            <w:r>
+              <w:rPr>
+                <w:rFonts w:ascii="Arial" w:eastAsia="Arial" w:hAnsi="Arial" w:cs="Arial"/>
+                <w:sz w:val="20"/>
+                <w:szCs w:val="20"/>
+              </w:rPr>
+              <w:t xml:space="preserve">Este projeto </w:t>
+            </w:r>
+            <w:r>
+              <w:rPr>
+                <w:rFonts w:ascii="Arial" w:eastAsia="Arial" w:hAnsi="Arial" w:cs="Arial"/>
+                <w:sz w:val="20"/>
+                <w:szCs w:val="20"/>
+              </w:rPr>
+              <w:t xml:space="preserve">vem justamente </w:t>
+            </w:r>
+            <w:r>
+              <w:rPr>
+                <w:rFonts w:ascii="Arial" w:eastAsia="Arial" w:hAnsi="Arial" w:cs="Arial"/>
+                <w:sz w:val="20"/>
+                <w:szCs w:val="20"/>
+              </w:rPr>
+              <w:t>nesta interseção. O objeto da intervenção é o desenvolvimento de um Dashboard Interativo customizado, que serve como a principal ferramenta de BI para o público C-</w:t>
+            </w:r>
+            <w:proofErr w:type="spellStart"/>
+            <w:r>
+              <w:rPr>
+                <w:rFonts w:ascii="Arial" w:eastAsia="Arial" w:hAnsi="Arial" w:cs="Arial"/>
+                <w:sz w:val="20"/>
+                <w:szCs w:val="20"/>
+              </w:rPr>
+              <w:t>Level</w:t>
+            </w:r>
+            <w:proofErr w:type="spellEnd"/>
+            <w:r>
+              <w:rPr>
+                <w:rFonts w:ascii="Arial" w:eastAsia="Arial" w:hAnsi="Arial" w:cs="Arial"/>
+                <w:sz w:val="20"/>
+                <w:szCs w:val="20"/>
+              </w:rPr>
+              <w:t xml:space="preserve"> (CEO</w:t>
+            </w:r>
+            <w:r>
+              <w:rPr>
+                <w:rFonts w:ascii="Arial" w:eastAsia="Arial" w:hAnsi="Arial" w:cs="Arial"/>
+                <w:sz w:val="20"/>
+                <w:szCs w:val="20"/>
+              </w:rPr>
+              <w:t xml:space="preserve"> e</w:t>
+            </w:r>
+            <w:r>
+              <w:rPr>
+                <w:rFonts w:ascii="Arial" w:eastAsia="Arial" w:hAnsi="Arial" w:cs="Arial"/>
+                <w:sz w:val="20"/>
+                <w:szCs w:val="20"/>
+              </w:rPr>
+              <w:t xml:space="preserve"> CFO) da </w:t>
+            </w:r>
+            <w:proofErr w:type="spellStart"/>
+            <w:r>
+              <w:rPr>
+                <w:rFonts w:ascii="Arial" w:eastAsia="Arial" w:hAnsi="Arial" w:cs="Arial"/>
+                <w:sz w:val="20"/>
+                <w:szCs w:val="20"/>
+              </w:rPr>
+              <w:t>PicMoney</w:t>
+            </w:r>
+            <w:proofErr w:type="spellEnd"/>
+            <w:r>
+              <w:rPr>
+                <w:rFonts w:ascii="Arial" w:eastAsia="Arial" w:hAnsi="Arial" w:cs="Arial"/>
+                <w:sz w:val="20"/>
+                <w:szCs w:val="20"/>
+              </w:rPr>
+              <w:t xml:space="preserve">. A relevância desta solução é transformar dados brutos em conhecimento estratégico. A plataforma integra KPIs financeiros e </w:t>
+            </w:r>
+            <w:r>
+              <w:rPr>
+                <w:rFonts w:ascii="Arial" w:eastAsia="Arial" w:hAnsi="Arial" w:cs="Arial"/>
+                <w:sz w:val="20"/>
+                <w:szCs w:val="20"/>
+              </w:rPr>
+              <w:t>estratégicos</w:t>
+            </w:r>
+            <w:r>
+              <w:rPr>
+                <w:rFonts w:ascii="Arial" w:eastAsia="Arial" w:hAnsi="Arial" w:cs="Arial"/>
+                <w:sz w:val="20"/>
+                <w:szCs w:val="20"/>
+              </w:rPr>
+              <w:t xml:space="preserve"> numa interface personalizada para cada perfil executivo, habilitando a gestão a monitorizar a performance da empresa e a fundamentar a tomada de decisão de forma ágil</w:t>
+            </w:r>
+            <w:r>
+              <w:rPr>
+                <w:rFonts w:ascii="Arial" w:eastAsia="Arial" w:hAnsi="Arial" w:cs="Arial"/>
+                <w:sz w:val="20"/>
+                <w:szCs w:val="20"/>
+              </w:rPr>
+              <w:t>.</w:t>
             </w:r>
           </w:p>
         </w:tc>
@@ -2120,7 +2934,6 @@
               <w:bottom w:val="single" w:sz="4" w:space="0" w:color="000000"/>
               <w:right w:val="single" w:sz="4" w:space="0" w:color="000000"/>
             </w:tcBorders>
-            <w:shd w:val="clear" w:color="auto" w:fill="auto"/>
           </w:tcPr>
           <w:p>
             <w:pPr>
@@ -2131,7 +2944,6 @@
               <w:jc w:val="both"/>
               <w:rPr>
                 <w:rFonts w:ascii="Arial" w:eastAsia="Arial" w:hAnsi="Arial" w:cs="Arial"/>
-                <w:color w:val="FF3333"/>
                 <w:sz w:val="20"/>
                 <w:szCs w:val="20"/>
               </w:rPr>
@@ -2139,30 +2951,275 @@
             <w:r>
               <w:rPr>
                 <w:rFonts w:ascii="Arial" w:eastAsia="Arial" w:hAnsi="Arial" w:cs="Arial"/>
-                <w:color w:val="525252" w:themeColor="accent3" w:themeShade="80"/>
-                <w:sz w:val="20"/>
-                <w:szCs w:val="20"/>
-              </w:rPr>
-              <w:t>Inserir os dados neste espaço. Orientações:</w:t>
-            </w:r>
-            <w:r>
-              <w:rPr>
-                <w:rFonts w:ascii="Arial" w:eastAsia="Arial" w:hAnsi="Arial" w:cs="Arial"/>
                 <w:b/>
-                <w:color w:val="525252" w:themeColor="accent3" w:themeShade="80"/>
-                <w:sz w:val="16"/>
-                <w:szCs w:val="16"/>
-              </w:rPr>
-              <w:t xml:space="preserve"> </w:t>
-            </w:r>
-            <w:r>
-              <w:rPr>
-                <w:rFonts w:ascii="Arial" w:eastAsia="Arial" w:hAnsi="Arial" w:cs="Arial"/>
-                <w:color w:val="525252" w:themeColor="accent3" w:themeShade="80"/>
-                <w:sz w:val="20"/>
-                <w:szCs w:val="20"/>
-              </w:rPr>
-              <w:t>Descrever os objetivos de forma clara. Cada objetivo deve ter uma correspondência com os resultados esperados. Devem ser expressos sucintamente, em itens, iniciando a frase com verbo de ação e não em forma de relatos.</w:t>
+                <w:bCs/>
+                <w:sz w:val="20"/>
+                <w:szCs w:val="20"/>
+              </w:rPr>
+              <w:t>Objetivo Geral:</w:t>
+            </w:r>
+          </w:p>
+          <w:p>
+            <w:pPr>
+              <w:numPr>
+                <w:ilvl w:val="0"/>
+                <w:numId w:val="2"/>
+              </w:numPr>
+              <w:tabs>
+                <w:tab w:val="left" w:pos="360"/>
+              </w:tabs>
+              <w:spacing w:after="0" w:line="240" w:lineRule="auto"/>
+              <w:jc w:val="both"/>
+              <w:rPr>
+                <w:rFonts w:ascii="Arial" w:eastAsia="Arial" w:hAnsi="Arial" w:cs="Arial"/>
+                <w:sz w:val="20"/>
+                <w:szCs w:val="20"/>
+              </w:rPr>
+            </w:pPr>
+            <w:r>
+              <w:rPr>
+                <w:rFonts w:ascii="Arial" w:eastAsia="Arial" w:hAnsi="Arial" w:cs="Arial"/>
+                <w:b/>
+                <w:bCs/>
+                <w:sz w:val="20"/>
+                <w:szCs w:val="20"/>
+              </w:rPr>
+              <w:lastRenderedPageBreak/>
+              <w:t>Desenvolver</w:t>
+            </w:r>
+            <w:r>
+              <w:rPr>
+                <w:rFonts w:ascii="Arial" w:eastAsia="Arial" w:hAnsi="Arial" w:cs="Arial"/>
+                <w:sz w:val="20"/>
+                <w:szCs w:val="20"/>
+              </w:rPr>
+              <w:t xml:space="preserve"> um Dashboard Interativo que integre e apresente, de forma responsiva, indicadores estratégicos, financeiros e operacionais da </w:t>
+            </w:r>
+            <w:proofErr w:type="spellStart"/>
+            <w:r>
+              <w:rPr>
+                <w:rFonts w:ascii="Arial" w:eastAsia="Arial" w:hAnsi="Arial" w:cs="Arial"/>
+                <w:sz w:val="20"/>
+                <w:szCs w:val="20"/>
+              </w:rPr>
+              <w:t>PicMoney</w:t>
+            </w:r>
+            <w:proofErr w:type="spellEnd"/>
+            <w:r>
+              <w:rPr>
+                <w:rFonts w:ascii="Arial" w:eastAsia="Arial" w:hAnsi="Arial" w:cs="Arial"/>
+                <w:sz w:val="20"/>
+                <w:szCs w:val="20"/>
+              </w:rPr>
+              <w:t>, voltado ao suporte da tomada de decisão executiva.</w:t>
+            </w:r>
+          </w:p>
+          <w:p>
+            <w:pPr>
+              <w:tabs>
+                <w:tab w:val="left" w:pos="360"/>
+              </w:tabs>
+              <w:spacing w:after="0" w:line="240" w:lineRule="auto"/>
+              <w:jc w:val="both"/>
+              <w:rPr>
+                <w:rFonts w:ascii="Arial" w:eastAsia="Arial" w:hAnsi="Arial" w:cs="Arial"/>
+                <w:sz w:val="20"/>
+                <w:szCs w:val="20"/>
+              </w:rPr>
+            </w:pPr>
+            <w:r>
+              <w:rPr>
+                <w:rFonts w:ascii="Arial" w:eastAsia="Arial" w:hAnsi="Arial" w:cs="Arial"/>
+                <w:b/>
+                <w:bCs/>
+                <w:sz w:val="20"/>
+                <w:szCs w:val="20"/>
+              </w:rPr>
+              <w:t>Objetivos Específicos:</w:t>
+            </w:r>
+          </w:p>
+          <w:p>
+            <w:pPr>
+              <w:numPr>
+                <w:ilvl w:val="0"/>
+                <w:numId w:val="3"/>
+              </w:numPr>
+              <w:tabs>
+                <w:tab w:val="left" w:pos="360"/>
+              </w:tabs>
+              <w:spacing w:after="0" w:line="240" w:lineRule="auto"/>
+              <w:jc w:val="both"/>
+              <w:rPr>
+                <w:rFonts w:ascii="Arial" w:eastAsia="Arial" w:hAnsi="Arial" w:cs="Arial"/>
+                <w:sz w:val="20"/>
+                <w:szCs w:val="20"/>
+              </w:rPr>
+            </w:pPr>
+            <w:r>
+              <w:rPr>
+                <w:rFonts w:ascii="Arial" w:eastAsia="Arial" w:hAnsi="Arial" w:cs="Arial"/>
+                <w:b/>
+                <w:bCs/>
+                <w:sz w:val="20"/>
+                <w:szCs w:val="20"/>
+              </w:rPr>
+              <w:t>Aplicar</w:t>
+            </w:r>
+            <w:r>
+              <w:rPr>
+                <w:rFonts w:ascii="Arial" w:eastAsia="Arial" w:hAnsi="Arial" w:cs="Arial"/>
+                <w:sz w:val="20"/>
+                <w:szCs w:val="20"/>
+              </w:rPr>
+              <w:t xml:space="preserve"> conceitos de engenharia de software e arquitetura de sistemas no desenvolvimento d</w:t>
+            </w:r>
+            <w:r>
+              <w:rPr>
+                <w:rFonts w:ascii="Arial" w:eastAsia="Arial" w:hAnsi="Arial" w:cs="Arial"/>
+                <w:sz w:val="20"/>
+                <w:szCs w:val="20"/>
+              </w:rPr>
+              <w:t>o</w:t>
+            </w:r>
+            <w:r>
+              <w:rPr>
+                <w:rFonts w:ascii="Arial" w:eastAsia="Arial" w:hAnsi="Arial" w:cs="Arial"/>
+                <w:sz w:val="20"/>
+                <w:szCs w:val="20"/>
+              </w:rPr>
+              <w:t xml:space="preserve"> dashboards</w:t>
+            </w:r>
+            <w:r>
+              <w:rPr>
+                <w:rFonts w:ascii="Arial" w:eastAsia="Arial" w:hAnsi="Arial" w:cs="Arial"/>
+                <w:sz w:val="20"/>
+                <w:szCs w:val="20"/>
+              </w:rPr>
+              <w:t>.</w:t>
+            </w:r>
+          </w:p>
+          <w:p>
+            <w:pPr>
+              <w:numPr>
+                <w:ilvl w:val="0"/>
+                <w:numId w:val="3"/>
+              </w:numPr>
+              <w:tabs>
+                <w:tab w:val="left" w:pos="360"/>
+              </w:tabs>
+              <w:spacing w:after="0" w:line="240" w:lineRule="auto"/>
+              <w:jc w:val="both"/>
+              <w:rPr>
+                <w:rFonts w:ascii="Arial" w:eastAsia="Arial" w:hAnsi="Arial" w:cs="Arial"/>
+                <w:sz w:val="20"/>
+                <w:szCs w:val="20"/>
+              </w:rPr>
+            </w:pPr>
+            <w:r>
+              <w:rPr>
+                <w:rFonts w:ascii="Arial" w:eastAsia="Arial" w:hAnsi="Arial" w:cs="Arial"/>
+                <w:b/>
+                <w:bCs/>
+                <w:sz w:val="20"/>
+                <w:szCs w:val="20"/>
+              </w:rPr>
+              <w:t>Modelar</w:t>
+            </w:r>
+            <w:r>
+              <w:rPr>
+                <w:rFonts w:ascii="Arial" w:eastAsia="Arial" w:hAnsi="Arial" w:cs="Arial"/>
+                <w:sz w:val="20"/>
+                <w:szCs w:val="20"/>
+              </w:rPr>
+              <w:t>, tratar e analisar dados simulados com base em cenários reais de mercado.</w:t>
+            </w:r>
+          </w:p>
+          <w:p>
+            <w:pPr>
+              <w:numPr>
+                <w:ilvl w:val="0"/>
+                <w:numId w:val="3"/>
+              </w:numPr>
+              <w:tabs>
+                <w:tab w:val="left" w:pos="360"/>
+              </w:tabs>
+              <w:spacing w:after="0" w:line="240" w:lineRule="auto"/>
+              <w:jc w:val="both"/>
+              <w:rPr>
+                <w:rFonts w:ascii="Arial" w:eastAsia="Arial" w:hAnsi="Arial" w:cs="Arial"/>
+                <w:sz w:val="20"/>
+                <w:szCs w:val="20"/>
+              </w:rPr>
+            </w:pPr>
+            <w:r>
+              <w:rPr>
+                <w:rFonts w:ascii="Arial" w:eastAsia="Arial" w:hAnsi="Arial" w:cs="Arial"/>
+                <w:b/>
+                <w:bCs/>
+                <w:sz w:val="20"/>
+                <w:szCs w:val="20"/>
+              </w:rPr>
+              <w:t>Criar</w:t>
+            </w:r>
+            <w:r>
+              <w:rPr>
+                <w:rFonts w:ascii="Arial" w:eastAsia="Arial" w:hAnsi="Arial" w:cs="Arial"/>
+                <w:sz w:val="20"/>
+                <w:szCs w:val="20"/>
+              </w:rPr>
+              <w:t xml:space="preserve"> uma interface personalizada para diferentes perfis executivos (CEO</w:t>
+            </w:r>
+            <w:r>
+              <w:rPr>
+                <w:rFonts w:ascii="Arial" w:eastAsia="Arial" w:hAnsi="Arial" w:cs="Arial"/>
+                <w:sz w:val="20"/>
+                <w:szCs w:val="20"/>
+              </w:rPr>
+              <w:t xml:space="preserve"> e</w:t>
+            </w:r>
+            <w:r>
+              <w:rPr>
+                <w:rFonts w:ascii="Arial" w:eastAsia="Arial" w:hAnsi="Arial" w:cs="Arial"/>
+                <w:sz w:val="20"/>
+                <w:szCs w:val="20"/>
+              </w:rPr>
+              <w:t xml:space="preserve"> CFO).   </w:t>
+            </w:r>
+          </w:p>
+          <w:p>
+            <w:pPr>
+              <w:numPr>
+                <w:ilvl w:val="0"/>
+                <w:numId w:val="3"/>
+              </w:numPr>
+              <w:tabs>
+                <w:tab w:val="left" w:pos="360"/>
+              </w:tabs>
+              <w:spacing w:after="0" w:line="240" w:lineRule="auto"/>
+              <w:jc w:val="both"/>
+              <w:rPr>
+                <w:rFonts w:ascii="Arial" w:eastAsia="Arial" w:hAnsi="Arial" w:cs="Arial"/>
+                <w:sz w:val="20"/>
+                <w:szCs w:val="20"/>
+              </w:rPr>
+            </w:pPr>
+            <w:r>
+              <w:rPr>
+                <w:rFonts w:ascii="Arial" w:eastAsia="Arial" w:hAnsi="Arial" w:cs="Arial"/>
+                <w:b/>
+                <w:bCs/>
+                <w:sz w:val="20"/>
+                <w:szCs w:val="20"/>
+              </w:rPr>
+              <w:t>Integrar</w:t>
+            </w:r>
+            <w:r>
+              <w:rPr>
+                <w:rFonts w:ascii="Arial" w:eastAsia="Arial" w:hAnsi="Arial" w:cs="Arial"/>
+                <w:sz w:val="20"/>
+                <w:szCs w:val="20"/>
+              </w:rPr>
+              <w:t xml:space="preserve"> conhecimentos de Contabilidade e Finanças no contexto de indicadores de desempenho.</w:t>
             </w:r>
           </w:p>
         </w:tc>
@@ -2216,7 +3273,6 @@
               <w:bottom w:val="single" w:sz="4" w:space="0" w:color="000000"/>
               <w:right w:val="single" w:sz="4" w:space="0" w:color="000000"/>
             </w:tcBorders>
-            <w:shd w:val="clear" w:color="auto" w:fill="auto"/>
           </w:tcPr>
           <w:p>
             <w:pPr>
@@ -2231,30 +3287,169 @@
             <w:r>
               <w:rPr>
                 <w:rFonts w:ascii="Arial" w:eastAsia="Arial" w:hAnsi="Arial" w:cs="Arial"/>
-                <w:color w:val="525252" w:themeColor="accent3" w:themeShade="80"/>
-                <w:sz w:val="20"/>
-                <w:szCs w:val="20"/>
-              </w:rPr>
-              <w:t>Inserir os dados neste espaço. Orientações:</w:t>
-            </w:r>
-            <w:r>
-              <w:rPr>
-                <w:rFonts w:ascii="Arial" w:eastAsia="Arial" w:hAnsi="Arial" w:cs="Arial"/>
-                <w:b/>
-                <w:color w:val="525252" w:themeColor="accent3" w:themeShade="80"/>
-                <w:sz w:val="16"/>
-                <w:szCs w:val="16"/>
-              </w:rPr>
-              <w:t xml:space="preserve"> </w:t>
-            </w:r>
-            <w:r>
-              <w:rPr>
-                <w:rFonts w:ascii="Arial" w:eastAsia="Arial" w:hAnsi="Arial" w:cs="Arial"/>
-                <w:color w:val="525252" w:themeColor="accent3" w:themeShade="80"/>
-                <w:sz w:val="20"/>
-                <w:szCs w:val="20"/>
-              </w:rPr>
-              <w:t xml:space="preserve">descrever como ocorrerá a ação extensionista junto ao público-alvo. Trata-se descrição sobre como será realizada a prática da ação extensionista, é o detalhamento do caminho a ser percorrido pela equipe em sua interação com a sociedade. Descrever os métodos, técnicas e estratégias para a implementação das atividades de intervenção previstas no projeto e sua contribuição para o alcance dos objetivos. Descrever o local, público-alvo, ferramentas empregadas para a relação dialógica com a comunidade ou setores da sociedade: visitas, entrevistas, questionários, reuniões, roda de conversa, ou uso de outras ferramentas de levantamento. Detalhar os procedimentos e as atividades a serem implementadas. </w:t>
+                <w:sz w:val="20"/>
+                <w:szCs w:val="20"/>
+              </w:rPr>
+              <w:t xml:space="preserve">A ação extensionista do projeto será realizada por meio do desenvolvimento colaborativo e iterativo do Dashboard </w:t>
+            </w:r>
+            <w:proofErr w:type="spellStart"/>
+            <w:r>
+              <w:rPr>
+                <w:rFonts w:ascii="Arial" w:eastAsia="Arial" w:hAnsi="Arial" w:cs="Arial"/>
+                <w:sz w:val="20"/>
+                <w:szCs w:val="20"/>
+              </w:rPr>
+              <w:t>PicMoney</w:t>
+            </w:r>
+            <w:proofErr w:type="spellEnd"/>
+            <w:r>
+              <w:rPr>
+                <w:rFonts w:ascii="Arial" w:eastAsia="Arial" w:hAnsi="Arial" w:cs="Arial"/>
+                <w:sz w:val="20"/>
+                <w:szCs w:val="20"/>
+              </w:rPr>
+              <w:t xml:space="preserve">, integrando tecnologias como Python, </w:t>
+            </w:r>
+            <w:proofErr w:type="spellStart"/>
+            <w:r>
+              <w:rPr>
+                <w:rFonts w:ascii="Arial" w:eastAsia="Arial" w:hAnsi="Arial" w:cs="Arial"/>
+                <w:sz w:val="20"/>
+                <w:szCs w:val="20"/>
+              </w:rPr>
+              <w:t>Streamlit</w:t>
+            </w:r>
+            <w:proofErr w:type="spellEnd"/>
+            <w:r>
+              <w:rPr>
+                <w:rFonts w:ascii="Arial" w:eastAsia="Arial" w:hAnsi="Arial" w:cs="Arial"/>
+                <w:sz w:val="20"/>
+                <w:szCs w:val="20"/>
+              </w:rPr>
+              <w:t xml:space="preserve">, </w:t>
+            </w:r>
+            <w:proofErr w:type="spellStart"/>
+            <w:r>
+              <w:rPr>
+                <w:rFonts w:ascii="Arial" w:eastAsia="Arial" w:hAnsi="Arial" w:cs="Arial"/>
+                <w:sz w:val="20"/>
+                <w:szCs w:val="20"/>
+              </w:rPr>
+              <w:t>Flask</w:t>
+            </w:r>
+            <w:proofErr w:type="spellEnd"/>
+            <w:r>
+              <w:rPr>
+                <w:rFonts w:ascii="Arial" w:eastAsia="Arial" w:hAnsi="Arial" w:cs="Arial"/>
+                <w:sz w:val="20"/>
+                <w:szCs w:val="20"/>
+              </w:rPr>
+              <w:t>, MySQL e API Gemini para oferecer uma solução acessível e inteligente.</w:t>
+            </w:r>
+          </w:p>
+          <w:p>
+            <w:pPr>
+              <w:spacing w:after="0" w:line="240" w:lineRule="auto"/>
+              <w:jc w:val="both"/>
+              <w:rPr>
+                <w:rFonts w:ascii="Arial" w:eastAsia="Arial" w:hAnsi="Arial" w:cs="Arial"/>
+                <w:sz w:val="20"/>
+                <w:szCs w:val="20"/>
+              </w:rPr>
+            </w:pPr>
+            <w:r>
+              <w:rPr>
+                <w:rFonts w:ascii="Arial" w:eastAsia="Arial" w:hAnsi="Arial" w:cs="Arial"/>
+                <w:sz w:val="20"/>
+                <w:szCs w:val="20"/>
+              </w:rPr>
+              <w:t xml:space="preserve">Para garantir uma relação dialógica com o público-alvo, serão utilizados filtros interativos, visualizações dinâmicas, e um </w:t>
+            </w:r>
+            <w:proofErr w:type="spellStart"/>
+            <w:r>
+              <w:rPr>
+                <w:rFonts w:ascii="Arial" w:eastAsia="Arial" w:hAnsi="Arial" w:cs="Arial"/>
+                <w:sz w:val="20"/>
+                <w:szCs w:val="20"/>
+              </w:rPr>
+              <w:t>chatbot</w:t>
+            </w:r>
+            <w:proofErr w:type="spellEnd"/>
+            <w:r>
+              <w:rPr>
+                <w:rFonts w:ascii="Arial" w:eastAsia="Arial" w:hAnsi="Arial" w:cs="Arial"/>
+                <w:sz w:val="20"/>
+                <w:szCs w:val="20"/>
+              </w:rPr>
+              <w:t xml:space="preserve"> inteligente que responde consultas em linguagem natural baseado nos dados reais do banco. O trabalho </w:t>
+            </w:r>
+            <w:r>
+              <w:rPr>
+                <w:rFonts w:ascii="Arial" w:eastAsia="Arial" w:hAnsi="Arial" w:cs="Arial"/>
+                <w:sz w:val="20"/>
+                <w:szCs w:val="20"/>
+              </w:rPr>
+              <w:t>foi</w:t>
+            </w:r>
+            <w:r>
+              <w:rPr>
+                <w:rFonts w:ascii="Arial" w:eastAsia="Arial" w:hAnsi="Arial" w:cs="Arial"/>
+                <w:sz w:val="20"/>
+                <w:szCs w:val="20"/>
+              </w:rPr>
+              <w:t xml:space="preserve"> organizado com metodologias ágeis Scrum e </w:t>
+            </w:r>
+            <w:proofErr w:type="spellStart"/>
+            <w:r>
+              <w:rPr>
+                <w:rFonts w:ascii="Arial" w:eastAsia="Arial" w:hAnsi="Arial" w:cs="Arial"/>
+                <w:sz w:val="20"/>
+                <w:szCs w:val="20"/>
+              </w:rPr>
+              <w:t>Kanban</w:t>
+            </w:r>
+            <w:proofErr w:type="spellEnd"/>
+            <w:r>
+              <w:rPr>
+                <w:rFonts w:ascii="Arial" w:eastAsia="Arial" w:hAnsi="Arial" w:cs="Arial"/>
+                <w:sz w:val="20"/>
+                <w:szCs w:val="20"/>
+              </w:rPr>
+              <w:t>, promovendo reuniões regulares, revisões e colaboração constante para adaptar e melhorar a ferramenta</w:t>
+            </w:r>
+            <w:r>
+              <w:rPr>
+                <w:rFonts w:ascii="Arial" w:eastAsia="Arial" w:hAnsi="Arial" w:cs="Arial"/>
+                <w:sz w:val="20"/>
+                <w:szCs w:val="20"/>
+              </w:rPr>
+              <w:t xml:space="preserve">, </w:t>
+            </w:r>
+            <w:r>
+              <w:rPr>
+                <w:rFonts w:ascii="Arial" w:eastAsia="Arial" w:hAnsi="Arial" w:cs="Arial"/>
+                <w:sz w:val="20"/>
+                <w:szCs w:val="20"/>
+              </w:rPr>
+              <w:t xml:space="preserve">assegurando que o projeto atenda efetivamente às demandas estratégicas, financeiras e operacionais da </w:t>
+            </w:r>
+            <w:proofErr w:type="spellStart"/>
+            <w:r>
+              <w:rPr>
+                <w:rFonts w:ascii="Arial" w:eastAsia="Arial" w:hAnsi="Arial" w:cs="Arial"/>
+                <w:sz w:val="20"/>
+                <w:szCs w:val="20"/>
+              </w:rPr>
+              <w:t>PicMoney</w:t>
+            </w:r>
+            <w:proofErr w:type="spellEnd"/>
+            <w:r>
+              <w:rPr>
+                <w:rFonts w:ascii="Arial" w:eastAsia="Arial" w:hAnsi="Arial" w:cs="Arial"/>
+                <w:sz w:val="20"/>
+                <w:szCs w:val="20"/>
+              </w:rPr>
+              <w:t>.</w:t>
             </w:r>
           </w:p>
         </w:tc>
@@ -2309,7 +3504,6 @@
               <w:bottom w:val="single" w:sz="4" w:space="0" w:color="000000"/>
               <w:right w:val="single" w:sz="4" w:space="0" w:color="000000"/>
             </w:tcBorders>
-            <w:shd w:val="clear" w:color="auto" w:fill="auto"/>
           </w:tcPr>
           <w:p>
             <w:pPr>
@@ -2324,11 +3518,94 @@
             <w:r>
               <w:rPr>
                 <w:rFonts w:ascii="Arial" w:eastAsia="Arial" w:hAnsi="Arial" w:cs="Arial"/>
-                <w:color w:val="525252" w:themeColor="accent3" w:themeShade="80"/>
-                <w:sz w:val="20"/>
-                <w:szCs w:val="20"/>
-              </w:rPr>
-              <w:t xml:space="preserve">Inserir os dados neste espaço. Orientações: este item pode ser apresentado como resultados parciais, ou resultados finais para projetos implementados, ou, ainda, resultados esperados para propostas de projetos. Descrever de forma objetiva de que modo o projeto espera modificar as condições inicialmente diagnosticadas no público-alvo envolvido. Trata-se de uma projeção dos impactos sociais esperados ou desejados, considerando que a extensão universitária busca estar atenta aos interesses e necessidades da maioria da população, buscando superar desigualdades, garantir diversidade, evitar exclusões, implementar o desenvolvimento regional e desenvolver políticas públicas. </w:t>
+                <w:sz w:val="20"/>
+                <w:szCs w:val="20"/>
+              </w:rPr>
+              <w:t xml:space="preserve">Espera-se que o Projeto </w:t>
+            </w:r>
+            <w:proofErr w:type="spellStart"/>
+            <w:r>
+              <w:rPr>
+                <w:rFonts w:ascii="Arial" w:eastAsia="Arial" w:hAnsi="Arial" w:cs="Arial"/>
+                <w:sz w:val="20"/>
+                <w:szCs w:val="20"/>
+              </w:rPr>
+              <w:t>PicMoney</w:t>
+            </w:r>
+            <w:proofErr w:type="spellEnd"/>
+            <w:r>
+              <w:rPr>
+                <w:rFonts w:ascii="Arial" w:eastAsia="Arial" w:hAnsi="Arial" w:cs="Arial"/>
+                <w:sz w:val="20"/>
+                <w:szCs w:val="20"/>
+              </w:rPr>
+              <w:t xml:space="preserve"> revolucione a forma como os executivos da startup acessam e interpretam dados estratégicos</w:t>
+            </w:r>
+            <w:r>
+              <w:rPr>
+                <w:rFonts w:ascii="Arial" w:eastAsia="Arial" w:hAnsi="Arial" w:cs="Arial"/>
+                <w:sz w:val="20"/>
+                <w:szCs w:val="20"/>
+              </w:rPr>
+              <w:t xml:space="preserve"> e</w:t>
+            </w:r>
+            <w:r>
+              <w:rPr>
+                <w:rFonts w:ascii="Arial" w:eastAsia="Arial" w:hAnsi="Arial" w:cs="Arial"/>
+                <w:sz w:val="20"/>
+                <w:szCs w:val="20"/>
+              </w:rPr>
+              <w:t xml:space="preserve"> financeiros, promovendo uma tomada de decisão mais ágil</w:t>
+            </w:r>
+            <w:r>
+              <w:rPr>
+                <w:rFonts w:ascii="Arial" w:eastAsia="Arial" w:hAnsi="Arial" w:cs="Arial"/>
+                <w:sz w:val="20"/>
+                <w:szCs w:val="20"/>
+              </w:rPr>
+              <w:t xml:space="preserve"> e</w:t>
+            </w:r>
+            <w:r>
+              <w:rPr>
+                <w:rFonts w:ascii="Arial" w:eastAsia="Arial" w:hAnsi="Arial" w:cs="Arial"/>
+                <w:sz w:val="20"/>
+                <w:szCs w:val="20"/>
+              </w:rPr>
+              <w:t xml:space="preserve"> assertiva. Com o dashboard interativo e o </w:t>
+            </w:r>
+            <w:proofErr w:type="spellStart"/>
+            <w:r>
+              <w:rPr>
+                <w:rFonts w:ascii="Arial" w:eastAsia="Arial" w:hAnsi="Arial" w:cs="Arial"/>
+                <w:sz w:val="20"/>
+                <w:szCs w:val="20"/>
+              </w:rPr>
+              <w:t>chatbot</w:t>
+            </w:r>
+            <w:proofErr w:type="spellEnd"/>
+            <w:r>
+              <w:rPr>
+                <w:rFonts w:ascii="Arial" w:eastAsia="Arial" w:hAnsi="Arial" w:cs="Arial"/>
+                <w:sz w:val="20"/>
+                <w:szCs w:val="20"/>
+              </w:rPr>
+              <w:t xml:space="preserve"> inteligente, espera-se melhorar o engajamento </w:t>
+            </w:r>
+            <w:r>
+              <w:rPr>
+                <w:rFonts w:ascii="Arial" w:eastAsia="Arial" w:hAnsi="Arial" w:cs="Arial"/>
+                <w:sz w:val="20"/>
+                <w:szCs w:val="20"/>
+              </w:rPr>
+              <w:t>da equipe executiva</w:t>
+            </w:r>
+            <w:r>
+              <w:rPr>
+                <w:rFonts w:ascii="Arial" w:eastAsia="Arial" w:hAnsi="Arial" w:cs="Arial"/>
+                <w:sz w:val="20"/>
+                <w:szCs w:val="20"/>
+              </w:rPr>
+              <w:t>, reduzir a dependência de conhecimento técnico para análise de dados, e oferecer um ambiente colaborativo que favoreça a transparência e a integração entre os diferentes níveis de gestão.</w:t>
             </w:r>
           </w:p>
         </w:tc>
@@ -2383,7 +3660,6 @@
               <w:bottom w:val="single" w:sz="4" w:space="0" w:color="000000"/>
               <w:right w:val="single" w:sz="4" w:space="0" w:color="000000"/>
             </w:tcBorders>
-            <w:shd w:val="clear" w:color="auto" w:fill="auto"/>
           </w:tcPr>
           <w:p>
             <w:pPr>
@@ -2394,7 +3670,6 @@
               <w:jc w:val="both"/>
               <w:rPr>
                 <w:rFonts w:ascii="Arial" w:eastAsia="Arial" w:hAnsi="Arial" w:cs="Arial"/>
-                <w:color w:val="FF3333"/>
                 <w:sz w:val="20"/>
                 <w:szCs w:val="20"/>
               </w:rPr>
@@ -2402,30 +3677,80 @@
             <w:r>
               <w:rPr>
                 <w:rFonts w:ascii="Arial" w:eastAsia="Arial" w:hAnsi="Arial" w:cs="Arial"/>
-                <w:color w:val="525252" w:themeColor="accent3" w:themeShade="80"/>
-                <w:sz w:val="20"/>
-                <w:szCs w:val="20"/>
-              </w:rPr>
-              <w:t>Inserir os dados neste espaço. Orientações:</w:t>
-            </w:r>
-            <w:r>
-              <w:rPr>
-                <w:rFonts w:ascii="Arial" w:eastAsia="Arial" w:hAnsi="Arial" w:cs="Arial"/>
-                <w:b/>
-                <w:color w:val="525252" w:themeColor="accent3" w:themeShade="80"/>
-                <w:sz w:val="16"/>
-                <w:szCs w:val="16"/>
-              </w:rPr>
-              <w:t xml:space="preserve"> </w:t>
-            </w:r>
-            <w:r>
-              <w:rPr>
-                <w:rFonts w:ascii="Arial" w:eastAsia="Arial" w:hAnsi="Arial" w:cs="Arial"/>
-                <w:color w:val="525252" w:themeColor="accent3" w:themeShade="80"/>
-                <w:sz w:val="20"/>
-                <w:szCs w:val="20"/>
-              </w:rPr>
-              <w:t>é o desfecho do projeto devendo responder o problema central do trabalho e destacar se o trabalho atendeu aos objetivos propostos, destacando os principais pontos e direções para futuras ações.</w:t>
+                <w:sz w:val="20"/>
+                <w:szCs w:val="20"/>
+              </w:rPr>
+              <w:t xml:space="preserve">Este projeto de extensão respondeu com sucesso ao problema central da </w:t>
+            </w:r>
+            <w:proofErr w:type="spellStart"/>
+            <w:r>
+              <w:rPr>
+                <w:rFonts w:ascii="Arial" w:eastAsia="Arial" w:hAnsi="Arial" w:cs="Arial"/>
+                <w:sz w:val="20"/>
+                <w:szCs w:val="20"/>
+              </w:rPr>
+              <w:t>PicMoney</w:t>
+            </w:r>
+            <w:proofErr w:type="spellEnd"/>
+            <w:r>
+              <w:rPr>
+                <w:rFonts w:ascii="Arial" w:eastAsia="Arial" w:hAnsi="Arial" w:cs="Arial"/>
+                <w:sz w:val="20"/>
+                <w:szCs w:val="20"/>
+              </w:rPr>
+              <w:t>: a falta de uma visão unificada dos dados estratégicos</w:t>
+            </w:r>
+            <w:r>
+              <w:rPr>
+                <w:rFonts w:ascii="Arial" w:eastAsia="Arial" w:hAnsi="Arial" w:cs="Arial"/>
+                <w:sz w:val="20"/>
+                <w:szCs w:val="20"/>
+              </w:rPr>
+              <w:t xml:space="preserve"> e</w:t>
+            </w:r>
+            <w:r>
+              <w:rPr>
+                <w:rFonts w:ascii="Arial" w:eastAsia="Arial" w:hAnsi="Arial" w:cs="Arial"/>
+                <w:sz w:val="20"/>
+                <w:szCs w:val="20"/>
+              </w:rPr>
+              <w:t xml:space="preserve"> financeiros para a gestão C-</w:t>
+            </w:r>
+            <w:proofErr w:type="spellStart"/>
+            <w:r>
+              <w:rPr>
+                <w:rFonts w:ascii="Arial" w:eastAsia="Arial" w:hAnsi="Arial" w:cs="Arial"/>
+                <w:sz w:val="20"/>
+                <w:szCs w:val="20"/>
+              </w:rPr>
+              <w:t>Level</w:t>
+            </w:r>
+            <w:proofErr w:type="spellEnd"/>
+            <w:r>
+              <w:rPr>
+                <w:rFonts w:ascii="Arial" w:eastAsia="Arial" w:hAnsi="Arial" w:cs="Arial"/>
+                <w:sz w:val="20"/>
+                <w:szCs w:val="20"/>
+              </w:rPr>
+              <w:t xml:space="preserve">. Os objetivos propostos foram atendidos através do desenvolvimento de um Dashboard Interativo funcional, que transforma dados brutos em inteligência acionável. Aplicando conceitos de engenharia de software e análise de dados, a solução (construída em Python, </w:t>
+            </w:r>
+            <w:proofErr w:type="spellStart"/>
+            <w:r>
+              <w:rPr>
+                <w:rFonts w:ascii="Arial" w:eastAsia="Arial" w:hAnsi="Arial" w:cs="Arial"/>
+                <w:sz w:val="20"/>
+                <w:szCs w:val="20"/>
+              </w:rPr>
+              <w:t>Streamlit</w:t>
+            </w:r>
+            <w:proofErr w:type="spellEnd"/>
+            <w:r>
+              <w:rPr>
+                <w:rFonts w:ascii="Arial" w:eastAsia="Arial" w:hAnsi="Arial" w:cs="Arial"/>
+                <w:sz w:val="20"/>
+                <w:szCs w:val="20"/>
+              </w:rPr>
+              <w:t xml:space="preserve"> e MySQL) integra e apresenta KPIs em interfaces personalizadas para o CEO (foco em crescimento e usuários) e o CFO (foco em saúde financeira e risco), suportando diretamente a tomada de decisão executiva.</w:t>
             </w:r>
           </w:p>
         </w:tc>
@@ -2480,14 +3805,1411 @@
               <w:bottom w:val="single" w:sz="4" w:space="0" w:color="000000"/>
               <w:right w:val="single" w:sz="4" w:space="0" w:color="000000"/>
             </w:tcBorders>
-            <w:shd w:val="clear" w:color="auto" w:fill="auto"/>
           </w:tcPr>
           <w:p>
             <w:pPr>
+              <w:rPr>
+                <w:rFonts w:ascii="Arial" w:eastAsia="Arial" w:hAnsi="Arial" w:cs="Arial"/>
+                <w:bCs/>
+                <w:sz w:val="20"/>
+                <w:szCs w:val="20"/>
+              </w:rPr>
+            </w:pPr>
+            <w:r>
+              <w:rPr>
+                <w:rFonts w:ascii="Arial" w:eastAsia="Arial" w:hAnsi="Arial" w:cs="Arial"/>
+                <w:b/>
+                <w:bCs/>
+                <w:sz w:val="20"/>
+                <w:szCs w:val="20"/>
+              </w:rPr>
+              <w:t>Python</w:t>
+            </w:r>
+            <w:r>
+              <w:rPr>
+                <w:rFonts w:ascii="Arial" w:eastAsia="Arial" w:hAnsi="Arial" w:cs="Arial"/>
+                <w:bCs/>
+                <w:sz w:val="20"/>
+                <w:szCs w:val="20"/>
+              </w:rPr>
+              <w:t xml:space="preserve"> </w:t>
+            </w:r>
+            <w:proofErr w:type="spellStart"/>
+            <w:r>
+              <w:rPr>
+                <w:rFonts w:ascii="Arial" w:eastAsia="Arial" w:hAnsi="Arial" w:cs="Arial"/>
+                <w:bCs/>
+                <w:sz w:val="20"/>
+                <w:szCs w:val="20"/>
+              </w:rPr>
+              <w:t>PYTHON</w:t>
+            </w:r>
+            <w:proofErr w:type="spellEnd"/>
+            <w:r>
+              <w:rPr>
+                <w:rFonts w:ascii="Arial" w:eastAsia="Arial" w:hAnsi="Arial" w:cs="Arial"/>
+                <w:bCs/>
+                <w:sz w:val="20"/>
+                <w:szCs w:val="20"/>
+              </w:rPr>
+              <w:t xml:space="preserve"> Software Foundation. </w:t>
+            </w:r>
+            <w:r>
+              <w:rPr>
+                <w:rFonts w:ascii="Arial" w:eastAsia="Arial" w:hAnsi="Arial" w:cs="Arial"/>
+                <w:b/>
+                <w:bCs/>
+                <w:sz w:val="20"/>
+                <w:szCs w:val="20"/>
+              </w:rPr>
+              <w:t>Python.org</w:t>
+            </w:r>
+            <w:r>
+              <w:rPr>
+                <w:rFonts w:ascii="Arial" w:eastAsia="Arial" w:hAnsi="Arial" w:cs="Arial"/>
+                <w:bCs/>
+                <w:sz w:val="20"/>
+                <w:szCs w:val="20"/>
+              </w:rPr>
+              <w:t>. [</w:t>
+            </w:r>
+            <w:proofErr w:type="spellStart"/>
+            <w:r>
+              <w:rPr>
+                <w:rFonts w:ascii="Arial" w:eastAsia="Arial" w:hAnsi="Arial" w:cs="Arial"/>
+                <w:bCs/>
+                <w:sz w:val="20"/>
+                <w:szCs w:val="20"/>
+              </w:rPr>
+              <w:t>S.l</w:t>
+            </w:r>
+            <w:proofErr w:type="spellEnd"/>
+            <w:r>
+              <w:rPr>
+                <w:rFonts w:ascii="Arial" w:eastAsia="Arial" w:hAnsi="Arial" w:cs="Arial"/>
+                <w:bCs/>
+                <w:sz w:val="20"/>
+                <w:szCs w:val="20"/>
+              </w:rPr>
+              <w:t xml:space="preserve">.]: Python Software Foundation, 2025. Disponível em: </w:t>
+            </w:r>
+            <w:hyperlink r:id="rId12" w:tgtFrame="_blank" w:history="1">
+              <w:r>
+                <w:rPr>
+                  <w:rStyle w:val="Hyperlink"/>
+                  <w:rFonts w:ascii="Arial" w:eastAsia="Arial" w:hAnsi="Arial" w:cs="Arial"/>
+                  <w:bCs/>
+                  <w:sz w:val="20"/>
+                  <w:szCs w:val="20"/>
+                </w:rPr>
+                <w:t>https://www.python.org/</w:t>
+              </w:r>
+            </w:hyperlink>
+            <w:r>
+              <w:rPr>
+                <w:rFonts w:ascii="Arial" w:eastAsia="Arial" w:hAnsi="Arial" w:cs="Arial"/>
+                <w:bCs/>
+                <w:sz w:val="20"/>
+                <w:szCs w:val="20"/>
+              </w:rPr>
+              <w:t>.</w:t>
+            </w:r>
+          </w:p>
+          <w:p>
+            <w:pPr>
+              <w:rPr>
+                <w:rFonts w:ascii="Arial" w:eastAsia="Arial" w:hAnsi="Arial" w:cs="Arial"/>
+                <w:bCs/>
+                <w:sz w:val="20"/>
+                <w:szCs w:val="20"/>
+              </w:rPr>
+            </w:pPr>
+            <w:proofErr w:type="spellStart"/>
+            <w:r>
+              <w:rPr>
+                <w:rFonts w:ascii="Arial" w:eastAsia="Arial" w:hAnsi="Arial" w:cs="Arial"/>
+                <w:b/>
+                <w:bCs/>
+                <w:sz w:val="20"/>
+                <w:szCs w:val="20"/>
+              </w:rPr>
+              <w:t>Streamlit</w:t>
+            </w:r>
+            <w:proofErr w:type="spellEnd"/>
+            <w:r>
+              <w:rPr>
+                <w:rFonts w:ascii="Arial" w:eastAsia="Arial" w:hAnsi="Arial" w:cs="Arial"/>
+                <w:bCs/>
+                <w:sz w:val="20"/>
+                <w:szCs w:val="20"/>
+              </w:rPr>
+              <w:t xml:space="preserve"> STREAMLIT, Inc. </w:t>
+            </w:r>
+            <w:proofErr w:type="spellStart"/>
+            <w:r>
+              <w:rPr>
+                <w:rFonts w:ascii="Arial" w:eastAsia="Arial" w:hAnsi="Arial" w:cs="Arial"/>
+                <w:b/>
+                <w:bCs/>
+                <w:sz w:val="20"/>
+                <w:szCs w:val="20"/>
+              </w:rPr>
+              <w:t>Streamlit</w:t>
+            </w:r>
+            <w:proofErr w:type="spellEnd"/>
+            <w:r>
+              <w:rPr>
+                <w:rFonts w:ascii="Arial" w:eastAsia="Arial" w:hAnsi="Arial" w:cs="Arial"/>
+                <w:b/>
+                <w:bCs/>
+                <w:sz w:val="20"/>
+                <w:szCs w:val="20"/>
+              </w:rPr>
+              <w:t xml:space="preserve"> </w:t>
+            </w:r>
+            <w:proofErr w:type="spellStart"/>
+            <w:r>
+              <w:rPr>
+                <w:rFonts w:ascii="Arial" w:eastAsia="Arial" w:hAnsi="Arial" w:cs="Arial"/>
+                <w:b/>
+                <w:bCs/>
+                <w:sz w:val="20"/>
+                <w:szCs w:val="20"/>
+              </w:rPr>
+              <w:t>Documentation</w:t>
+            </w:r>
+            <w:proofErr w:type="spellEnd"/>
+            <w:r>
+              <w:rPr>
+                <w:rFonts w:ascii="Arial" w:eastAsia="Arial" w:hAnsi="Arial" w:cs="Arial"/>
+                <w:bCs/>
+                <w:sz w:val="20"/>
+                <w:szCs w:val="20"/>
+              </w:rPr>
+              <w:t>. [</w:t>
+            </w:r>
+            <w:proofErr w:type="spellStart"/>
+            <w:r>
+              <w:rPr>
+                <w:rFonts w:ascii="Arial" w:eastAsia="Arial" w:hAnsi="Arial" w:cs="Arial"/>
+                <w:bCs/>
+                <w:sz w:val="20"/>
+                <w:szCs w:val="20"/>
+              </w:rPr>
+              <w:t>S.l</w:t>
+            </w:r>
+            <w:proofErr w:type="spellEnd"/>
+            <w:r>
+              <w:rPr>
+                <w:rFonts w:ascii="Arial" w:eastAsia="Arial" w:hAnsi="Arial" w:cs="Arial"/>
+                <w:bCs/>
+                <w:sz w:val="20"/>
+                <w:szCs w:val="20"/>
+              </w:rPr>
+              <w:t xml:space="preserve">.]: </w:t>
+            </w:r>
+            <w:proofErr w:type="spellStart"/>
+            <w:r>
+              <w:rPr>
+                <w:rFonts w:ascii="Arial" w:eastAsia="Arial" w:hAnsi="Arial" w:cs="Arial"/>
+                <w:bCs/>
+                <w:sz w:val="20"/>
+                <w:szCs w:val="20"/>
+              </w:rPr>
+              <w:t>Streamlit</w:t>
+            </w:r>
+            <w:proofErr w:type="spellEnd"/>
+            <w:r>
+              <w:rPr>
+                <w:rFonts w:ascii="Arial" w:eastAsia="Arial" w:hAnsi="Arial" w:cs="Arial"/>
+                <w:bCs/>
+                <w:sz w:val="20"/>
+                <w:szCs w:val="20"/>
+              </w:rPr>
+              <w:t xml:space="preserve">, Inc., 2025. Disponível em: </w:t>
+            </w:r>
+            <w:hyperlink r:id="rId13" w:tgtFrame="_blank" w:history="1">
+              <w:r>
+                <w:rPr>
+                  <w:rStyle w:val="Hyperlink"/>
+                  <w:rFonts w:ascii="Arial" w:eastAsia="Arial" w:hAnsi="Arial" w:cs="Arial"/>
+                  <w:bCs/>
+                  <w:sz w:val="20"/>
+                  <w:szCs w:val="20"/>
+                </w:rPr>
+                <w:t>https://docs.streamlit.io/</w:t>
+              </w:r>
+            </w:hyperlink>
+            <w:r>
+              <w:rPr>
+                <w:rFonts w:ascii="Arial" w:eastAsia="Arial" w:hAnsi="Arial" w:cs="Arial"/>
+                <w:bCs/>
+                <w:sz w:val="20"/>
+                <w:szCs w:val="20"/>
+              </w:rPr>
+              <w:t>.</w:t>
+            </w:r>
+          </w:p>
+          <w:p>
+            <w:pPr>
+              <w:rPr>
+                <w:rFonts w:ascii="Arial" w:eastAsia="Arial" w:hAnsi="Arial" w:cs="Arial"/>
+                <w:bCs/>
+                <w:sz w:val="20"/>
+                <w:szCs w:val="20"/>
+              </w:rPr>
+            </w:pPr>
+            <w:r>
+              <w:rPr>
+                <w:rFonts w:ascii="Arial" w:eastAsia="Arial" w:hAnsi="Arial" w:cs="Arial"/>
+                <w:b/>
+                <w:bCs/>
+                <w:sz w:val="20"/>
+                <w:szCs w:val="20"/>
+              </w:rPr>
+              <w:t>Pandas</w:t>
+            </w:r>
+            <w:r>
+              <w:rPr>
+                <w:rFonts w:ascii="Arial" w:eastAsia="Arial" w:hAnsi="Arial" w:cs="Arial"/>
+                <w:bCs/>
+                <w:sz w:val="20"/>
+                <w:szCs w:val="20"/>
+              </w:rPr>
+              <w:t xml:space="preserve"> THE PANDAS </w:t>
+            </w:r>
+            <w:proofErr w:type="spellStart"/>
+            <w:r>
+              <w:rPr>
+                <w:rFonts w:ascii="Arial" w:eastAsia="Arial" w:hAnsi="Arial" w:cs="Arial"/>
+                <w:bCs/>
+                <w:sz w:val="20"/>
+                <w:szCs w:val="20"/>
+              </w:rPr>
+              <w:t>Development</w:t>
+            </w:r>
+            <w:proofErr w:type="spellEnd"/>
+            <w:r>
+              <w:rPr>
+                <w:rFonts w:ascii="Arial" w:eastAsia="Arial" w:hAnsi="Arial" w:cs="Arial"/>
+                <w:bCs/>
+                <w:sz w:val="20"/>
+                <w:szCs w:val="20"/>
+              </w:rPr>
+              <w:t xml:space="preserve"> Team. </w:t>
+            </w:r>
+            <w:r>
+              <w:rPr>
+                <w:rFonts w:ascii="Arial" w:eastAsia="Arial" w:hAnsi="Arial" w:cs="Arial"/>
+                <w:b/>
+                <w:bCs/>
+                <w:sz w:val="20"/>
+                <w:szCs w:val="20"/>
+              </w:rPr>
+              <w:t xml:space="preserve">pandas </w:t>
+            </w:r>
+            <w:proofErr w:type="spellStart"/>
+            <w:r>
+              <w:rPr>
+                <w:rFonts w:ascii="Arial" w:eastAsia="Arial" w:hAnsi="Arial" w:cs="Arial"/>
+                <w:b/>
+                <w:bCs/>
+                <w:sz w:val="20"/>
+                <w:szCs w:val="20"/>
+              </w:rPr>
+              <w:t>documentation</w:t>
+            </w:r>
+            <w:proofErr w:type="spellEnd"/>
+            <w:r>
+              <w:rPr>
+                <w:rFonts w:ascii="Arial" w:eastAsia="Arial" w:hAnsi="Arial" w:cs="Arial"/>
+                <w:bCs/>
+                <w:sz w:val="20"/>
+                <w:szCs w:val="20"/>
+              </w:rPr>
+              <w:t>. [</w:t>
+            </w:r>
+            <w:proofErr w:type="spellStart"/>
+            <w:r>
+              <w:rPr>
+                <w:rFonts w:ascii="Arial" w:eastAsia="Arial" w:hAnsi="Arial" w:cs="Arial"/>
+                <w:bCs/>
+                <w:sz w:val="20"/>
+                <w:szCs w:val="20"/>
+              </w:rPr>
+              <w:t>S.l</w:t>
+            </w:r>
+            <w:proofErr w:type="spellEnd"/>
+            <w:r>
+              <w:rPr>
+                <w:rFonts w:ascii="Arial" w:eastAsia="Arial" w:hAnsi="Arial" w:cs="Arial"/>
+                <w:bCs/>
+                <w:sz w:val="20"/>
+                <w:szCs w:val="20"/>
+              </w:rPr>
+              <w:t xml:space="preserve">.]: Pandas </w:t>
+            </w:r>
+            <w:proofErr w:type="spellStart"/>
+            <w:r>
+              <w:rPr>
+                <w:rFonts w:ascii="Arial" w:eastAsia="Arial" w:hAnsi="Arial" w:cs="Arial"/>
+                <w:bCs/>
+                <w:sz w:val="20"/>
+                <w:szCs w:val="20"/>
+              </w:rPr>
+              <w:t>Development</w:t>
+            </w:r>
+            <w:proofErr w:type="spellEnd"/>
+            <w:r>
+              <w:rPr>
+                <w:rFonts w:ascii="Arial" w:eastAsia="Arial" w:hAnsi="Arial" w:cs="Arial"/>
+                <w:bCs/>
+                <w:sz w:val="20"/>
+                <w:szCs w:val="20"/>
+              </w:rPr>
+              <w:t xml:space="preserve"> Team, 2025. Disponível em: </w:t>
+            </w:r>
+            <w:hyperlink r:id="rId14" w:tgtFrame="_blank" w:history="1">
+              <w:r>
+                <w:rPr>
+                  <w:rStyle w:val="Hyperlink"/>
+                  <w:rFonts w:ascii="Arial" w:eastAsia="Arial" w:hAnsi="Arial" w:cs="Arial"/>
+                  <w:bCs/>
+                  <w:sz w:val="20"/>
+                  <w:szCs w:val="20"/>
+                </w:rPr>
+                <w:t>https://pandas.pydata.org/docs/</w:t>
+              </w:r>
+            </w:hyperlink>
+            <w:r>
+              <w:rPr>
+                <w:rFonts w:ascii="Arial" w:eastAsia="Arial" w:hAnsi="Arial" w:cs="Arial"/>
+                <w:bCs/>
+                <w:sz w:val="20"/>
+                <w:szCs w:val="20"/>
+              </w:rPr>
+              <w:t xml:space="preserve">. </w:t>
+            </w:r>
+          </w:p>
+          <w:p>
+            <w:pPr>
+              <w:rPr>
+                <w:rFonts w:ascii="Arial" w:eastAsia="Arial" w:hAnsi="Arial" w:cs="Arial"/>
+                <w:bCs/>
+                <w:sz w:val="20"/>
+                <w:szCs w:val="20"/>
+              </w:rPr>
+            </w:pPr>
+            <w:proofErr w:type="spellStart"/>
+            <w:r>
+              <w:rPr>
+                <w:rFonts w:ascii="Arial" w:eastAsia="Arial" w:hAnsi="Arial" w:cs="Arial"/>
+                <w:b/>
+                <w:bCs/>
+                <w:sz w:val="20"/>
+                <w:szCs w:val="20"/>
+              </w:rPr>
+              <w:t>Plotly</w:t>
+            </w:r>
+            <w:proofErr w:type="spellEnd"/>
+            <w:r>
+              <w:rPr>
+                <w:rFonts w:ascii="Arial" w:eastAsia="Arial" w:hAnsi="Arial" w:cs="Arial"/>
+                <w:b/>
+                <w:bCs/>
+                <w:sz w:val="20"/>
+                <w:szCs w:val="20"/>
+              </w:rPr>
+              <w:t xml:space="preserve"> (incluindo </w:t>
+            </w:r>
+            <w:proofErr w:type="spellStart"/>
+            <w:r>
+              <w:rPr>
+                <w:rFonts w:ascii="Arial" w:eastAsia="Arial" w:hAnsi="Arial" w:cs="Arial"/>
+                <w:b/>
+                <w:bCs/>
+                <w:sz w:val="20"/>
+                <w:szCs w:val="20"/>
+              </w:rPr>
+              <w:t>Plotly</w:t>
+            </w:r>
+            <w:proofErr w:type="spellEnd"/>
+            <w:r>
+              <w:rPr>
+                <w:rFonts w:ascii="Arial" w:eastAsia="Arial" w:hAnsi="Arial" w:cs="Arial"/>
+                <w:b/>
+                <w:bCs/>
+                <w:sz w:val="20"/>
+                <w:szCs w:val="20"/>
+              </w:rPr>
+              <w:t xml:space="preserve"> Express)</w:t>
+            </w:r>
+            <w:r>
+              <w:rPr>
+                <w:rFonts w:ascii="Arial" w:eastAsia="Arial" w:hAnsi="Arial" w:cs="Arial"/>
+                <w:bCs/>
+                <w:sz w:val="20"/>
+                <w:szCs w:val="20"/>
+              </w:rPr>
+              <w:t xml:space="preserve"> PLOTLY. </w:t>
+            </w:r>
+            <w:proofErr w:type="spellStart"/>
+            <w:r>
+              <w:rPr>
+                <w:rFonts w:ascii="Arial" w:eastAsia="Arial" w:hAnsi="Arial" w:cs="Arial"/>
+                <w:b/>
+                <w:bCs/>
+                <w:sz w:val="20"/>
+                <w:szCs w:val="20"/>
+              </w:rPr>
+              <w:t>Plotly</w:t>
+            </w:r>
+            <w:proofErr w:type="spellEnd"/>
+            <w:r>
+              <w:rPr>
+                <w:rFonts w:ascii="Arial" w:eastAsia="Arial" w:hAnsi="Arial" w:cs="Arial"/>
+                <w:b/>
+                <w:bCs/>
+                <w:sz w:val="20"/>
+                <w:szCs w:val="20"/>
+              </w:rPr>
+              <w:t xml:space="preserve"> Python </w:t>
+            </w:r>
+            <w:proofErr w:type="spellStart"/>
+            <w:r>
+              <w:rPr>
+                <w:rFonts w:ascii="Arial" w:eastAsia="Arial" w:hAnsi="Arial" w:cs="Arial"/>
+                <w:b/>
+                <w:bCs/>
+                <w:sz w:val="20"/>
+                <w:szCs w:val="20"/>
+              </w:rPr>
+              <w:t>Graphing</w:t>
+            </w:r>
+            <w:proofErr w:type="spellEnd"/>
+            <w:r>
+              <w:rPr>
+                <w:rFonts w:ascii="Arial" w:eastAsia="Arial" w:hAnsi="Arial" w:cs="Arial"/>
+                <w:b/>
+                <w:bCs/>
+                <w:sz w:val="20"/>
+                <w:szCs w:val="20"/>
+              </w:rPr>
+              <w:t xml:space="preserve"> Library</w:t>
+            </w:r>
+            <w:r>
+              <w:rPr>
+                <w:rFonts w:ascii="Arial" w:eastAsia="Arial" w:hAnsi="Arial" w:cs="Arial"/>
+                <w:bCs/>
+                <w:sz w:val="20"/>
+                <w:szCs w:val="20"/>
+              </w:rPr>
+              <w:t>. [</w:t>
+            </w:r>
+            <w:proofErr w:type="spellStart"/>
+            <w:r>
+              <w:rPr>
+                <w:rFonts w:ascii="Arial" w:eastAsia="Arial" w:hAnsi="Arial" w:cs="Arial"/>
+                <w:bCs/>
+                <w:sz w:val="20"/>
+                <w:szCs w:val="20"/>
+              </w:rPr>
+              <w:t>S.l</w:t>
+            </w:r>
+            <w:proofErr w:type="spellEnd"/>
+            <w:r>
+              <w:rPr>
+                <w:rFonts w:ascii="Arial" w:eastAsia="Arial" w:hAnsi="Arial" w:cs="Arial"/>
+                <w:bCs/>
+                <w:sz w:val="20"/>
+                <w:szCs w:val="20"/>
+              </w:rPr>
+              <w:t xml:space="preserve">.]: </w:t>
+            </w:r>
+            <w:proofErr w:type="spellStart"/>
+            <w:r>
+              <w:rPr>
+                <w:rFonts w:ascii="Arial" w:eastAsia="Arial" w:hAnsi="Arial" w:cs="Arial"/>
+                <w:bCs/>
+                <w:sz w:val="20"/>
+                <w:szCs w:val="20"/>
+              </w:rPr>
+              <w:t>Plotly</w:t>
+            </w:r>
+            <w:proofErr w:type="spellEnd"/>
+            <w:r>
+              <w:rPr>
+                <w:rFonts w:ascii="Arial" w:eastAsia="Arial" w:hAnsi="Arial" w:cs="Arial"/>
+                <w:bCs/>
+                <w:sz w:val="20"/>
+                <w:szCs w:val="20"/>
+              </w:rPr>
+              <w:t xml:space="preserve">, 2025. Disponível em: </w:t>
+            </w:r>
+            <w:hyperlink r:id="rId15" w:tgtFrame="_blank" w:history="1">
+              <w:r>
+                <w:rPr>
+                  <w:rStyle w:val="Hyperlink"/>
+                  <w:rFonts w:ascii="Arial" w:eastAsia="Arial" w:hAnsi="Arial" w:cs="Arial"/>
+                  <w:bCs/>
+                  <w:sz w:val="20"/>
+                  <w:szCs w:val="20"/>
+                </w:rPr>
+                <w:t>https://plotly.com/python/</w:t>
+              </w:r>
+            </w:hyperlink>
+            <w:r>
+              <w:rPr>
+                <w:rFonts w:ascii="Arial" w:eastAsia="Arial" w:hAnsi="Arial" w:cs="Arial"/>
+                <w:bCs/>
+                <w:sz w:val="20"/>
+                <w:szCs w:val="20"/>
+              </w:rPr>
+              <w:t xml:space="preserve">. </w:t>
+            </w:r>
+          </w:p>
+          <w:p>
+            <w:pPr>
+              <w:rPr>
+                <w:rFonts w:ascii="Arial" w:eastAsia="Arial" w:hAnsi="Arial" w:cs="Arial"/>
+                <w:bCs/>
+                <w:sz w:val="20"/>
+                <w:szCs w:val="20"/>
+              </w:rPr>
+            </w:pPr>
+            <w:proofErr w:type="spellStart"/>
+            <w:r>
+              <w:rPr>
+                <w:rFonts w:ascii="Arial" w:eastAsia="Arial" w:hAnsi="Arial" w:cs="Arial"/>
+                <w:b/>
+                <w:bCs/>
+                <w:sz w:val="20"/>
+                <w:szCs w:val="20"/>
+              </w:rPr>
+              <w:t>NumPy</w:t>
+            </w:r>
+            <w:proofErr w:type="spellEnd"/>
+            <w:r>
+              <w:rPr>
+                <w:rFonts w:ascii="Arial" w:eastAsia="Arial" w:hAnsi="Arial" w:cs="Arial"/>
+                <w:bCs/>
+                <w:sz w:val="20"/>
+                <w:szCs w:val="20"/>
+              </w:rPr>
+              <w:t xml:space="preserve"> THE NUMPY COMMUNITY. </w:t>
+            </w:r>
+            <w:proofErr w:type="spellStart"/>
+            <w:r>
+              <w:rPr>
+                <w:rFonts w:ascii="Arial" w:eastAsia="Arial" w:hAnsi="Arial" w:cs="Arial"/>
+                <w:b/>
+                <w:bCs/>
+                <w:sz w:val="20"/>
+                <w:szCs w:val="20"/>
+              </w:rPr>
+              <w:t>NumPy</w:t>
+            </w:r>
+            <w:proofErr w:type="spellEnd"/>
+            <w:r>
+              <w:rPr>
+                <w:rFonts w:ascii="Arial" w:eastAsia="Arial" w:hAnsi="Arial" w:cs="Arial"/>
+                <w:b/>
+                <w:bCs/>
+                <w:sz w:val="20"/>
+                <w:szCs w:val="20"/>
+              </w:rPr>
+              <w:t xml:space="preserve"> </w:t>
+            </w:r>
+            <w:proofErr w:type="spellStart"/>
+            <w:r>
+              <w:rPr>
+                <w:rFonts w:ascii="Arial" w:eastAsia="Arial" w:hAnsi="Arial" w:cs="Arial"/>
+                <w:b/>
+                <w:bCs/>
+                <w:sz w:val="20"/>
+                <w:szCs w:val="20"/>
+              </w:rPr>
+              <w:t>documentation</w:t>
+            </w:r>
+            <w:proofErr w:type="spellEnd"/>
+            <w:r>
+              <w:rPr>
+                <w:rFonts w:ascii="Arial" w:eastAsia="Arial" w:hAnsi="Arial" w:cs="Arial"/>
+                <w:bCs/>
+                <w:sz w:val="20"/>
+                <w:szCs w:val="20"/>
+              </w:rPr>
+              <w:t>. [</w:t>
+            </w:r>
+            <w:proofErr w:type="spellStart"/>
+            <w:r>
+              <w:rPr>
+                <w:rFonts w:ascii="Arial" w:eastAsia="Arial" w:hAnsi="Arial" w:cs="Arial"/>
+                <w:bCs/>
+                <w:sz w:val="20"/>
+                <w:szCs w:val="20"/>
+              </w:rPr>
+              <w:t>S.l</w:t>
+            </w:r>
+            <w:proofErr w:type="spellEnd"/>
+            <w:r>
+              <w:rPr>
+                <w:rFonts w:ascii="Arial" w:eastAsia="Arial" w:hAnsi="Arial" w:cs="Arial"/>
+                <w:bCs/>
+                <w:sz w:val="20"/>
+                <w:szCs w:val="20"/>
+              </w:rPr>
+              <w:t xml:space="preserve">.]: The </w:t>
+            </w:r>
+            <w:proofErr w:type="spellStart"/>
+            <w:r>
+              <w:rPr>
+                <w:rFonts w:ascii="Arial" w:eastAsia="Arial" w:hAnsi="Arial" w:cs="Arial"/>
+                <w:bCs/>
+                <w:sz w:val="20"/>
+                <w:szCs w:val="20"/>
+              </w:rPr>
+              <w:t>NumPy</w:t>
+            </w:r>
+            <w:proofErr w:type="spellEnd"/>
+            <w:r>
+              <w:rPr>
+                <w:rFonts w:ascii="Arial" w:eastAsia="Arial" w:hAnsi="Arial" w:cs="Arial"/>
+                <w:bCs/>
+                <w:sz w:val="20"/>
+                <w:szCs w:val="20"/>
+              </w:rPr>
+              <w:t xml:space="preserve"> </w:t>
+            </w:r>
+            <w:proofErr w:type="spellStart"/>
+            <w:r>
+              <w:rPr>
+                <w:rFonts w:ascii="Arial" w:eastAsia="Arial" w:hAnsi="Arial" w:cs="Arial"/>
+                <w:bCs/>
+                <w:sz w:val="20"/>
+                <w:szCs w:val="20"/>
+              </w:rPr>
+              <w:t>community</w:t>
+            </w:r>
+            <w:proofErr w:type="spellEnd"/>
+            <w:r>
+              <w:rPr>
+                <w:rFonts w:ascii="Arial" w:eastAsia="Arial" w:hAnsi="Arial" w:cs="Arial"/>
+                <w:bCs/>
+                <w:sz w:val="20"/>
+                <w:szCs w:val="20"/>
+              </w:rPr>
+              <w:t xml:space="preserve">, 2025. Disponível em: </w:t>
+            </w:r>
+            <w:hyperlink r:id="rId16" w:tgtFrame="_blank" w:history="1">
+              <w:r>
+                <w:rPr>
+                  <w:rStyle w:val="Hyperlink"/>
+                  <w:rFonts w:ascii="Arial" w:eastAsia="Arial" w:hAnsi="Arial" w:cs="Arial"/>
+                  <w:bCs/>
+                  <w:sz w:val="20"/>
+                  <w:szCs w:val="20"/>
+                </w:rPr>
+                <w:t>https://numpy.org/doc/</w:t>
+              </w:r>
+            </w:hyperlink>
+            <w:r>
+              <w:rPr>
+                <w:rFonts w:ascii="Arial" w:eastAsia="Arial" w:hAnsi="Arial" w:cs="Arial"/>
+                <w:bCs/>
+                <w:sz w:val="20"/>
+                <w:szCs w:val="20"/>
+              </w:rPr>
+              <w:t xml:space="preserve">. </w:t>
+            </w:r>
+          </w:p>
+          <w:p>
+            <w:pPr>
+              <w:rPr>
+                <w:rFonts w:ascii="Arial" w:eastAsia="Arial" w:hAnsi="Arial" w:cs="Arial"/>
+                <w:bCs/>
+                <w:sz w:val="20"/>
+                <w:szCs w:val="20"/>
+              </w:rPr>
+            </w:pPr>
+            <w:proofErr w:type="spellStart"/>
+            <w:r>
+              <w:rPr>
+                <w:rFonts w:ascii="Arial" w:eastAsia="Arial" w:hAnsi="Arial" w:cs="Arial"/>
+                <w:b/>
+                <w:bCs/>
+                <w:sz w:val="20"/>
+                <w:szCs w:val="20"/>
+              </w:rPr>
+              <w:lastRenderedPageBreak/>
+              <w:t>Flask</w:t>
+            </w:r>
+            <w:proofErr w:type="spellEnd"/>
+            <w:r>
+              <w:rPr>
+                <w:rFonts w:ascii="Arial" w:eastAsia="Arial" w:hAnsi="Arial" w:cs="Arial"/>
+                <w:bCs/>
+                <w:sz w:val="20"/>
+                <w:szCs w:val="20"/>
+              </w:rPr>
+              <w:t xml:space="preserve"> PALLETS. </w:t>
+            </w:r>
+            <w:proofErr w:type="spellStart"/>
+            <w:r>
+              <w:rPr>
+                <w:rFonts w:ascii="Arial" w:eastAsia="Arial" w:hAnsi="Arial" w:cs="Arial"/>
+                <w:b/>
+                <w:bCs/>
+                <w:sz w:val="20"/>
+                <w:szCs w:val="20"/>
+              </w:rPr>
+              <w:t>Flask</w:t>
+            </w:r>
+            <w:proofErr w:type="spellEnd"/>
+            <w:r>
+              <w:rPr>
+                <w:rFonts w:ascii="Arial" w:eastAsia="Arial" w:hAnsi="Arial" w:cs="Arial"/>
+                <w:b/>
+                <w:bCs/>
+                <w:sz w:val="20"/>
+                <w:szCs w:val="20"/>
+              </w:rPr>
+              <w:t xml:space="preserve"> </w:t>
+            </w:r>
+            <w:proofErr w:type="spellStart"/>
+            <w:r>
+              <w:rPr>
+                <w:rFonts w:ascii="Arial" w:eastAsia="Arial" w:hAnsi="Arial" w:cs="Arial"/>
+                <w:b/>
+                <w:bCs/>
+                <w:sz w:val="20"/>
+                <w:szCs w:val="20"/>
+              </w:rPr>
+              <w:t>Documentation</w:t>
+            </w:r>
+            <w:proofErr w:type="spellEnd"/>
+            <w:r>
+              <w:rPr>
+                <w:rFonts w:ascii="Arial" w:eastAsia="Arial" w:hAnsi="Arial" w:cs="Arial"/>
+                <w:bCs/>
+                <w:sz w:val="20"/>
+                <w:szCs w:val="20"/>
+              </w:rPr>
+              <w:t>. [</w:t>
+            </w:r>
+            <w:proofErr w:type="spellStart"/>
+            <w:r>
+              <w:rPr>
+                <w:rFonts w:ascii="Arial" w:eastAsia="Arial" w:hAnsi="Arial" w:cs="Arial"/>
+                <w:bCs/>
+                <w:sz w:val="20"/>
+                <w:szCs w:val="20"/>
+              </w:rPr>
+              <w:t>S.l</w:t>
+            </w:r>
+            <w:proofErr w:type="spellEnd"/>
+            <w:r>
+              <w:rPr>
+                <w:rFonts w:ascii="Arial" w:eastAsia="Arial" w:hAnsi="Arial" w:cs="Arial"/>
+                <w:bCs/>
+                <w:sz w:val="20"/>
+                <w:szCs w:val="20"/>
+              </w:rPr>
+              <w:t xml:space="preserve">.]: Pallets, 2025. Disponível em: </w:t>
+            </w:r>
+            <w:hyperlink r:id="rId17" w:tgtFrame="_blank" w:history="1">
+              <w:r>
+                <w:rPr>
+                  <w:rStyle w:val="Hyperlink"/>
+                  <w:rFonts w:ascii="Arial" w:eastAsia="Arial" w:hAnsi="Arial" w:cs="Arial"/>
+                  <w:bCs/>
+                  <w:sz w:val="20"/>
+                  <w:szCs w:val="20"/>
+                </w:rPr>
+                <w:t>https://flask.palletsprojects.com/</w:t>
+              </w:r>
+            </w:hyperlink>
+            <w:r>
+              <w:rPr>
+                <w:rFonts w:ascii="Arial" w:eastAsia="Arial" w:hAnsi="Arial" w:cs="Arial"/>
+                <w:bCs/>
+                <w:sz w:val="20"/>
+                <w:szCs w:val="20"/>
+              </w:rPr>
+              <w:t xml:space="preserve">. </w:t>
+            </w:r>
+          </w:p>
+          <w:p>
+            <w:pPr>
+              <w:rPr>
+                <w:rFonts w:ascii="Arial" w:eastAsia="Arial" w:hAnsi="Arial" w:cs="Arial"/>
+                <w:bCs/>
+                <w:sz w:val="20"/>
+                <w:szCs w:val="20"/>
+              </w:rPr>
+            </w:pPr>
+            <w:proofErr w:type="spellStart"/>
+            <w:r>
+              <w:rPr>
+                <w:rFonts w:ascii="Arial" w:eastAsia="Arial" w:hAnsi="Arial" w:cs="Arial"/>
+                <w:b/>
+                <w:bCs/>
+                <w:sz w:val="20"/>
+                <w:szCs w:val="20"/>
+              </w:rPr>
+              <w:t>SQLAlchemy</w:t>
+            </w:r>
+            <w:proofErr w:type="spellEnd"/>
+            <w:r>
+              <w:rPr>
+                <w:rFonts w:ascii="Arial" w:eastAsia="Arial" w:hAnsi="Arial" w:cs="Arial"/>
+                <w:bCs/>
+                <w:sz w:val="20"/>
+                <w:szCs w:val="20"/>
+              </w:rPr>
+              <w:t xml:space="preserve"> SQLALCHEMY </w:t>
+            </w:r>
+            <w:proofErr w:type="spellStart"/>
+            <w:r>
+              <w:rPr>
+                <w:rFonts w:ascii="Arial" w:eastAsia="Arial" w:hAnsi="Arial" w:cs="Arial"/>
+                <w:bCs/>
+                <w:sz w:val="20"/>
+                <w:szCs w:val="20"/>
+              </w:rPr>
+              <w:t>authors</w:t>
+            </w:r>
+            <w:proofErr w:type="spellEnd"/>
+            <w:r>
+              <w:rPr>
+                <w:rFonts w:ascii="Arial" w:eastAsia="Arial" w:hAnsi="Arial" w:cs="Arial"/>
+                <w:bCs/>
+                <w:sz w:val="20"/>
+                <w:szCs w:val="20"/>
+              </w:rPr>
+              <w:t xml:space="preserve"> </w:t>
+            </w:r>
+            <w:proofErr w:type="spellStart"/>
+            <w:r>
+              <w:rPr>
+                <w:rFonts w:ascii="Arial" w:eastAsia="Arial" w:hAnsi="Arial" w:cs="Arial"/>
+                <w:bCs/>
+                <w:sz w:val="20"/>
+                <w:szCs w:val="20"/>
+              </w:rPr>
+              <w:t>and</w:t>
+            </w:r>
+            <w:proofErr w:type="spellEnd"/>
+            <w:r>
+              <w:rPr>
+                <w:rFonts w:ascii="Arial" w:eastAsia="Arial" w:hAnsi="Arial" w:cs="Arial"/>
+                <w:bCs/>
+                <w:sz w:val="20"/>
+                <w:szCs w:val="20"/>
+              </w:rPr>
+              <w:t xml:space="preserve"> </w:t>
+            </w:r>
+            <w:proofErr w:type="spellStart"/>
+            <w:r>
+              <w:rPr>
+                <w:rFonts w:ascii="Arial" w:eastAsia="Arial" w:hAnsi="Arial" w:cs="Arial"/>
+                <w:bCs/>
+                <w:sz w:val="20"/>
+                <w:szCs w:val="20"/>
+              </w:rPr>
+              <w:t>contributors</w:t>
+            </w:r>
+            <w:proofErr w:type="spellEnd"/>
+            <w:r>
+              <w:rPr>
+                <w:rFonts w:ascii="Arial" w:eastAsia="Arial" w:hAnsi="Arial" w:cs="Arial"/>
+                <w:bCs/>
+                <w:sz w:val="20"/>
+                <w:szCs w:val="20"/>
+              </w:rPr>
+              <w:t xml:space="preserve">. </w:t>
+            </w:r>
+            <w:proofErr w:type="spellStart"/>
+            <w:r>
+              <w:rPr>
+                <w:rFonts w:ascii="Arial" w:eastAsia="Arial" w:hAnsi="Arial" w:cs="Arial"/>
+                <w:b/>
+                <w:bCs/>
+                <w:sz w:val="20"/>
+                <w:szCs w:val="20"/>
+              </w:rPr>
+              <w:t>SQLAlchemy</w:t>
+            </w:r>
+            <w:proofErr w:type="spellEnd"/>
+            <w:r>
+              <w:rPr>
+                <w:rFonts w:ascii="Arial" w:eastAsia="Arial" w:hAnsi="Arial" w:cs="Arial"/>
+                <w:b/>
+                <w:bCs/>
+                <w:sz w:val="20"/>
+                <w:szCs w:val="20"/>
+              </w:rPr>
+              <w:t xml:space="preserve"> </w:t>
+            </w:r>
+            <w:proofErr w:type="spellStart"/>
+            <w:r>
+              <w:rPr>
+                <w:rFonts w:ascii="Arial" w:eastAsia="Arial" w:hAnsi="Arial" w:cs="Arial"/>
+                <w:b/>
+                <w:bCs/>
+                <w:sz w:val="20"/>
+                <w:szCs w:val="20"/>
+              </w:rPr>
+              <w:t>documentation</w:t>
+            </w:r>
+            <w:proofErr w:type="spellEnd"/>
+            <w:r>
+              <w:rPr>
+                <w:rFonts w:ascii="Arial" w:eastAsia="Arial" w:hAnsi="Arial" w:cs="Arial"/>
+                <w:bCs/>
+                <w:sz w:val="20"/>
+                <w:szCs w:val="20"/>
+              </w:rPr>
+              <w:t>. [</w:t>
+            </w:r>
+            <w:proofErr w:type="spellStart"/>
+            <w:r>
+              <w:rPr>
+                <w:rFonts w:ascii="Arial" w:eastAsia="Arial" w:hAnsi="Arial" w:cs="Arial"/>
+                <w:bCs/>
+                <w:sz w:val="20"/>
+                <w:szCs w:val="20"/>
+              </w:rPr>
+              <w:t>S.l</w:t>
+            </w:r>
+            <w:proofErr w:type="spellEnd"/>
+            <w:r>
+              <w:rPr>
+                <w:rFonts w:ascii="Arial" w:eastAsia="Arial" w:hAnsi="Arial" w:cs="Arial"/>
+                <w:bCs/>
+                <w:sz w:val="20"/>
+                <w:szCs w:val="20"/>
+              </w:rPr>
+              <w:t xml:space="preserve">.]: </w:t>
+            </w:r>
+            <w:proofErr w:type="spellStart"/>
+            <w:r>
+              <w:rPr>
+                <w:rFonts w:ascii="Arial" w:eastAsia="Arial" w:hAnsi="Arial" w:cs="Arial"/>
+                <w:bCs/>
+                <w:sz w:val="20"/>
+                <w:szCs w:val="20"/>
+              </w:rPr>
+              <w:t>SQLAlchemy</w:t>
+            </w:r>
+            <w:proofErr w:type="spellEnd"/>
+            <w:r>
+              <w:rPr>
+                <w:rFonts w:ascii="Arial" w:eastAsia="Arial" w:hAnsi="Arial" w:cs="Arial"/>
+                <w:bCs/>
+                <w:sz w:val="20"/>
+                <w:szCs w:val="20"/>
+              </w:rPr>
+              <w:t xml:space="preserve"> </w:t>
+            </w:r>
+            <w:proofErr w:type="spellStart"/>
+            <w:r>
+              <w:rPr>
+                <w:rFonts w:ascii="Arial" w:eastAsia="Arial" w:hAnsi="Arial" w:cs="Arial"/>
+                <w:bCs/>
+                <w:sz w:val="20"/>
+                <w:szCs w:val="20"/>
+              </w:rPr>
+              <w:t>authors</w:t>
+            </w:r>
+            <w:proofErr w:type="spellEnd"/>
+            <w:r>
+              <w:rPr>
+                <w:rFonts w:ascii="Arial" w:eastAsia="Arial" w:hAnsi="Arial" w:cs="Arial"/>
+                <w:bCs/>
+                <w:sz w:val="20"/>
+                <w:szCs w:val="20"/>
+              </w:rPr>
+              <w:t xml:space="preserve"> </w:t>
+            </w:r>
+            <w:proofErr w:type="spellStart"/>
+            <w:r>
+              <w:rPr>
+                <w:rFonts w:ascii="Arial" w:eastAsia="Arial" w:hAnsi="Arial" w:cs="Arial"/>
+                <w:bCs/>
+                <w:sz w:val="20"/>
+                <w:szCs w:val="20"/>
+              </w:rPr>
+              <w:t>and</w:t>
+            </w:r>
+            <w:proofErr w:type="spellEnd"/>
+            <w:r>
+              <w:rPr>
+                <w:rFonts w:ascii="Arial" w:eastAsia="Arial" w:hAnsi="Arial" w:cs="Arial"/>
+                <w:bCs/>
+                <w:sz w:val="20"/>
+                <w:szCs w:val="20"/>
+              </w:rPr>
+              <w:t xml:space="preserve"> </w:t>
+            </w:r>
+            <w:proofErr w:type="spellStart"/>
+            <w:r>
+              <w:rPr>
+                <w:rFonts w:ascii="Arial" w:eastAsia="Arial" w:hAnsi="Arial" w:cs="Arial"/>
+                <w:bCs/>
+                <w:sz w:val="20"/>
+                <w:szCs w:val="20"/>
+              </w:rPr>
+              <w:t>contributors</w:t>
+            </w:r>
+            <w:proofErr w:type="spellEnd"/>
+            <w:r>
+              <w:rPr>
+                <w:rFonts w:ascii="Arial" w:eastAsia="Arial" w:hAnsi="Arial" w:cs="Arial"/>
+                <w:bCs/>
+                <w:sz w:val="20"/>
+                <w:szCs w:val="20"/>
+              </w:rPr>
+              <w:t xml:space="preserve">, 2025. Disponível em: </w:t>
+            </w:r>
+            <w:hyperlink r:id="rId18" w:tgtFrame="_blank" w:history="1">
+              <w:r>
+                <w:rPr>
+                  <w:rStyle w:val="Hyperlink"/>
+                  <w:rFonts w:ascii="Arial" w:eastAsia="Arial" w:hAnsi="Arial" w:cs="Arial"/>
+                  <w:bCs/>
+                  <w:sz w:val="20"/>
+                  <w:szCs w:val="20"/>
+                </w:rPr>
+                <w:t>https://docs.sqlalchemy.org/en/20/</w:t>
+              </w:r>
+            </w:hyperlink>
+            <w:r>
+              <w:rPr>
+                <w:rFonts w:ascii="Arial" w:eastAsia="Arial" w:hAnsi="Arial" w:cs="Arial"/>
+                <w:bCs/>
+                <w:sz w:val="20"/>
+                <w:szCs w:val="20"/>
+              </w:rPr>
+              <w:t xml:space="preserve">. </w:t>
+            </w:r>
+          </w:p>
+          <w:p>
+            <w:pPr>
+              <w:rPr>
+                <w:rFonts w:ascii="Arial" w:eastAsia="Arial" w:hAnsi="Arial" w:cs="Arial"/>
+                <w:bCs/>
+                <w:sz w:val="20"/>
+                <w:szCs w:val="20"/>
+              </w:rPr>
+            </w:pPr>
+            <w:r>
+              <w:rPr>
+                <w:rFonts w:ascii="Arial" w:eastAsia="Arial" w:hAnsi="Arial" w:cs="Arial"/>
+                <w:b/>
+                <w:bCs/>
+                <w:sz w:val="20"/>
+                <w:szCs w:val="20"/>
+              </w:rPr>
+              <w:t>Google Gemini API</w:t>
+            </w:r>
+            <w:r>
+              <w:rPr>
+                <w:rFonts w:ascii="Arial" w:eastAsia="Arial" w:hAnsi="Arial" w:cs="Arial"/>
+                <w:bCs/>
+                <w:sz w:val="20"/>
+                <w:szCs w:val="20"/>
+              </w:rPr>
+              <w:t xml:space="preserve"> (Google AI Studio) GOOGLE. </w:t>
+            </w:r>
+            <w:r>
+              <w:rPr>
+                <w:rFonts w:ascii="Arial" w:eastAsia="Arial" w:hAnsi="Arial" w:cs="Arial"/>
+                <w:b/>
+                <w:bCs/>
+                <w:sz w:val="20"/>
+                <w:szCs w:val="20"/>
+              </w:rPr>
+              <w:t xml:space="preserve">Gemini API </w:t>
+            </w:r>
+            <w:proofErr w:type="spellStart"/>
+            <w:r>
+              <w:rPr>
+                <w:rFonts w:ascii="Arial" w:eastAsia="Arial" w:hAnsi="Arial" w:cs="Arial"/>
+                <w:b/>
+                <w:bCs/>
+                <w:sz w:val="20"/>
+                <w:szCs w:val="20"/>
+              </w:rPr>
+              <w:t>documentation</w:t>
+            </w:r>
+            <w:proofErr w:type="spellEnd"/>
+            <w:r>
+              <w:rPr>
+                <w:rFonts w:ascii="Arial" w:eastAsia="Arial" w:hAnsi="Arial" w:cs="Arial"/>
+                <w:bCs/>
+                <w:sz w:val="20"/>
+                <w:szCs w:val="20"/>
+              </w:rPr>
+              <w:t>. [</w:t>
+            </w:r>
+            <w:proofErr w:type="spellStart"/>
+            <w:r>
+              <w:rPr>
+                <w:rFonts w:ascii="Arial" w:eastAsia="Arial" w:hAnsi="Arial" w:cs="Arial"/>
+                <w:bCs/>
+                <w:sz w:val="20"/>
+                <w:szCs w:val="20"/>
+              </w:rPr>
+              <w:t>S.l</w:t>
+            </w:r>
+            <w:proofErr w:type="spellEnd"/>
+            <w:r>
+              <w:rPr>
+                <w:rFonts w:ascii="Arial" w:eastAsia="Arial" w:hAnsi="Arial" w:cs="Arial"/>
+                <w:bCs/>
+                <w:sz w:val="20"/>
+                <w:szCs w:val="20"/>
+              </w:rPr>
+              <w:t xml:space="preserve">.]: Google, 2025. Disponível em: </w:t>
+            </w:r>
+            <w:hyperlink r:id="rId19" w:tgtFrame="_blank" w:history="1">
+              <w:r>
+                <w:rPr>
+                  <w:rStyle w:val="Hyperlink"/>
+                  <w:rFonts w:ascii="Arial" w:eastAsia="Arial" w:hAnsi="Arial" w:cs="Arial"/>
+                  <w:bCs/>
+                  <w:sz w:val="20"/>
+                  <w:szCs w:val="20"/>
+                </w:rPr>
+                <w:t>https://ai.google.dev/docs/gemini_api</w:t>
+              </w:r>
+            </w:hyperlink>
+            <w:r>
+              <w:rPr>
+                <w:rFonts w:ascii="Arial" w:eastAsia="Arial" w:hAnsi="Arial" w:cs="Arial"/>
+                <w:bCs/>
+                <w:sz w:val="20"/>
+                <w:szCs w:val="20"/>
+              </w:rPr>
+              <w:t xml:space="preserve">. </w:t>
+            </w:r>
+          </w:p>
+          <w:p>
+            <w:pPr>
+              <w:rPr>
+                <w:rFonts w:ascii="Arial" w:eastAsia="Arial" w:hAnsi="Arial" w:cs="Arial"/>
+                <w:bCs/>
+                <w:sz w:val="20"/>
+                <w:szCs w:val="20"/>
+              </w:rPr>
+            </w:pPr>
+            <w:r>
+              <w:rPr>
+                <w:rFonts w:ascii="Arial" w:eastAsia="Arial" w:hAnsi="Arial" w:cs="Arial"/>
+                <w:b/>
+                <w:bCs/>
+                <w:sz w:val="20"/>
+                <w:szCs w:val="20"/>
+              </w:rPr>
+              <w:t>Galeria Pública do Tableau</w:t>
+            </w:r>
+            <w:r>
+              <w:rPr>
+                <w:rFonts w:ascii="Arial" w:eastAsia="Arial" w:hAnsi="Arial" w:cs="Arial"/>
+                <w:bCs/>
+                <w:sz w:val="20"/>
+                <w:szCs w:val="20"/>
+              </w:rPr>
+              <w:t xml:space="preserve"> </w:t>
+            </w:r>
+            <w:proofErr w:type="spellStart"/>
+            <w:r>
+              <w:rPr>
+                <w:rFonts w:ascii="Arial" w:eastAsia="Arial" w:hAnsi="Arial" w:cs="Arial"/>
+                <w:bCs/>
+                <w:sz w:val="20"/>
+                <w:szCs w:val="20"/>
+              </w:rPr>
+              <w:t>TABLEAU</w:t>
+            </w:r>
+            <w:proofErr w:type="spellEnd"/>
+            <w:r>
+              <w:rPr>
+                <w:rFonts w:ascii="Arial" w:eastAsia="Arial" w:hAnsi="Arial" w:cs="Arial"/>
+                <w:bCs/>
+                <w:sz w:val="20"/>
+                <w:szCs w:val="20"/>
+              </w:rPr>
+              <w:t xml:space="preserve">. </w:t>
+            </w:r>
+            <w:r>
+              <w:rPr>
+                <w:rFonts w:ascii="Arial" w:eastAsia="Arial" w:hAnsi="Arial" w:cs="Arial"/>
+                <w:b/>
+                <w:bCs/>
+                <w:sz w:val="20"/>
+                <w:szCs w:val="20"/>
+              </w:rPr>
+              <w:t>Galeria Pública</w:t>
+            </w:r>
+            <w:r>
+              <w:rPr>
+                <w:rFonts w:ascii="Arial" w:eastAsia="Arial" w:hAnsi="Arial" w:cs="Arial"/>
+                <w:bCs/>
+                <w:sz w:val="20"/>
+                <w:szCs w:val="20"/>
+              </w:rPr>
+              <w:t>. [</w:t>
+            </w:r>
+            <w:proofErr w:type="spellStart"/>
+            <w:r>
+              <w:rPr>
+                <w:rFonts w:ascii="Arial" w:eastAsia="Arial" w:hAnsi="Arial" w:cs="Arial"/>
+                <w:bCs/>
+                <w:sz w:val="20"/>
+                <w:szCs w:val="20"/>
+              </w:rPr>
+              <w:t>S.l</w:t>
+            </w:r>
+            <w:proofErr w:type="spellEnd"/>
+            <w:r>
+              <w:rPr>
+                <w:rFonts w:ascii="Arial" w:eastAsia="Arial" w:hAnsi="Arial" w:cs="Arial"/>
+                <w:bCs/>
+                <w:sz w:val="20"/>
+                <w:szCs w:val="20"/>
+              </w:rPr>
+              <w:t xml:space="preserve">.]: Tableau, 2025. Disponível em: </w:t>
+            </w:r>
+            <w:hyperlink r:id="rId20" w:tgtFrame="_blank" w:history="1">
+              <w:r>
+                <w:rPr>
+                  <w:rStyle w:val="Hyperlink"/>
+                  <w:rFonts w:ascii="Arial" w:eastAsia="Arial" w:hAnsi="Arial" w:cs="Arial"/>
+                  <w:bCs/>
+                  <w:sz w:val="20"/>
+                  <w:szCs w:val="20"/>
+                </w:rPr>
+                <w:t>https://public.tableau.com/pt-br/s/gallery</w:t>
+              </w:r>
+            </w:hyperlink>
+            <w:r>
+              <w:rPr>
+                <w:rFonts w:ascii="Arial" w:eastAsia="Arial" w:hAnsi="Arial" w:cs="Arial"/>
+                <w:bCs/>
+                <w:sz w:val="20"/>
+                <w:szCs w:val="20"/>
+              </w:rPr>
+              <w:t xml:space="preserve">. </w:t>
+            </w:r>
+          </w:p>
+          <w:p>
+            <w:pPr>
+              <w:rPr>
+                <w:rFonts w:ascii="Arial" w:eastAsia="Arial" w:hAnsi="Arial" w:cs="Arial"/>
+                <w:bCs/>
+                <w:sz w:val="20"/>
+                <w:szCs w:val="20"/>
+              </w:rPr>
+            </w:pPr>
+            <w:r>
+              <w:rPr>
+                <w:rFonts w:ascii="Arial" w:eastAsia="Arial" w:hAnsi="Arial" w:cs="Arial"/>
+                <w:b/>
+                <w:bCs/>
+                <w:sz w:val="20"/>
+                <w:szCs w:val="20"/>
+              </w:rPr>
+              <w:t>Galeria de Histórias de Dados do Power BI (Microsoft)</w:t>
+            </w:r>
+            <w:r>
+              <w:rPr>
+                <w:rFonts w:ascii="Arial" w:eastAsia="Arial" w:hAnsi="Arial" w:cs="Arial"/>
+                <w:bCs/>
+                <w:sz w:val="20"/>
+                <w:szCs w:val="20"/>
+              </w:rPr>
+              <w:t xml:space="preserve"> MICROSOFT. </w:t>
+            </w:r>
+            <w:r>
+              <w:rPr>
+                <w:rFonts w:ascii="Arial" w:eastAsia="Arial" w:hAnsi="Arial" w:cs="Arial"/>
+                <w:b/>
+                <w:bCs/>
+                <w:sz w:val="20"/>
+                <w:szCs w:val="20"/>
+              </w:rPr>
+              <w:t xml:space="preserve">Power BI Data Stories </w:t>
+            </w:r>
+            <w:proofErr w:type="spellStart"/>
+            <w:r>
+              <w:rPr>
+                <w:rFonts w:ascii="Arial" w:eastAsia="Arial" w:hAnsi="Arial" w:cs="Arial"/>
+                <w:b/>
+                <w:bCs/>
+                <w:sz w:val="20"/>
+                <w:szCs w:val="20"/>
+              </w:rPr>
+              <w:t>Gallery</w:t>
+            </w:r>
+            <w:proofErr w:type="spellEnd"/>
+            <w:r>
+              <w:rPr>
+                <w:rFonts w:ascii="Arial" w:eastAsia="Arial" w:hAnsi="Arial" w:cs="Arial"/>
+                <w:bCs/>
+                <w:sz w:val="20"/>
+                <w:szCs w:val="20"/>
+              </w:rPr>
+              <w:t>. [</w:t>
+            </w:r>
+            <w:proofErr w:type="spellStart"/>
+            <w:r>
+              <w:rPr>
+                <w:rFonts w:ascii="Arial" w:eastAsia="Arial" w:hAnsi="Arial" w:cs="Arial"/>
+                <w:bCs/>
+                <w:sz w:val="20"/>
+                <w:szCs w:val="20"/>
+              </w:rPr>
+              <w:t>S.l</w:t>
+            </w:r>
+            <w:proofErr w:type="spellEnd"/>
+            <w:r>
+              <w:rPr>
+                <w:rFonts w:ascii="Arial" w:eastAsia="Arial" w:hAnsi="Arial" w:cs="Arial"/>
+                <w:bCs/>
+                <w:sz w:val="20"/>
+                <w:szCs w:val="20"/>
+              </w:rPr>
+              <w:t xml:space="preserve">.]: Microsoft, 2025. Disponível em: </w:t>
+            </w:r>
+            <w:hyperlink r:id="rId21" w:tgtFrame="_blank" w:history="1">
+              <w:r>
+                <w:rPr>
+                  <w:rStyle w:val="Hyperlink"/>
+                  <w:rFonts w:ascii="Arial" w:eastAsia="Arial" w:hAnsi="Arial" w:cs="Arial"/>
+                  <w:bCs/>
+                  <w:sz w:val="20"/>
+                  <w:szCs w:val="20"/>
+                </w:rPr>
+                <w:t>https://community.fabric.microsoft.com/t5/Data-Stories-Gallery/bd-p/DataStoriesGallery</w:t>
+              </w:r>
+            </w:hyperlink>
+            <w:r>
+              <w:rPr>
+                <w:rFonts w:ascii="Arial" w:eastAsia="Arial" w:hAnsi="Arial" w:cs="Arial"/>
+                <w:bCs/>
+                <w:sz w:val="20"/>
+                <w:szCs w:val="20"/>
+              </w:rPr>
+              <w:t xml:space="preserve">. </w:t>
+            </w:r>
+          </w:p>
+          <w:p>
+            <w:pPr>
               <w:spacing w:after="0" w:line="240" w:lineRule="auto"/>
               <w:rPr>
                 <w:rFonts w:ascii="Arial" w:eastAsia="Arial" w:hAnsi="Arial" w:cs="Arial"/>
-                <w:color w:val="1F4E79"/>
                 <w:sz w:val="20"/>
                 <w:szCs w:val="20"/>
               </w:rPr>
@@ -2495,11 +5217,189 @@
             <w:r>
               <w:rPr>
                 <w:rFonts w:ascii="Arial" w:eastAsia="Arial" w:hAnsi="Arial" w:cs="Arial"/>
-                <w:color w:val="525252" w:themeColor="accent3" w:themeShade="80"/>
-                <w:sz w:val="20"/>
-                <w:szCs w:val="20"/>
-              </w:rPr>
-              <w:t>Inserir os dados neste espaço. Orientações: Adotar a versão atual da ABNT.</w:t>
+                <w:b/>
+                <w:bCs/>
+                <w:sz w:val="20"/>
+                <w:szCs w:val="20"/>
+              </w:rPr>
+              <w:t>Exemplos e Modelos de Dashboards (</w:t>
+            </w:r>
+            <w:proofErr w:type="spellStart"/>
+            <w:r>
+              <w:rPr>
+                <w:rFonts w:ascii="Arial" w:eastAsia="Arial" w:hAnsi="Arial" w:cs="Arial"/>
+                <w:b/>
+                <w:bCs/>
+                <w:sz w:val="20"/>
+                <w:szCs w:val="20"/>
+              </w:rPr>
+              <w:t>Datapin</w:t>
+            </w:r>
+            <w:proofErr w:type="spellEnd"/>
+            <w:r>
+              <w:rPr>
+                <w:rFonts w:ascii="Arial" w:eastAsia="Arial" w:hAnsi="Arial" w:cs="Arial"/>
+                <w:b/>
+                <w:bCs/>
+                <w:sz w:val="20"/>
+                <w:szCs w:val="20"/>
+              </w:rPr>
+              <w:t>)</w:t>
+            </w:r>
+            <w:r>
+              <w:rPr>
+                <w:rFonts w:ascii="Arial" w:eastAsia="Arial" w:hAnsi="Arial" w:cs="Arial"/>
+                <w:bCs/>
+                <w:sz w:val="20"/>
+                <w:szCs w:val="20"/>
+              </w:rPr>
+              <w:t xml:space="preserve"> DATAPIN. </w:t>
+            </w:r>
+            <w:r>
+              <w:rPr>
+                <w:rFonts w:ascii="Arial" w:eastAsia="Arial" w:hAnsi="Arial" w:cs="Arial"/>
+                <w:b/>
+                <w:bCs/>
+                <w:sz w:val="20"/>
+                <w:szCs w:val="20"/>
+              </w:rPr>
+              <w:t xml:space="preserve">25+ Best </w:t>
+            </w:r>
+            <w:proofErr w:type="spellStart"/>
+            <w:r>
+              <w:rPr>
+                <w:rFonts w:ascii="Arial" w:eastAsia="Arial" w:hAnsi="Arial" w:cs="Arial"/>
+                <w:b/>
+                <w:bCs/>
+                <w:sz w:val="20"/>
+                <w:szCs w:val="20"/>
+              </w:rPr>
+              <w:t>Interactive</w:t>
+            </w:r>
+            <w:proofErr w:type="spellEnd"/>
+            <w:r>
+              <w:rPr>
+                <w:rFonts w:ascii="Arial" w:eastAsia="Arial" w:hAnsi="Arial" w:cs="Arial"/>
+                <w:b/>
+                <w:bCs/>
+                <w:sz w:val="20"/>
+                <w:szCs w:val="20"/>
+              </w:rPr>
+              <w:t xml:space="preserve"> Dashboard </w:t>
+            </w:r>
+            <w:proofErr w:type="spellStart"/>
+            <w:r>
+              <w:rPr>
+                <w:rFonts w:ascii="Arial" w:eastAsia="Arial" w:hAnsi="Arial" w:cs="Arial"/>
+                <w:b/>
+                <w:bCs/>
+                <w:sz w:val="20"/>
+                <w:szCs w:val="20"/>
+              </w:rPr>
+              <w:t>Examples</w:t>
+            </w:r>
+            <w:proofErr w:type="spellEnd"/>
+            <w:r>
+              <w:rPr>
+                <w:rFonts w:ascii="Arial" w:eastAsia="Arial" w:hAnsi="Arial" w:cs="Arial"/>
+                <w:b/>
+                <w:bCs/>
+                <w:sz w:val="20"/>
+                <w:szCs w:val="20"/>
+              </w:rPr>
+              <w:t xml:space="preserve"> &amp; </w:t>
+            </w:r>
+            <w:proofErr w:type="spellStart"/>
+            <w:r>
+              <w:rPr>
+                <w:rFonts w:ascii="Arial" w:eastAsia="Arial" w:hAnsi="Arial" w:cs="Arial"/>
+                <w:b/>
+                <w:bCs/>
+                <w:sz w:val="20"/>
+                <w:szCs w:val="20"/>
+              </w:rPr>
+              <w:t>Templates</w:t>
+            </w:r>
+            <w:proofErr w:type="spellEnd"/>
+            <w:r>
+              <w:rPr>
+                <w:rFonts w:ascii="Arial" w:eastAsia="Arial" w:hAnsi="Arial" w:cs="Arial"/>
+                <w:b/>
+                <w:bCs/>
+                <w:sz w:val="20"/>
+                <w:szCs w:val="20"/>
+              </w:rPr>
+              <w:t xml:space="preserve"> for 2024</w:t>
+            </w:r>
+            <w:r>
+              <w:rPr>
+                <w:rFonts w:ascii="Arial" w:eastAsia="Arial" w:hAnsi="Arial" w:cs="Arial"/>
+                <w:bCs/>
+                <w:sz w:val="20"/>
+                <w:szCs w:val="20"/>
+              </w:rPr>
+              <w:t>. [</w:t>
+            </w:r>
+            <w:proofErr w:type="spellStart"/>
+            <w:r>
+              <w:rPr>
+                <w:rFonts w:ascii="Arial" w:eastAsia="Arial" w:hAnsi="Arial" w:cs="Arial"/>
+                <w:bCs/>
+                <w:sz w:val="20"/>
+                <w:szCs w:val="20"/>
+              </w:rPr>
+              <w:t>S.l</w:t>
+            </w:r>
+            <w:proofErr w:type="spellEnd"/>
+            <w:r>
+              <w:rPr>
+                <w:rFonts w:ascii="Arial" w:eastAsia="Arial" w:hAnsi="Arial" w:cs="Arial"/>
+                <w:bCs/>
+                <w:sz w:val="20"/>
+                <w:szCs w:val="20"/>
+              </w:rPr>
+              <w:t xml:space="preserve">.]: </w:t>
+            </w:r>
+            <w:proofErr w:type="spellStart"/>
+            <w:r>
+              <w:rPr>
+                <w:rFonts w:ascii="Arial" w:eastAsia="Arial" w:hAnsi="Arial" w:cs="Arial"/>
+                <w:bCs/>
+                <w:sz w:val="20"/>
+                <w:szCs w:val="20"/>
+              </w:rPr>
+              <w:t>Datapin</w:t>
+            </w:r>
+            <w:proofErr w:type="spellEnd"/>
+            <w:r>
+              <w:rPr>
+                <w:rFonts w:ascii="Arial" w:eastAsia="Arial" w:hAnsi="Arial" w:cs="Arial"/>
+                <w:bCs/>
+                <w:sz w:val="20"/>
+                <w:szCs w:val="20"/>
+              </w:rPr>
+              <w:t xml:space="preserve">, 2024. Disponível em: </w:t>
+            </w:r>
+            <w:hyperlink r:id="rId22" w:tgtFrame="_blank" w:history="1">
+              <w:r>
+                <w:rPr>
+                  <w:rStyle w:val="Hyperlink"/>
+                  <w:rFonts w:ascii="Arial" w:eastAsia="Arial" w:hAnsi="Arial" w:cs="Arial"/>
+                  <w:bCs/>
+                  <w:sz w:val="20"/>
+                  <w:szCs w:val="20"/>
+                </w:rPr>
+                <w:t>https://www.datapin.com/blog/interactive-dashboard-examples</w:t>
+              </w:r>
+            </w:hyperlink>
+            <w:r>
+              <w:rPr>
+                <w:rFonts w:ascii="Arial" w:eastAsia="Arial" w:hAnsi="Arial" w:cs="Arial"/>
+                <w:bCs/>
+                <w:sz w:val="20"/>
+                <w:szCs w:val="20"/>
+              </w:rPr>
+              <w:t>.</w:t>
             </w:r>
           </w:p>
         </w:tc>
@@ -2516,234 +5416,6 @@
         </w:rPr>
       </w:pPr>
     </w:p>
-    <w:p>
-      <w:pPr>
-        <w:spacing w:after="0" w:line="240" w:lineRule="auto"/>
-        <w:rPr>
-          <w:rFonts w:ascii="Arial" w:eastAsia="Arial" w:hAnsi="Arial" w:cs="Arial"/>
-          <w:b/>
-          <w:sz w:val="20"/>
-          <w:szCs w:val="20"/>
-        </w:rPr>
-      </w:pPr>
-    </w:p>
-    <w:p>
-      <w:pPr>
-        <w:spacing w:after="0" w:line="240" w:lineRule="auto"/>
-        <w:rPr>
-          <w:rFonts w:ascii="Arial" w:eastAsia="Arial" w:hAnsi="Arial" w:cs="Arial"/>
-          <w:b/>
-          <w:sz w:val="20"/>
-          <w:szCs w:val="20"/>
-        </w:rPr>
-      </w:pPr>
-    </w:p>
-    <w:p>
-      <w:pPr>
-        <w:spacing w:after="0" w:line="240" w:lineRule="auto"/>
-        <w:rPr>
-          <w:rFonts w:ascii="Arial" w:eastAsia="Arial" w:hAnsi="Arial" w:cs="Arial"/>
-          <w:b/>
-          <w:sz w:val="20"/>
-          <w:szCs w:val="20"/>
-        </w:rPr>
-      </w:pPr>
-    </w:p>
-    <w:p>
-      <w:pPr>
-        <w:spacing w:after="0" w:line="240" w:lineRule="auto"/>
-        <w:rPr>
-          <w:rFonts w:ascii="Arial" w:eastAsia="Arial" w:hAnsi="Arial" w:cs="Arial"/>
-          <w:b/>
-          <w:sz w:val="20"/>
-          <w:szCs w:val="20"/>
-        </w:rPr>
-      </w:pPr>
-    </w:p>
-    <w:p>
-      <w:pPr>
-        <w:spacing w:after="0" w:line="240" w:lineRule="auto"/>
-        <w:jc w:val="center"/>
-        <w:rPr>
-          <w:rFonts w:ascii="Arial" w:eastAsia="Arial" w:hAnsi="Arial" w:cs="Arial"/>
-          <w:b/>
-          <w:sz w:val="20"/>
-          <w:szCs w:val="20"/>
-        </w:rPr>
-      </w:pPr>
-    </w:p>
-    <w:p>
-      <w:pPr>
-        <w:spacing w:after="0" w:line="240" w:lineRule="auto"/>
-        <w:jc w:val="center"/>
-        <w:rPr>
-          <w:rFonts w:ascii="Arial" w:eastAsia="Arial" w:hAnsi="Arial" w:cs="Arial"/>
-          <w:b/>
-          <w:sz w:val="20"/>
-          <w:szCs w:val="20"/>
-        </w:rPr>
-      </w:pPr>
-      <w:r>
-        <w:rPr>
-          <w:rFonts w:ascii="Arial" w:eastAsia="Arial" w:hAnsi="Arial" w:cs="Arial"/>
-          <w:b/>
-          <w:sz w:val="20"/>
-          <w:szCs w:val="20"/>
-        </w:rPr>
-        <w:t>ANEXO I</w:t>
-      </w:r>
-    </w:p>
-    <w:p>
-      <w:pPr>
-        <w:spacing w:after="0" w:line="240" w:lineRule="auto"/>
-        <w:jc w:val="center"/>
-        <w:rPr>
-          <w:rFonts w:ascii="Arial" w:eastAsia="Arial" w:hAnsi="Arial" w:cs="Arial"/>
-          <w:b/>
-          <w:sz w:val="20"/>
-          <w:szCs w:val="20"/>
-        </w:rPr>
-      </w:pPr>
-    </w:p>
-    <w:tbl>
-      <w:tblPr>
-        <w:tblW w:w="9345" w:type="dxa"/>
-        <w:tblBorders>
-          <w:top w:val="single" w:sz="4" w:space="0" w:color="000000"/>
-          <w:left w:val="single" w:sz="4" w:space="0" w:color="000000"/>
-          <w:bottom w:val="single" w:sz="4" w:space="0" w:color="000000"/>
-          <w:right w:val="single" w:sz="4" w:space="0" w:color="000000"/>
-          <w:insideH w:val="single" w:sz="4" w:space="0" w:color="000000"/>
-          <w:insideV w:val="single" w:sz="4" w:space="0" w:color="000000"/>
-        </w:tblBorders>
-        <w:tblLayout w:type="fixed"/>
-        <w:tblLook w:val="0400" w:firstRow="0" w:lastRow="0" w:firstColumn="0" w:lastColumn="0" w:noHBand="0" w:noVBand="1"/>
-      </w:tblPr>
-      <w:tblGrid>
-        <w:gridCol w:w="9345"/>
-      </w:tblGrid>
-      <w:tr>
-        <w:tc>
-          <w:tcPr>
-            <w:tcW w:w="9345" w:type="dxa"/>
-          </w:tcPr>
-          <w:p>
-            <w:pPr>
-              <w:jc w:val="both"/>
-              <w:rPr>
-                <w:rFonts w:ascii="Arial" w:eastAsia="Arial" w:hAnsi="Arial" w:cs="Arial"/>
-                <w:b/>
-                <w:sz w:val="20"/>
-                <w:szCs w:val="20"/>
-              </w:rPr>
-            </w:pPr>
-            <w:r>
-              <w:rPr>
-                <w:rFonts w:ascii="Arial" w:eastAsia="Arial" w:hAnsi="Arial" w:cs="Arial"/>
-                <w:color w:val="525252" w:themeColor="accent3" w:themeShade="80"/>
-                <w:sz w:val="20"/>
-                <w:szCs w:val="20"/>
-                <w:highlight w:val="white"/>
-              </w:rPr>
-              <w:t>As atividades de extensão podem resultar em produto caracterizado a partir do fazer extensionista, sempre mediados pela interação dialógica entre a comunidade acadêmica e a sociedade e seus setores, sendo exemplos: softwares; aplicativos; protótipos; desenhos técnicos; patentes; simuladores; objetos de aprendizagem; games; insumos alternativos; processos e procedimentos operativos inovadores; relatórios; relatos de experiências; cartilhas; revistas; manuais; jornais; informativos; livros; anais; cartazes; artigos; resumos; pôster; banner; site; portal; hotsite; fotografia; vídeos; áudios; tutoriais, dentre outros.</w:t>
-            </w:r>
-          </w:p>
-        </w:tc>
-      </w:tr>
-    </w:tbl>
-    <w:p>
-      <w:pPr>
-        <w:spacing w:after="0" w:line="240" w:lineRule="auto"/>
-        <w:jc w:val="center"/>
-        <w:rPr>
-          <w:rFonts w:ascii="Arial" w:eastAsia="Arial" w:hAnsi="Arial" w:cs="Arial"/>
-          <w:b/>
-          <w:sz w:val="20"/>
-          <w:szCs w:val="20"/>
-        </w:rPr>
-      </w:pPr>
-    </w:p>
-    <w:p>
-      <w:pPr>
-        <w:spacing w:after="0" w:line="240" w:lineRule="auto"/>
-        <w:jc w:val="center"/>
-        <w:rPr>
-          <w:rFonts w:ascii="Arial" w:eastAsia="Arial" w:hAnsi="Arial" w:cs="Arial"/>
-          <w:b/>
-          <w:sz w:val="20"/>
-          <w:szCs w:val="20"/>
-        </w:rPr>
-      </w:pPr>
-    </w:p>
-    <w:tbl>
-      <w:tblPr>
-        <w:tblW w:w="9435" w:type="dxa"/>
-        <w:tblBorders>
-          <w:top w:val="single" w:sz="4" w:space="0" w:color="000000"/>
-          <w:left w:val="single" w:sz="4" w:space="0" w:color="000000"/>
-          <w:bottom w:val="single" w:sz="4" w:space="0" w:color="000000"/>
-          <w:right w:val="single" w:sz="4" w:space="0" w:color="000000"/>
-          <w:insideH w:val="single" w:sz="4" w:space="0" w:color="000000"/>
-          <w:insideV w:val="single" w:sz="4" w:space="0" w:color="000000"/>
-        </w:tblBorders>
-        <w:tblLayout w:type="fixed"/>
-        <w:tblLook w:val="0400" w:firstRow="0" w:lastRow="0" w:firstColumn="0" w:lastColumn="0" w:noHBand="0" w:noVBand="1"/>
-      </w:tblPr>
-      <w:tblGrid>
-        <w:gridCol w:w="3037"/>
-        <w:gridCol w:w="6398"/>
-      </w:tblGrid>
-      <w:tr>
-        <w:tc>
-          <w:tcPr>
-            <w:tcW w:w="3037" w:type="dxa"/>
-          </w:tcPr>
-          <w:p>
-            <w:pPr>
-              <w:rPr>
-                <w:rFonts w:ascii="Arial" w:eastAsia="Arial" w:hAnsi="Arial" w:cs="Arial"/>
-                <w:b/>
-                <w:sz w:val="20"/>
-                <w:szCs w:val="20"/>
-              </w:rPr>
-            </w:pPr>
-            <w:r>
-              <w:rPr>
-                <w:rFonts w:ascii="Arial" w:eastAsia="Arial" w:hAnsi="Arial" w:cs="Arial"/>
-                <w:b/>
-                <w:sz w:val="20"/>
-                <w:szCs w:val="20"/>
-              </w:rPr>
-              <w:t>Fontes:</w:t>
-            </w:r>
-          </w:p>
-        </w:tc>
-        <w:tc>
-          <w:tcPr>
-            <w:tcW w:w="6398" w:type="dxa"/>
-          </w:tcPr>
-          <w:p>
-            <w:pPr>
-              <w:rPr>
-                <w:rFonts w:ascii="Arial" w:eastAsia="Arial" w:hAnsi="Arial" w:cs="Arial"/>
-                <w:b/>
-                <w:sz w:val="20"/>
-                <w:szCs w:val="20"/>
-              </w:rPr>
-            </w:pPr>
-            <w:r>
-              <w:rPr>
-                <w:rFonts w:ascii="Arial" w:eastAsia="Arial" w:hAnsi="Arial" w:cs="Arial"/>
-                <w:b/>
-                <w:sz w:val="20"/>
-                <w:szCs w:val="20"/>
-              </w:rPr>
-              <w:t>Links:</w:t>
-            </w:r>
-          </w:p>
-        </w:tc>
-      </w:tr>
-    </w:tbl>
     <w:p>
       <w:pPr>
         <w:spacing w:after="0" w:line="240" w:lineRule="auto"/>
@@ -2793,7 +5465,6 @@
                 <w:sz w:val="20"/>
                 <w:szCs w:val="20"/>
               </w:rPr>
-              <w:lastRenderedPageBreak/>
               <w:t>Documentos FECAP</w:t>
             </w:r>
           </w:p>
@@ -2882,12 +5553,12 @@
       </w:r>
     </w:p>
     <w:sectPr>
-      <w:headerReference w:type="even" r:id="rId10"/>
-      <w:headerReference w:type="default" r:id="rId11"/>
-      <w:footerReference w:type="even" r:id="rId12"/>
-      <w:footerReference w:type="default" r:id="rId13"/>
-      <w:headerReference w:type="first" r:id="rId14"/>
-      <w:footerReference w:type="first" r:id="rId15"/>
+      <w:headerReference w:type="even" r:id="rId23"/>
+      <w:headerReference w:type="default" r:id="rId24"/>
+      <w:footerReference w:type="even" r:id="rId25"/>
+      <w:footerReference w:type="default" r:id="rId26"/>
+      <w:headerReference w:type="first" r:id="rId27"/>
+      <w:footerReference w:type="first" r:id="rId28"/>
       <w:pgSz w:w="11906" w:h="16838"/>
       <w:pgMar w:top="1985" w:right="991" w:bottom="1560" w:left="1701" w:header="708" w:footer="708" w:gutter="0"/>
       <w:cols w:space="708"/>
@@ -3155,8 +5826,312 @@
       </w:pPr>
     </w:lvl>
   </w:abstractNum>
+  <w:abstractNum w:abstractNumId="1" w15:restartNumberingAfterBreak="0">
+    <w:nsid w:val="3F030AD1"/>
+    <w:multiLevelType w:val="multilevel"/>
+    <w:tmpl w:val="4920A748"/>
+    <w:lvl w:ilvl="0">
+      <w:start w:val="1"/>
+      <w:numFmt w:val="bullet"/>
+      <w:lvlText w:val=""/>
+      <w:lvlJc w:val="left"/>
+      <w:pPr>
+        <w:tabs>
+          <w:tab w:val="num" w:pos="720"/>
+        </w:tabs>
+        <w:ind w:left="720" w:hanging="360"/>
+      </w:pPr>
+      <w:rPr>
+        <w:rFonts w:ascii="Symbol" w:hAnsi="Symbol" w:hint="default"/>
+        <w:sz w:val="20"/>
+      </w:rPr>
+    </w:lvl>
+    <w:lvl w:ilvl="1" w:tentative="1">
+      <w:start w:val="1"/>
+      <w:numFmt w:val="bullet"/>
+      <w:lvlText w:val="o"/>
+      <w:lvlJc w:val="left"/>
+      <w:pPr>
+        <w:tabs>
+          <w:tab w:val="num" w:pos="1440"/>
+        </w:tabs>
+        <w:ind w:left="1440" w:hanging="360"/>
+      </w:pPr>
+      <w:rPr>
+        <w:rFonts w:ascii="Courier New" w:hAnsi="Courier New" w:hint="default"/>
+        <w:sz w:val="20"/>
+      </w:rPr>
+    </w:lvl>
+    <w:lvl w:ilvl="2" w:tentative="1">
+      <w:start w:val="1"/>
+      <w:numFmt w:val="bullet"/>
+      <w:lvlText w:val=""/>
+      <w:lvlJc w:val="left"/>
+      <w:pPr>
+        <w:tabs>
+          <w:tab w:val="num" w:pos="2160"/>
+        </w:tabs>
+        <w:ind w:left="2160" w:hanging="360"/>
+      </w:pPr>
+      <w:rPr>
+        <w:rFonts w:ascii="Wingdings" w:hAnsi="Wingdings" w:hint="default"/>
+        <w:sz w:val="20"/>
+      </w:rPr>
+    </w:lvl>
+    <w:lvl w:ilvl="3" w:tentative="1">
+      <w:start w:val="1"/>
+      <w:numFmt w:val="bullet"/>
+      <w:lvlText w:val=""/>
+      <w:lvlJc w:val="left"/>
+      <w:pPr>
+        <w:tabs>
+          <w:tab w:val="num" w:pos="2880"/>
+        </w:tabs>
+        <w:ind w:left="2880" w:hanging="360"/>
+      </w:pPr>
+      <w:rPr>
+        <w:rFonts w:ascii="Wingdings" w:hAnsi="Wingdings" w:hint="default"/>
+        <w:sz w:val="20"/>
+      </w:rPr>
+    </w:lvl>
+    <w:lvl w:ilvl="4" w:tentative="1">
+      <w:start w:val="1"/>
+      <w:numFmt w:val="bullet"/>
+      <w:lvlText w:val=""/>
+      <w:lvlJc w:val="left"/>
+      <w:pPr>
+        <w:tabs>
+          <w:tab w:val="num" w:pos="3600"/>
+        </w:tabs>
+        <w:ind w:left="3600" w:hanging="360"/>
+      </w:pPr>
+      <w:rPr>
+        <w:rFonts w:ascii="Wingdings" w:hAnsi="Wingdings" w:hint="default"/>
+        <w:sz w:val="20"/>
+      </w:rPr>
+    </w:lvl>
+    <w:lvl w:ilvl="5" w:tentative="1">
+      <w:start w:val="1"/>
+      <w:numFmt w:val="bullet"/>
+      <w:lvlText w:val=""/>
+      <w:lvlJc w:val="left"/>
+      <w:pPr>
+        <w:tabs>
+          <w:tab w:val="num" w:pos="4320"/>
+        </w:tabs>
+        <w:ind w:left="4320" w:hanging="360"/>
+      </w:pPr>
+      <w:rPr>
+        <w:rFonts w:ascii="Wingdings" w:hAnsi="Wingdings" w:hint="default"/>
+        <w:sz w:val="20"/>
+      </w:rPr>
+    </w:lvl>
+    <w:lvl w:ilvl="6" w:tentative="1">
+      <w:start w:val="1"/>
+      <w:numFmt w:val="bullet"/>
+      <w:lvlText w:val=""/>
+      <w:lvlJc w:val="left"/>
+      <w:pPr>
+        <w:tabs>
+          <w:tab w:val="num" w:pos="5040"/>
+        </w:tabs>
+        <w:ind w:left="5040" w:hanging="360"/>
+      </w:pPr>
+      <w:rPr>
+        <w:rFonts w:ascii="Wingdings" w:hAnsi="Wingdings" w:hint="default"/>
+        <w:sz w:val="20"/>
+      </w:rPr>
+    </w:lvl>
+    <w:lvl w:ilvl="7" w:tentative="1">
+      <w:start w:val="1"/>
+      <w:numFmt w:val="bullet"/>
+      <w:lvlText w:val=""/>
+      <w:lvlJc w:val="left"/>
+      <w:pPr>
+        <w:tabs>
+          <w:tab w:val="num" w:pos="5760"/>
+        </w:tabs>
+        <w:ind w:left="5760" w:hanging="360"/>
+      </w:pPr>
+      <w:rPr>
+        <w:rFonts w:ascii="Wingdings" w:hAnsi="Wingdings" w:hint="default"/>
+        <w:sz w:val="20"/>
+      </w:rPr>
+    </w:lvl>
+    <w:lvl w:ilvl="8" w:tentative="1">
+      <w:start w:val="1"/>
+      <w:numFmt w:val="bullet"/>
+      <w:lvlText w:val=""/>
+      <w:lvlJc w:val="left"/>
+      <w:pPr>
+        <w:tabs>
+          <w:tab w:val="num" w:pos="6480"/>
+        </w:tabs>
+        <w:ind w:left="6480" w:hanging="360"/>
+      </w:pPr>
+      <w:rPr>
+        <w:rFonts w:ascii="Wingdings" w:hAnsi="Wingdings" w:hint="default"/>
+        <w:sz w:val="20"/>
+      </w:rPr>
+    </w:lvl>
+  </w:abstractNum>
+  <w:abstractNum w:abstractNumId="2" w15:restartNumberingAfterBreak="0">
+    <w:nsid w:val="7D1B58A4"/>
+    <w:multiLevelType w:val="multilevel"/>
+    <w:tmpl w:val="C3203614"/>
+    <w:lvl w:ilvl="0">
+      <w:start w:val="1"/>
+      <w:numFmt w:val="bullet"/>
+      <w:lvlText w:val=""/>
+      <w:lvlJc w:val="left"/>
+      <w:pPr>
+        <w:tabs>
+          <w:tab w:val="num" w:pos="720"/>
+        </w:tabs>
+        <w:ind w:left="720" w:hanging="360"/>
+      </w:pPr>
+      <w:rPr>
+        <w:rFonts w:ascii="Symbol" w:hAnsi="Symbol" w:hint="default"/>
+        <w:sz w:val="20"/>
+      </w:rPr>
+    </w:lvl>
+    <w:lvl w:ilvl="1" w:tentative="1">
+      <w:start w:val="1"/>
+      <w:numFmt w:val="bullet"/>
+      <w:lvlText w:val="o"/>
+      <w:lvlJc w:val="left"/>
+      <w:pPr>
+        <w:tabs>
+          <w:tab w:val="num" w:pos="1440"/>
+        </w:tabs>
+        <w:ind w:left="1440" w:hanging="360"/>
+      </w:pPr>
+      <w:rPr>
+        <w:rFonts w:ascii="Courier New" w:hAnsi="Courier New" w:hint="default"/>
+        <w:sz w:val="20"/>
+      </w:rPr>
+    </w:lvl>
+    <w:lvl w:ilvl="2" w:tentative="1">
+      <w:start w:val="1"/>
+      <w:numFmt w:val="bullet"/>
+      <w:lvlText w:val=""/>
+      <w:lvlJc w:val="left"/>
+      <w:pPr>
+        <w:tabs>
+          <w:tab w:val="num" w:pos="2160"/>
+        </w:tabs>
+        <w:ind w:left="2160" w:hanging="360"/>
+      </w:pPr>
+      <w:rPr>
+        <w:rFonts w:ascii="Wingdings" w:hAnsi="Wingdings" w:hint="default"/>
+        <w:sz w:val="20"/>
+      </w:rPr>
+    </w:lvl>
+    <w:lvl w:ilvl="3" w:tentative="1">
+      <w:start w:val="1"/>
+      <w:numFmt w:val="bullet"/>
+      <w:lvlText w:val=""/>
+      <w:lvlJc w:val="left"/>
+      <w:pPr>
+        <w:tabs>
+          <w:tab w:val="num" w:pos="2880"/>
+        </w:tabs>
+        <w:ind w:left="2880" w:hanging="360"/>
+      </w:pPr>
+      <w:rPr>
+        <w:rFonts w:ascii="Wingdings" w:hAnsi="Wingdings" w:hint="default"/>
+        <w:sz w:val="20"/>
+      </w:rPr>
+    </w:lvl>
+    <w:lvl w:ilvl="4" w:tentative="1">
+      <w:start w:val="1"/>
+      <w:numFmt w:val="bullet"/>
+      <w:lvlText w:val=""/>
+      <w:lvlJc w:val="left"/>
+      <w:pPr>
+        <w:tabs>
+          <w:tab w:val="num" w:pos="3600"/>
+        </w:tabs>
+        <w:ind w:left="3600" w:hanging="360"/>
+      </w:pPr>
+      <w:rPr>
+        <w:rFonts w:ascii="Wingdings" w:hAnsi="Wingdings" w:hint="default"/>
+        <w:sz w:val="20"/>
+      </w:rPr>
+    </w:lvl>
+    <w:lvl w:ilvl="5" w:tentative="1">
+      <w:start w:val="1"/>
+      <w:numFmt w:val="bullet"/>
+      <w:lvlText w:val=""/>
+      <w:lvlJc w:val="left"/>
+      <w:pPr>
+        <w:tabs>
+          <w:tab w:val="num" w:pos="4320"/>
+        </w:tabs>
+        <w:ind w:left="4320" w:hanging="360"/>
+      </w:pPr>
+      <w:rPr>
+        <w:rFonts w:ascii="Wingdings" w:hAnsi="Wingdings" w:hint="default"/>
+        <w:sz w:val="20"/>
+      </w:rPr>
+    </w:lvl>
+    <w:lvl w:ilvl="6" w:tentative="1">
+      <w:start w:val="1"/>
+      <w:numFmt w:val="bullet"/>
+      <w:lvlText w:val=""/>
+      <w:lvlJc w:val="left"/>
+      <w:pPr>
+        <w:tabs>
+          <w:tab w:val="num" w:pos="5040"/>
+        </w:tabs>
+        <w:ind w:left="5040" w:hanging="360"/>
+      </w:pPr>
+      <w:rPr>
+        <w:rFonts w:ascii="Wingdings" w:hAnsi="Wingdings" w:hint="default"/>
+        <w:sz w:val="20"/>
+      </w:rPr>
+    </w:lvl>
+    <w:lvl w:ilvl="7" w:tentative="1">
+      <w:start w:val="1"/>
+      <w:numFmt w:val="bullet"/>
+      <w:lvlText w:val=""/>
+      <w:lvlJc w:val="left"/>
+      <w:pPr>
+        <w:tabs>
+          <w:tab w:val="num" w:pos="5760"/>
+        </w:tabs>
+        <w:ind w:left="5760" w:hanging="360"/>
+      </w:pPr>
+      <w:rPr>
+        <w:rFonts w:ascii="Wingdings" w:hAnsi="Wingdings" w:hint="default"/>
+        <w:sz w:val="20"/>
+      </w:rPr>
+    </w:lvl>
+    <w:lvl w:ilvl="8" w:tentative="1">
+      <w:start w:val="1"/>
+      <w:numFmt w:val="bullet"/>
+      <w:lvlText w:val=""/>
+      <w:lvlJc w:val="left"/>
+      <w:pPr>
+        <w:tabs>
+          <w:tab w:val="num" w:pos="6480"/>
+        </w:tabs>
+        <w:ind w:left="6480" w:hanging="360"/>
+      </w:pPr>
+      <w:rPr>
+        <w:rFonts w:ascii="Wingdings" w:hAnsi="Wingdings" w:hint="default"/>
+        <w:sz w:val="20"/>
+      </w:rPr>
+    </w:lvl>
+  </w:abstractNum>
   <w:num w:numId="1" w16cid:durableId="897862257">
     <w:abstractNumId w:val="0"/>
+  </w:num>
+  <w:num w:numId="2" w16cid:durableId="193541032">
+    <w:abstractNumId w:val="1"/>
+  </w:num>
+  <w:num w:numId="3" w16cid:durableId="218632130">
+    <w:abstractNumId w:val="2"/>
   </w:num>
 </w:numbering>
 </file>
@@ -3567,7 +6542,6 @@
   <w:style w:type="character" w:default="1" w:styleId="Fontepargpadro">
     <w:name w:val="Default Paragraph Font"/>
     <w:uiPriority w:val="1"/>
-    <w:semiHidden/>
     <w:unhideWhenUsed/>
   </w:style>
   <w:style w:type="table" w:default="1" w:styleId="Tabelanormal">
@@ -3634,6 +6608,40 @@
     <w:link w:val="Rodap"/>
     <w:uiPriority w:val="99"/>
     <w:rsid w:val="000425C6"/>
+  </w:style>
+  <w:style w:type="character" w:styleId="Hyperlink">
+    <w:name w:val="Hyperlink"/>
+    <w:basedOn w:val="Fontepargpadro"/>
+    <w:uiPriority w:val="99"/>
+    <w:unhideWhenUsed/>
+    <w:rsid w:val="006429D7"/>
+    <w:rPr>
+      <w:color w:val="0563C1" w:themeColor="hyperlink"/>
+      <w:u w:val="single"/>
+    </w:rPr>
+  </w:style>
+  <w:style w:type="character" w:styleId="MenoPendente">
+    <w:name w:val="Unresolved Mention"/>
+    <w:basedOn w:val="Fontepargpadro"/>
+    <w:uiPriority w:val="99"/>
+    <w:semiHidden/>
+    <w:unhideWhenUsed/>
+    <w:rsid w:val="006429D7"/>
+    <w:rPr>
+      <w:color w:val="605E5C"/>
+      <w:shd w:val="clear" w:color="auto" w:fill="E1DFDD"/>
+    </w:rPr>
+  </w:style>
+  <w:style w:type="paragraph" w:styleId="PargrafodaLista">
+    <w:name w:val="List Paragraph"/>
+    <w:basedOn w:val="Normal"/>
+    <w:uiPriority w:val="34"/>
+    <w:qFormat/>
+    <w:rsid w:val="001E5E80"/>
+    <w:pPr>
+      <w:ind w:left="720"/>
+      <w:contextualSpacing/>
+    </w:pPr>
   </w:style>
 </w:styles>
 </file>
@@ -3934,6 +6942,26 @@
 </file>
 
 <file path=customXml/item1.xml><?xml version="1.0" encoding="utf-8"?>
+<?mso-contentType ?>
+<FormTemplates xmlns="http://schemas.microsoft.com/sharepoint/v3/contenttype/forms">
+  <Display>DocumentLibraryForm</Display>
+  <Edit>DocumentLibraryForm</Edit>
+  <New>DocumentLibraryForm</New>
+</FormTemplates>
+</file>
+
+<file path=customXml/item2.xml><?xml version="1.0" encoding="utf-8"?>
+<p:properties xmlns:p="http://schemas.microsoft.com/office/2006/metadata/properties" xmlns:xsi="http://www.w3.org/2001/XMLSchema-instance" xmlns:pc="http://schemas.microsoft.com/office/infopath/2007/PartnerControls">
+  <documentManagement>
+    <lcf76f155ced4ddcb4097134ff3c332f xmlns="8ca2a57e-8138-4b57-956a-eb6e2c7049cc">
+      <Terms xmlns="http://schemas.microsoft.com/office/infopath/2007/PartnerControls"/>
+    </lcf76f155ced4ddcb4097134ff3c332f>
+    <TaxCatchAll xmlns="1d2798d9-1030-4cc5-be7b-200f9e628651" xsi:nil="true"/>
+  </documentManagement>
+</p:properties>
+</file>
+
+<file path=customXml/item3.xml><?xml version="1.0" encoding="utf-8"?>
 <ct:contentTypeSchema xmlns:ct="http://schemas.microsoft.com/office/2006/metadata/contentType" xmlns:ma="http://schemas.microsoft.com/office/2006/metadata/properties/metaAttributes" ct:_="" ma:_="" ma:contentTypeName="Documento" ma:contentTypeID="0x01010045364877AF745B4281652B53F43C594A" ma:contentTypeVersion="15" ma:contentTypeDescription="Crie um novo documento." ma:contentTypeScope="" ma:versionID="440a6fbbcbce65e3f8e2bed610644788">
   <xsd:schema xmlns:xsd="http://www.w3.org/2001/XMLSchema" xmlns:xs="http://www.w3.org/2001/XMLSchema" xmlns:p="http://schemas.microsoft.com/office/2006/metadata/properties" xmlns:ns2="1d2798d9-1030-4cc5-be7b-200f9e628651" xmlns:ns3="8ca2a57e-8138-4b57-956a-eb6e2c7049cc" targetNamespace="http://schemas.microsoft.com/office/2006/metadata/properties" ma:root="true" ma:fieldsID="3ff20d9b6411658b7762fa2c08d7e1af" ns2:_="" ns3:_="">
     <xsd:import namespace="1d2798d9-1030-4cc5-be7b-200f9e628651"/>
@@ -4168,27 +7196,26 @@
 </ct:contentTypeSchema>
 </file>
 
-<file path=customXml/item2.xml><?xml version="1.0" encoding="utf-8"?>
-<p:properties xmlns:p="http://schemas.microsoft.com/office/2006/metadata/properties" xmlns:xsi="http://www.w3.org/2001/XMLSchema-instance" xmlns:pc="http://schemas.microsoft.com/office/infopath/2007/PartnerControls">
-  <documentManagement>
-    <lcf76f155ced4ddcb4097134ff3c332f xmlns="8ca2a57e-8138-4b57-956a-eb6e2c7049cc">
-      <Terms xmlns="http://schemas.microsoft.com/office/infopath/2007/PartnerControls"/>
-    </lcf76f155ced4ddcb4097134ff3c332f>
-    <TaxCatchAll xmlns="1d2798d9-1030-4cc5-be7b-200f9e628651" xsi:nil="true"/>
-  </documentManagement>
-</p:properties>
+<file path=customXml/itemProps1.xml><?xml version="1.0" encoding="utf-8"?>
+<ds:datastoreItem xmlns:ds="http://schemas.openxmlformats.org/officeDocument/2006/customXml" ds:itemID="{6C7D064E-B9B1-4DD1-96C1-B59BEDBDE508}">
+  <ds:schemaRefs>
+    <ds:schemaRef ds:uri="http://schemas.microsoft.com/sharepoint/v3/contenttype/forms"/>
+  </ds:schemaRefs>
+</ds:datastoreItem>
 </file>
 
-<file path=customXml/item3.xml><?xml version="1.0" encoding="utf-8"?>
-<?mso-contentType ?>
-<FormTemplates xmlns="http://schemas.microsoft.com/sharepoint/v3/contenttype/forms">
-  <Display>DocumentLibraryForm</Display>
-  <Edit>DocumentLibraryForm</Edit>
-  <New>DocumentLibraryForm</New>
-</FormTemplates>
+<file path=customXml/itemProps2.xml><?xml version="1.0" encoding="utf-8"?>
+<ds:datastoreItem xmlns:ds="http://schemas.openxmlformats.org/officeDocument/2006/customXml" ds:itemID="{DEC3F211-A3ED-4D74-812F-955FD328EBB9}">
+  <ds:schemaRefs>
+    <ds:schemaRef ds:uri="http://schemas.microsoft.com/office/2006/metadata/properties"/>
+    <ds:schemaRef ds:uri="http://schemas.microsoft.com/office/infopath/2007/PartnerControls"/>
+    <ds:schemaRef ds:uri="8ca2a57e-8138-4b57-956a-eb6e2c7049cc"/>
+    <ds:schemaRef ds:uri="1d2798d9-1030-4cc5-be7b-200f9e628651"/>
+  </ds:schemaRefs>
+</ds:datastoreItem>
 </file>
 
-<file path=customXml/itemProps1.xml><?xml version="1.0" encoding="utf-8"?>
+<file path=customXml/itemProps3.xml><?xml version="1.0" encoding="utf-8"?>
 <ds:datastoreItem xmlns:ds="http://schemas.openxmlformats.org/officeDocument/2006/customXml" ds:itemID="{5C49EB71-DCC6-4AD6-B283-AD28F75E5568}">
   <ds:schemaRefs>
     <ds:schemaRef ds:uri="http://schemas.microsoft.com/office/2006/metadata/contentType"/>
@@ -4205,23 +7232,4 @@
     <ds:schemaRef ds:uri="http://schemas.microsoft.com/internal/obd"/>
   </ds:schemaRefs>
 </ds:datastoreItem>
-</file>
-
-<file path=customXml/itemProps2.xml><?xml version="1.0" encoding="utf-8"?>
-<ds:datastoreItem xmlns:ds="http://schemas.openxmlformats.org/officeDocument/2006/customXml" ds:itemID="{DEC3F211-A3ED-4D74-812F-955FD328EBB9}">
-  <ds:schemaRefs>
-    <ds:schemaRef ds:uri="http://schemas.microsoft.com/office/2006/metadata/properties"/>
-    <ds:schemaRef ds:uri="http://schemas.microsoft.com/office/infopath/2007/PartnerControls"/>
-    <ds:schemaRef ds:uri="8ca2a57e-8138-4b57-956a-eb6e2c7049cc"/>
-    <ds:schemaRef ds:uri="1d2798d9-1030-4cc5-be7b-200f9e628651"/>
-  </ds:schemaRefs>
-</ds:datastoreItem>
-</file>
-
-<file path=customXml/itemProps3.xml><?xml version="1.0" encoding="utf-8"?>
-<ds:datastoreItem xmlns:ds="http://schemas.openxmlformats.org/officeDocument/2006/customXml" ds:itemID="{6C7D064E-B9B1-4DD1-96C1-B59BEDBDE508}">
-  <ds:schemaRefs>
-    <ds:schemaRef ds:uri="http://schemas.microsoft.com/sharepoint/v3/contenttype/forms"/>
-  </ds:schemaRefs>
-</ds:datastoreItem>
 </file>